--- a/public/templates/SKTM_SEKOLAH.docx
+++ b/public/templates/SKTM_SEKOLAH.docx
@@ -2912,8 +2912,6 @@
         </w:rPr>
         <w:t>Demikian Surat Keterangan Kelurahan ini dibuat untuk dipergunakan seperlunya.</w:t>
       </w:r>
-      <w:bookmarkStart w:id="0" w:name="_GoBack"/>
-      <w:bookmarkEnd w:id="0"/>
     </w:p>
     <w:p>
       <w:pPr>
@@ -3809,7 +3807,19 @@
                 <w:vertAlign w:val="baseline"/>
                 <w:lang w:val="en-US"/>
               </w:rPr>
-              <w:t>[[qr_here2]]</w:t>
+              <w:t>[[qr_camat</w:t>
+            </w:r>
+            <w:bookmarkStart w:id="0" w:name="_GoBack"/>
+            <w:bookmarkEnd w:id="0"/>
+            <w:r>
+              <w:rPr>
+                <w:rFonts w:hint="default" w:ascii="Arial" w:hAnsi="Arial"/>
+                <w:sz w:val="22"/>
+                <w:szCs w:val="22"/>
+                <w:vertAlign w:val="baseline"/>
+                <w:lang w:val="en-US"/>
+              </w:rPr>
+              <w:t>]]</w:t>
             </w:r>
           </w:p>
           <w:p>
@@ -4696,7 +4706,7 @@
     <w:lsdException w:unhideWhenUsed="0" w:uiPriority="0" w:semiHidden="0" w:name="Balloon Text"/>
     <w:lsdException w:qFormat="1" w:unhideWhenUsed="0" w:uiPriority="0" w:semiHidden="0" w:name="Table Grid"/>
     <w:lsdException w:unhideWhenUsed="0" w:uiPriority="0" w:semiHidden="0" w:name="Table Theme"/>
-    <w:lsdException w:unhideWhenUsed="0" w:uiPriority="60" w:semiHidden="0" w:name="Light Shading"/>
+    <w:lsdException w:qFormat="1" w:unhideWhenUsed="0" w:uiPriority="60" w:semiHidden="0" w:name="Light Shading"/>
     <w:lsdException w:unhideWhenUsed="0" w:uiPriority="61" w:semiHidden="0" w:name="Light List"/>
     <w:lsdException w:unhideWhenUsed="0" w:uiPriority="62" w:semiHidden="0" w:name="Light Grid"/>
     <w:lsdException w:unhideWhenUsed="0" w:uiPriority="63" w:semiHidden="0" w:name="Medium Shading 1"/>
@@ -4710,7 +4720,7 @@
     <w:lsdException w:unhideWhenUsed="0" w:uiPriority="71" w:semiHidden="0" w:name="Colorful Shading"/>
     <w:lsdException w:unhideWhenUsed="0" w:uiPriority="72" w:semiHidden="0" w:name="Colorful List"/>
     <w:lsdException w:unhideWhenUsed="0" w:uiPriority="73" w:semiHidden="0" w:name="Colorful Grid"/>
-    <w:lsdException w:unhideWhenUsed="0" w:uiPriority="60" w:semiHidden="0" w:name="Light Shading Accent 1"/>
+    <w:lsdException w:qFormat="1" w:unhideWhenUsed="0" w:uiPriority="60" w:semiHidden="0" w:name="Light Shading Accent 1"/>
     <w:lsdException w:unhideWhenUsed="0" w:uiPriority="61" w:semiHidden="0" w:name="Light List Accent 1"/>
     <w:lsdException w:unhideWhenUsed="0" w:uiPriority="62" w:semiHidden="0" w:name="Light Grid Accent 1"/>
     <w:lsdException w:unhideWhenUsed="0" w:uiPriority="63" w:semiHidden="0" w:name="Medium Shading 1 Accent 1"/>
@@ -4724,7 +4734,7 @@
     <w:lsdException w:unhideWhenUsed="0" w:uiPriority="71" w:semiHidden="0" w:name="Colorful Shading Accent 1"/>
     <w:lsdException w:unhideWhenUsed="0" w:uiPriority="72" w:semiHidden="0" w:name="Colorful List Accent 1"/>
     <w:lsdException w:unhideWhenUsed="0" w:uiPriority="73" w:semiHidden="0" w:name="Colorful Grid Accent 1"/>
-    <w:lsdException w:unhideWhenUsed="0" w:uiPriority="60" w:semiHidden="0" w:name="Light Shading Accent 2"/>
+    <w:lsdException w:qFormat="1" w:unhideWhenUsed="0" w:uiPriority="60" w:semiHidden="0" w:name="Light Shading Accent 2"/>
     <w:lsdException w:unhideWhenUsed="0" w:uiPriority="61" w:semiHidden="0" w:name="Light List Accent 2"/>
     <w:lsdException w:unhideWhenUsed="0" w:uiPriority="62" w:semiHidden="0" w:name="Light Grid Accent 2"/>
     <w:lsdException w:unhideWhenUsed="0" w:uiPriority="63" w:semiHidden="0" w:name="Medium Shading 1 Accent 2"/>
@@ -4738,7 +4748,7 @@
     <w:lsdException w:unhideWhenUsed="0" w:uiPriority="71" w:semiHidden="0" w:name="Colorful Shading Accent 2"/>
     <w:lsdException w:unhideWhenUsed="0" w:uiPriority="72" w:semiHidden="0" w:name="Colorful List Accent 2"/>
     <w:lsdException w:unhideWhenUsed="0" w:uiPriority="73" w:semiHidden="0" w:name="Colorful Grid Accent 2"/>
-    <w:lsdException w:unhideWhenUsed="0" w:uiPriority="60" w:semiHidden="0" w:name="Light Shading Accent 3"/>
+    <w:lsdException w:qFormat="1" w:unhideWhenUsed="0" w:uiPriority="60" w:semiHidden="0" w:name="Light Shading Accent 3"/>
     <w:lsdException w:unhideWhenUsed="0" w:uiPriority="61" w:semiHidden="0" w:name="Light List Accent 3"/>
     <w:lsdException w:unhideWhenUsed="0" w:uiPriority="62" w:semiHidden="0" w:name="Light Grid Accent 3"/>
     <w:lsdException w:unhideWhenUsed="0" w:uiPriority="63" w:semiHidden="0" w:name="Medium Shading 1 Accent 3"/>
@@ -4752,7 +4762,7 @@
     <w:lsdException w:unhideWhenUsed="0" w:uiPriority="71" w:semiHidden="0" w:name="Colorful Shading Accent 3"/>
     <w:lsdException w:unhideWhenUsed="0" w:uiPriority="72" w:semiHidden="0" w:name="Colorful List Accent 3"/>
     <w:lsdException w:unhideWhenUsed="0" w:uiPriority="73" w:semiHidden="0" w:name="Colorful Grid Accent 3"/>
-    <w:lsdException w:unhideWhenUsed="0" w:uiPriority="60" w:semiHidden="0" w:name="Light Shading Accent 4"/>
+    <w:lsdException w:qFormat="1" w:unhideWhenUsed="0" w:uiPriority="60" w:semiHidden="0" w:name="Light Shading Accent 4"/>
     <w:lsdException w:unhideWhenUsed="0" w:uiPriority="61" w:semiHidden="0" w:name="Light List Accent 4"/>
     <w:lsdException w:unhideWhenUsed="0" w:uiPriority="62" w:semiHidden="0" w:name="Light Grid Accent 4"/>
     <w:lsdException w:unhideWhenUsed="0" w:uiPriority="63" w:semiHidden="0" w:name="Medium Shading 1 Accent 4"/>

--- a/public/templates/SKTM_SEKOLAH.docx
+++ b/public/templates/SKTM_SEKOLAH.docx
@@ -3349,24 +3349,7 @@
                 <w:sz w:val="22"/>
                 <w:szCs w:val="22"/>
               </w:rPr>
-              <w:t>${</w:t>
-            </w:r>
-            <w:r>
-              <w:rPr>
-                <w:rFonts w:hint="default" w:ascii="Arial" w:hAnsi="Arial" w:cs="Arial"/>
-                <w:sz w:val="22"/>
-                <w:szCs w:val="22"/>
-                <w:lang w:val="en-US"/>
-              </w:rPr>
-              <w:t>qr</w:t>
-            </w:r>
-            <w:r>
-              <w:rPr>
-                <w:rFonts w:ascii="Arial" w:hAnsi="Arial" w:cs="Arial"/>
-                <w:sz w:val="22"/>
-                <w:szCs w:val="22"/>
-              </w:rPr>
-              <w:t>}</w:t>
+              <w:t>${qr}</w:t>
             </w:r>
           </w:p>
         </w:tc>
@@ -3455,7 +3438,7 @@
                 <w:vertAlign w:val="baseline"/>
                 <w:lang w:val="en-US"/>
               </w:rPr>
-              <w:t>[[qr_here]]</w:t>
+              <w:t xml:space="preserve"/>
             </w:r>
           </w:p>
           <w:p>

--- a/public/templates/SKTM_SEKOLAH.docx
+++ b/public/templates/SKTM_SEKOLAH.docx
@@ -1,10 +1,10 @@
 
 <file path=word/document.xml><?xml version="1.0" encoding="utf-8"?>
-<w:document xmlns:wpc="http://schemas.microsoft.com/office/word/2010/wordprocessingCanvas" xmlns:mc="http://schemas.openxmlformats.org/markup-compatibility/2006" xmlns:o="urn:schemas-microsoft-com:office:office" xmlns:r="http://schemas.openxmlformats.org/officeDocument/2006/relationships" xmlns:m="http://schemas.openxmlformats.org/officeDocument/2006/math" xmlns:v="urn:schemas-microsoft-com:vml" xmlns:wp14="http://schemas.microsoft.com/office/word/2010/wordprocessingDrawing" xmlns:wp="http://schemas.openxmlformats.org/drawingml/2006/wordprocessingDrawing" xmlns:w="http://schemas.openxmlformats.org/wordprocessingml/2006/main" xmlns:w14="http://schemas.microsoft.com/office/word/2010/wordml" xmlns:w10="urn:schemas-microsoft-com:office:word" xmlns:w15="http://schemas.microsoft.com/office/word/2012/wordml" xmlns:wpg="http://schemas.microsoft.com/office/word/2010/wordprocessingGroup" xmlns:wpi="http://schemas.microsoft.com/office/word/2010/wordprocessingInk" xmlns:wne="http://schemas.microsoft.com/office/word/2006/wordml" xmlns:wps="http://schemas.microsoft.com/office/word/2010/wordprocessingShape" xmlns:wpsCustomData="http://www.wps.cn/officeDocument/2013/wpsCustomData" mc:Ignorable="w14 w15 wp14">
+<w:document xmlns:wpc="http://schemas.microsoft.com/office/word/2010/wordprocessingCanvas" xmlns:mc="http://schemas.openxmlformats.org/markup-compatibility/2006" xmlns:o="urn:schemas-microsoft-com:office:office" xmlns:r="http://schemas.openxmlformats.org/officeDocument/2006/relationships" xmlns:m="http://schemas.openxmlformats.org/officeDocument/2006/math" xmlns:v="urn:schemas-microsoft-com:vml" xmlns:wp14="http://schemas.microsoft.com/office/word/2010/wordprocessingDrawing" xmlns:wp="http://schemas.openxmlformats.org/drawingml/2006/wordprocessingDrawing" xmlns:w10="urn:schemas-microsoft-com:office:word" xmlns:w="http://schemas.openxmlformats.org/wordprocessingml/2006/main" xmlns:w14="http://schemas.microsoft.com/office/word/2010/wordml" xmlns:w15="http://schemas.microsoft.com/office/word/2012/wordml" xmlns:wpg="http://schemas.microsoft.com/office/word/2010/wordprocessingGroup" xmlns:wpi="http://schemas.microsoft.com/office/word/2010/wordprocessingInk" xmlns:wne="http://schemas.microsoft.com/office/word/2006/wordml" xmlns:wps="http://schemas.microsoft.com/office/word/2010/wordprocessingShape" mc:Ignorable="w14 w15 wp14">
   <w:body>
     <w:p>
       <w:pPr>
-        <w:ind w:left="800" w:leftChars="400"/>
+        <w:ind w:leftChars="400" w:left="800"/>
         <w:jc w:val="center"/>
         <w:rPr>
           <w:rFonts w:ascii="Arial" w:hAnsi="Arial" w:cs="Arial"/>
@@ -29,7 +29,7 @@
     </w:p>
     <w:p>
       <w:pPr>
-        <w:ind w:left="800" w:leftChars="400"/>
+        <w:ind w:leftChars="400" w:left="800"/>
         <w:jc w:val="center"/>
         <w:rPr>
           <w:rFonts w:ascii="Arial" w:hAnsi="Arial" w:cs="Arial"/>
@@ -37,18 +37,56 @@
           <w:szCs w:val="22"/>
         </w:rPr>
       </w:pPr>
+      <w:proofErr w:type="spellStart"/>
+      <w:proofErr w:type="gramStart"/>
       <w:r>
         <w:rPr>
           <w:rFonts w:ascii="Arial" w:hAnsi="Arial" w:cs="Arial"/>
           <w:sz w:val="22"/>
           <w:szCs w:val="22"/>
         </w:rPr>
-        <w:t>Nomor : ${surat_no}</w:t>
+        <w:t>Nomor</w:t>
+      </w:r>
+      <w:proofErr w:type="spellEnd"/>
+      <w:r>
+        <w:rPr>
+          <w:rFonts w:ascii="Arial" w:hAnsi="Arial" w:cs="Arial"/>
+          <w:sz w:val="22"/>
+          <w:szCs w:val="22"/>
+        </w:rPr>
+        <w:t xml:space="preserve"> :</w:t>
+      </w:r>
+      <w:proofErr w:type="gramEnd"/>
+      <w:r>
+        <w:rPr>
+          <w:rFonts w:ascii="Arial" w:hAnsi="Arial" w:cs="Arial"/>
+          <w:sz w:val="22"/>
+          <w:szCs w:val="22"/>
+        </w:rPr>
+        <w:t xml:space="preserve"> ${</w:t>
+      </w:r>
+      <w:proofErr w:type="spellStart"/>
+      <w:r>
+        <w:rPr>
+          <w:rFonts w:ascii="Arial" w:hAnsi="Arial" w:cs="Arial"/>
+          <w:sz w:val="22"/>
+          <w:szCs w:val="22"/>
+        </w:rPr>
+        <w:t>surat_no</w:t>
+      </w:r>
+      <w:proofErr w:type="spellEnd"/>
+      <w:r>
+        <w:rPr>
+          <w:rFonts w:ascii="Arial" w:hAnsi="Arial" w:cs="Arial"/>
+          <w:sz w:val="22"/>
+          <w:szCs w:val="22"/>
+        </w:rPr>
+        <w:t>}</w:t>
       </w:r>
     </w:p>
     <w:p>
       <w:pPr>
-        <w:ind w:left="800" w:leftChars="400"/>
+        <w:ind w:leftChars="400" w:left="800"/>
         <w:jc w:val="both"/>
         <w:rPr>
           <w:rFonts w:ascii="Arial" w:hAnsi="Arial" w:cs="Arial"/>
@@ -63,7 +101,7 @@
           <w:ilvl w:val="0"/>
           <w:numId w:val="1"/>
         </w:numPr>
-        <w:ind w:left="800" w:leftChars="400"/>
+        <w:ind w:leftChars="400" w:left="800"/>
         <w:jc w:val="both"/>
         <w:rPr>
           <w:rFonts w:ascii="Arial" w:hAnsi="Arial" w:cs="Arial"/>
@@ -77,29 +115,96 @@
           <w:sz w:val="22"/>
           <w:szCs w:val="22"/>
         </w:rPr>
-        <w:t>Yang bertanda tangan dibawah ini :</w:t>
+        <w:t xml:space="preserve">Yang </w:t>
+      </w:r>
+      <w:proofErr w:type="spellStart"/>
+      <w:r>
+        <w:rPr>
+          <w:rFonts w:ascii="Arial" w:hAnsi="Arial" w:cs="Arial"/>
+          <w:sz w:val="22"/>
+          <w:szCs w:val="22"/>
+        </w:rPr>
+        <w:t>bertanda</w:t>
+      </w:r>
+      <w:proofErr w:type="spellEnd"/>
+      <w:r>
+        <w:rPr>
+          <w:rFonts w:ascii="Arial" w:hAnsi="Arial" w:cs="Arial"/>
+          <w:sz w:val="22"/>
+          <w:szCs w:val="22"/>
+        </w:rPr>
+        <w:t xml:space="preserve"> </w:t>
+      </w:r>
+      <w:proofErr w:type="spellStart"/>
+      <w:r>
+        <w:rPr>
+          <w:rFonts w:ascii="Arial" w:hAnsi="Arial" w:cs="Arial"/>
+          <w:sz w:val="22"/>
+          <w:szCs w:val="22"/>
+        </w:rPr>
+        <w:t>tangan</w:t>
+      </w:r>
+      <w:proofErr w:type="spellEnd"/>
+      <w:r>
+        <w:rPr>
+          <w:rFonts w:ascii="Arial" w:hAnsi="Arial" w:cs="Arial"/>
+          <w:sz w:val="22"/>
+          <w:szCs w:val="22"/>
+        </w:rPr>
+        <w:t xml:space="preserve"> </w:t>
+      </w:r>
+      <w:proofErr w:type="spellStart"/>
+      <w:r>
+        <w:rPr>
+          <w:rFonts w:ascii="Arial" w:hAnsi="Arial" w:cs="Arial"/>
+          <w:sz w:val="22"/>
+          <w:szCs w:val="22"/>
+        </w:rPr>
+        <w:t>dibawah</w:t>
+      </w:r>
+      <w:proofErr w:type="spellEnd"/>
+      <w:r>
+        <w:rPr>
+          <w:rFonts w:ascii="Arial" w:hAnsi="Arial" w:cs="Arial"/>
+          <w:sz w:val="22"/>
+          <w:szCs w:val="22"/>
+        </w:rPr>
+        <w:t xml:space="preserve"> </w:t>
+      </w:r>
+      <w:proofErr w:type="spellStart"/>
+      <w:r>
+        <w:rPr>
+          <w:rFonts w:ascii="Arial" w:hAnsi="Arial" w:cs="Arial"/>
+          <w:sz w:val="22"/>
+          <w:szCs w:val="22"/>
+        </w:rPr>
+        <w:t>ini</w:t>
+      </w:r>
+      <w:proofErr w:type="spellEnd"/>
+      <w:r>
+        <w:rPr>
+          <w:rFonts w:ascii="Arial" w:hAnsi="Arial" w:cs="Arial"/>
+          <w:sz w:val="22"/>
+          <w:szCs w:val="22"/>
+        </w:rPr>
+        <w:t xml:space="preserve"> :</w:t>
       </w:r>
     </w:p>
     <w:tbl>
       <w:tblPr>
-        <w:tblStyle w:val="6"/>
+        <w:tblStyle w:val="TableGrid"/>
         <w:tblW w:w="0" w:type="auto"/>
         <w:tblInd w:w="1152" w:type="dxa"/>
         <w:tblBorders>
-          <w:top w:val="none" w:color="auto" w:sz="0" w:space="0"/>
-          <w:left w:val="none" w:color="auto" w:sz="0" w:space="0"/>
-          <w:bottom w:val="none" w:color="auto" w:sz="0" w:space="0"/>
-          <w:right w:val="none" w:color="auto" w:sz="0" w:space="0"/>
-          <w:insideH w:val="none" w:color="auto" w:sz="0" w:space="0"/>
-          <w:insideV w:val="none" w:color="auto" w:sz="0" w:space="0"/>
+          <w:top w:val="none" w:sz="0" w:space="0" w:color="auto"/>
+          <w:left w:val="none" w:sz="0" w:space="0" w:color="auto"/>
+          <w:bottom w:val="none" w:sz="0" w:space="0" w:color="auto"/>
+          <w:right w:val="none" w:sz="0" w:space="0" w:color="auto"/>
+          <w:insideH w:val="none" w:sz="0" w:space="0" w:color="auto"/>
+          <w:insideV w:val="none" w:sz="0" w:space="0" w:color="auto"/>
         </w:tblBorders>
         <w:tblLayout w:type="fixed"/>
-        <w:tblCellMar>
-          <w:top w:w="0" w:type="dxa"/>
-          <w:left w:w="108" w:type="dxa"/>
-          <w:bottom w:w="0" w:type="dxa"/>
-          <w:right w:w="108" w:type="dxa"/>
-        </w:tblCellMar>
+        <w:tblLook w:val="04A0" w:firstRow="1" w:lastRow="0" w:firstColumn="1" w:lastColumn="0" w:noHBand="0" w:noVBand="1"/>
       </w:tblPr>
       <w:tblGrid>
         <w:gridCol w:w="4142"/>
@@ -107,30 +212,12 @@
         <w:gridCol w:w="5046"/>
       </w:tblGrid>
       <w:tr>
-        <w:tblPrEx>
-          <w:tblBorders>
-            <w:top w:val="none" w:color="auto" w:sz="0" w:space="0"/>
-            <w:left w:val="none" w:color="auto" w:sz="0" w:space="0"/>
-            <w:bottom w:val="none" w:color="auto" w:sz="0" w:space="0"/>
-            <w:right w:val="none" w:color="auto" w:sz="0" w:space="0"/>
-            <w:insideH w:val="none" w:color="auto" w:sz="0" w:space="0"/>
-            <w:insideV w:val="none" w:color="auto" w:sz="0" w:space="0"/>
-          </w:tblBorders>
-          <w:tblCellMar>
-            <w:top w:w="0" w:type="dxa"/>
-            <w:left w:w="108" w:type="dxa"/>
-            <w:bottom w:w="0" w:type="dxa"/>
-            <w:right w:w="108" w:type="dxa"/>
-          </w:tblCellMar>
-        </w:tblPrEx>
         <w:tc>
           <w:tcPr>
             <w:tcW w:w="4142" w:type="dxa"/>
           </w:tcPr>
           <w:p>
             <w:pPr>
-              <w:widowControl w:val="0"/>
-              <w:jc w:val="both"/>
               <w:rPr>
                 <w:rFonts w:ascii="Arial" w:hAnsi="Arial" w:cs="Arial"/>
                 <w:sz w:val="22"/>
@@ -153,8 +240,6 @@
           </w:tcPr>
           <w:p>
             <w:pPr>
-              <w:widowControl w:val="0"/>
-              <w:jc w:val="both"/>
               <w:rPr>
                 <w:rFonts w:ascii="Arial" w:hAnsi="Arial" w:cs="Arial"/>
                 <w:sz w:val="22"/>
@@ -177,56 +262,55 @@
           </w:tcPr>
           <w:p>
             <w:pPr>
-              <w:widowControl w:val="0"/>
-              <w:jc w:val="both"/>
-              <w:rPr>
-                <w:rFonts w:ascii="Arial" w:hAnsi="Arial" w:cs="Arial"/>
-                <w:sz w:val="22"/>
-                <w:szCs w:val="22"/>
-              </w:rPr>
-            </w:pPr>
-            <w:r>
-              <w:rPr>
-                <w:rFonts w:ascii="Arial" w:hAnsi="Arial" w:cs="Arial"/>
-                <w:sz w:val="22"/>
-                <w:szCs w:val="22"/>
-              </w:rPr>
-              <w:t>${skpd_kepala}</w:t>
+              <w:rPr>
+                <w:rFonts w:ascii="Arial" w:hAnsi="Arial" w:cs="Arial"/>
+                <w:sz w:val="22"/>
+                <w:szCs w:val="22"/>
+              </w:rPr>
+            </w:pPr>
+            <w:r>
+              <w:rPr>
+                <w:rFonts w:ascii="Arial" w:hAnsi="Arial" w:cs="Arial"/>
+                <w:sz w:val="22"/>
+                <w:szCs w:val="22"/>
+              </w:rPr>
+              <w:t>${</w:t>
+            </w:r>
+            <w:proofErr w:type="spellStart"/>
+            <w:r>
+              <w:rPr>
+                <w:rFonts w:ascii="Arial" w:hAnsi="Arial" w:cs="Arial"/>
+                <w:sz w:val="22"/>
+                <w:szCs w:val="22"/>
+              </w:rPr>
+              <w:t>skpd_kepala</w:t>
+            </w:r>
+            <w:proofErr w:type="spellEnd"/>
+            <w:r>
+              <w:rPr>
+                <w:rFonts w:ascii="Arial" w:hAnsi="Arial" w:cs="Arial"/>
+                <w:sz w:val="22"/>
+                <w:szCs w:val="22"/>
+              </w:rPr>
+              <w:t>}</w:t>
             </w:r>
           </w:p>
         </w:tc>
       </w:tr>
       <w:tr>
-        <w:tblPrEx>
-          <w:tblBorders>
-            <w:top w:val="none" w:color="auto" w:sz="0" w:space="0"/>
-            <w:left w:val="none" w:color="auto" w:sz="0" w:space="0"/>
-            <w:bottom w:val="none" w:color="auto" w:sz="0" w:space="0"/>
-            <w:right w:val="none" w:color="auto" w:sz="0" w:space="0"/>
-            <w:insideH w:val="none" w:color="auto" w:sz="0" w:space="0"/>
-            <w:insideV w:val="none" w:color="auto" w:sz="0" w:space="0"/>
-          </w:tblBorders>
-          <w:tblCellMar>
-            <w:top w:w="0" w:type="dxa"/>
-            <w:left w:w="108" w:type="dxa"/>
-            <w:bottom w:w="0" w:type="dxa"/>
-            <w:right w:w="108" w:type="dxa"/>
-          </w:tblCellMar>
-        </w:tblPrEx>
         <w:tc>
           <w:tcPr>
             <w:tcW w:w="4142" w:type="dxa"/>
           </w:tcPr>
           <w:p>
             <w:pPr>
-              <w:widowControl w:val="0"/>
-              <w:jc w:val="both"/>
-              <w:rPr>
-                <w:rFonts w:ascii="Arial" w:hAnsi="Arial" w:cs="Arial"/>
-                <w:sz w:val="22"/>
-                <w:szCs w:val="22"/>
-              </w:rPr>
-            </w:pPr>
+              <w:rPr>
+                <w:rFonts w:ascii="Arial" w:hAnsi="Arial" w:cs="Arial"/>
+                <w:sz w:val="22"/>
+                <w:szCs w:val="22"/>
+              </w:rPr>
+            </w:pPr>
+            <w:proofErr w:type="spellStart"/>
             <w:r>
               <w:rPr>
                 <w:rFonts w:ascii="Arial" w:hAnsi="Arial" w:cs="Arial"/>
@@ -235,6 +319,7 @@
               </w:rPr>
               <w:t>Jabatan</w:t>
             </w:r>
+            <w:proofErr w:type="spellEnd"/>
           </w:p>
         </w:tc>
         <w:tc>
@@ -243,8 +328,6 @@
           </w:tcPr>
           <w:p>
             <w:pPr>
-              <w:widowControl w:val="0"/>
-              <w:jc w:val="both"/>
               <w:rPr>
                 <w:rFonts w:ascii="Arial" w:hAnsi="Arial" w:cs="Arial"/>
                 <w:sz w:val="22"/>
@@ -267,21 +350,37 @@
           </w:tcPr>
           <w:p>
             <w:pPr>
-              <w:widowControl w:val="0"/>
-              <w:jc w:val="both"/>
-              <w:rPr>
-                <w:rFonts w:ascii="Arial" w:hAnsi="Arial" w:cs="Arial"/>
-                <w:sz w:val="22"/>
-                <w:szCs w:val="22"/>
-              </w:rPr>
-            </w:pPr>
-            <w:r>
-              <w:rPr>
-                <w:rFonts w:ascii="Arial" w:hAnsi="Arial" w:cs="Arial"/>
-                <w:sz w:val="22"/>
-                <w:szCs w:val="22"/>
-              </w:rPr>
-              <w:t>${skpd_jabatan}</w:t>
+              <w:rPr>
+                <w:rFonts w:ascii="Arial" w:hAnsi="Arial" w:cs="Arial"/>
+                <w:sz w:val="22"/>
+                <w:szCs w:val="22"/>
+              </w:rPr>
+            </w:pPr>
+            <w:r>
+              <w:rPr>
+                <w:rFonts w:ascii="Arial" w:hAnsi="Arial" w:cs="Arial"/>
+                <w:sz w:val="22"/>
+                <w:szCs w:val="22"/>
+              </w:rPr>
+              <w:t>${</w:t>
+            </w:r>
+            <w:proofErr w:type="spellStart"/>
+            <w:r>
+              <w:rPr>
+                <w:rFonts w:ascii="Arial" w:hAnsi="Arial" w:cs="Arial"/>
+                <w:sz w:val="22"/>
+                <w:szCs w:val="22"/>
+              </w:rPr>
+              <w:t>skpd_jabatan</w:t>
+            </w:r>
+            <w:proofErr w:type="spellEnd"/>
+            <w:r>
+              <w:rPr>
+                <w:rFonts w:ascii="Arial" w:hAnsi="Arial" w:cs="Arial"/>
+                <w:sz w:val="22"/>
+                <w:szCs w:val="22"/>
+              </w:rPr>
+              <w:t>}</w:t>
             </w:r>
           </w:p>
         </w:tc>
@@ -289,7 +388,7 @@
     </w:tbl>
     <w:p>
       <w:pPr>
-        <w:ind w:left="800" w:leftChars="400"/>
+        <w:ind w:leftChars="400" w:left="800"/>
         <w:jc w:val="both"/>
         <w:rPr>
           <w:rFonts w:ascii="Arial" w:hAnsi="Arial" w:cs="Arial"/>
@@ -300,7 +399,7 @@
     </w:p>
     <w:p>
       <w:pPr>
-        <w:ind w:left="800" w:leftChars="400"/>
+        <w:ind w:leftChars="400" w:left="800"/>
         <w:jc w:val="both"/>
         <w:rPr>
           <w:rFonts w:ascii="Arial" w:hAnsi="Arial" w:cs="Arial"/>
@@ -308,35 +407,150 @@
           <w:szCs w:val="22"/>
         </w:rPr>
       </w:pPr>
+      <w:proofErr w:type="spellStart"/>
       <w:r>
         <w:rPr>
           <w:rFonts w:ascii="Arial" w:hAnsi="Arial"/>
           <w:sz w:val="22"/>
           <w:szCs w:val="22"/>
         </w:rPr>
-        <w:t>Dengan ini menerangkan atas pernyataan yang bersangkutan bahwa :</w:t>
-      </w:r>
+        <w:t>Dengan</w:t>
+      </w:r>
+      <w:proofErr w:type="spellEnd"/>
+      <w:r>
+        <w:rPr>
+          <w:rFonts w:ascii="Arial" w:hAnsi="Arial"/>
+          <w:sz w:val="22"/>
+          <w:szCs w:val="22"/>
+        </w:rPr>
+        <w:t xml:space="preserve"> </w:t>
+      </w:r>
+      <w:proofErr w:type="spellStart"/>
+      <w:r>
+        <w:rPr>
+          <w:rFonts w:ascii="Arial" w:hAnsi="Arial"/>
+          <w:sz w:val="22"/>
+          <w:szCs w:val="22"/>
+        </w:rPr>
+        <w:t>ini</w:t>
+      </w:r>
+      <w:proofErr w:type="spellEnd"/>
+      <w:r>
+        <w:rPr>
+          <w:rFonts w:ascii="Arial" w:hAnsi="Arial"/>
+          <w:sz w:val="22"/>
+          <w:szCs w:val="22"/>
+        </w:rPr>
+        <w:t xml:space="preserve"> </w:t>
+      </w:r>
+      <w:proofErr w:type="spellStart"/>
+      <w:r>
+        <w:rPr>
+          <w:rFonts w:ascii="Arial" w:hAnsi="Arial"/>
+          <w:sz w:val="22"/>
+          <w:szCs w:val="22"/>
+        </w:rPr>
+        <w:t>menerangkan</w:t>
+      </w:r>
+      <w:proofErr w:type="spellEnd"/>
+      <w:r>
+        <w:rPr>
+          <w:rFonts w:ascii="Arial" w:hAnsi="Arial"/>
+          <w:sz w:val="22"/>
+          <w:szCs w:val="22"/>
+        </w:rPr>
+        <w:t xml:space="preserve"> </w:t>
+      </w:r>
+      <w:proofErr w:type="spellStart"/>
+      <w:r>
+        <w:rPr>
+          <w:rFonts w:ascii="Arial" w:hAnsi="Arial"/>
+          <w:sz w:val="22"/>
+          <w:szCs w:val="22"/>
+        </w:rPr>
+        <w:t>atas</w:t>
+      </w:r>
+      <w:proofErr w:type="spellEnd"/>
+      <w:r>
+        <w:rPr>
+          <w:rFonts w:ascii="Arial" w:hAnsi="Arial"/>
+          <w:sz w:val="22"/>
+          <w:szCs w:val="22"/>
+        </w:rPr>
+        <w:t xml:space="preserve"> </w:t>
+      </w:r>
+      <w:proofErr w:type="spellStart"/>
+      <w:r>
+        <w:rPr>
+          <w:rFonts w:ascii="Arial" w:hAnsi="Arial"/>
+          <w:sz w:val="22"/>
+          <w:szCs w:val="22"/>
+        </w:rPr>
+        <w:t>pernyataan</w:t>
+      </w:r>
+      <w:proofErr w:type="spellEnd"/>
+      <w:r>
+        <w:rPr>
+          <w:rFonts w:ascii="Arial" w:hAnsi="Arial"/>
+          <w:sz w:val="22"/>
+          <w:szCs w:val="22"/>
+        </w:rPr>
+        <w:t xml:space="preserve"> yang </w:t>
+      </w:r>
+      <w:proofErr w:type="spellStart"/>
+      <w:r>
+        <w:rPr>
+          <w:rFonts w:ascii="Arial" w:hAnsi="Arial"/>
+          <w:sz w:val="22"/>
+          <w:szCs w:val="22"/>
+        </w:rPr>
+        <w:t>bersangkutan</w:t>
+      </w:r>
+      <w:proofErr w:type="spellEnd"/>
+      <w:r>
+        <w:rPr>
+          <w:rFonts w:ascii="Arial" w:hAnsi="Arial"/>
+          <w:sz w:val="22"/>
+          <w:szCs w:val="22"/>
+        </w:rPr>
+        <w:t xml:space="preserve"> </w:t>
+      </w:r>
+      <w:proofErr w:type="spellStart"/>
+      <w:proofErr w:type="gramStart"/>
+      <w:r>
+        <w:rPr>
+          <w:rFonts w:ascii="Arial" w:hAnsi="Arial"/>
+          <w:sz w:val="22"/>
+          <w:szCs w:val="22"/>
+        </w:rPr>
+        <w:t>bahwa</w:t>
+      </w:r>
+      <w:proofErr w:type="spellEnd"/>
+      <w:r>
+        <w:rPr>
+          <w:rFonts w:ascii="Arial" w:hAnsi="Arial"/>
+          <w:sz w:val="22"/>
+          <w:szCs w:val="22"/>
+        </w:rPr>
+        <w:t xml:space="preserve"> :</w:t>
+      </w:r>
+      <w:proofErr w:type="gramEnd"/>
     </w:p>
     <w:tbl>
       <w:tblPr>
-        <w:tblStyle w:val="6"/>
+        <w:tblStyle w:val="TableGrid"/>
         <w:tblW w:w="9398" w:type="dxa"/>
         <w:tblInd w:w="1141" w:type="dxa"/>
         <w:tblBorders>
-          <w:top w:val="none" w:color="auto" w:sz="0" w:space="0"/>
-          <w:left w:val="none" w:color="auto" w:sz="0" w:space="0"/>
-          <w:bottom w:val="none" w:color="auto" w:sz="0" w:space="0"/>
-          <w:right w:val="none" w:color="auto" w:sz="0" w:space="0"/>
-          <w:insideH w:val="none" w:color="auto" w:sz="0" w:space="0"/>
-          <w:insideV w:val="none" w:color="auto" w:sz="0" w:space="0"/>
+          <w:top w:val="none" w:sz="0" w:space="0" w:color="auto"/>
+          <w:left w:val="none" w:sz="0" w:space="0" w:color="auto"/>
+          <w:bottom w:val="none" w:sz="0" w:space="0" w:color="auto"/>
+          <w:right w:val="none" w:sz="0" w:space="0" w:color="auto"/>
+          <w:insideH w:val="none" w:sz="0" w:space="0" w:color="auto"/>
+          <w:insideV w:val="none" w:sz="0" w:space="0" w:color="auto"/>
         </w:tblBorders>
         <w:tblLayout w:type="fixed"/>
-        <w:tblCellMar>
-          <w:top w:w="0" w:type="dxa"/>
-          <w:left w:w="108" w:type="dxa"/>
-          <w:bottom w:w="0" w:type="dxa"/>
-          <w:right w:w="108" w:type="dxa"/>
-        </w:tblCellMar>
+        <w:tblLook w:val="04A0" w:firstRow="1" w:lastRow="0" w:firstColumn="1" w:lastColumn="0" w:noHBand="0" w:noVBand="1"/>
       </w:tblPr>
       <w:tblGrid>
         <w:gridCol w:w="268"/>
@@ -345,34 +559,16 @@
         <w:gridCol w:w="5002"/>
       </w:tblGrid>
       <w:tr>
-        <w:tblPrEx>
-          <w:tblBorders>
-            <w:top w:val="none" w:color="auto" w:sz="0" w:space="0"/>
-            <w:left w:val="none" w:color="auto" w:sz="0" w:space="0"/>
-            <w:bottom w:val="none" w:color="auto" w:sz="0" w:space="0"/>
-            <w:right w:val="none" w:color="auto" w:sz="0" w:space="0"/>
-            <w:insideH w:val="none" w:color="auto" w:sz="0" w:space="0"/>
-            <w:insideV w:val="none" w:color="auto" w:sz="0" w:space="0"/>
-          </w:tblBorders>
-          <w:tblCellMar>
-            <w:top w:w="0" w:type="dxa"/>
-            <w:left w:w="108" w:type="dxa"/>
-            <w:bottom w:w="0" w:type="dxa"/>
-            <w:right w:w="108" w:type="dxa"/>
-          </w:tblCellMar>
-        </w:tblPrEx>
         <w:tc>
           <w:tcPr>
             <w:tcW w:w="268" w:type="dxa"/>
           </w:tcPr>
           <w:p>
             <w:pPr>
-              <w:widowControl w:val="0"/>
               <w:numPr>
                 <w:ilvl w:val="0"/>
                 <w:numId w:val="2"/>
               </w:numPr>
-              <w:jc w:val="both"/>
               <w:rPr>
                 <w:rFonts w:ascii="Arial" w:hAnsi="Arial" w:cs="Arial"/>
                 <w:sz w:val="22"/>
@@ -387,22 +583,30 @@
           </w:tcPr>
           <w:p>
             <w:pPr>
-              <w:widowControl w:val="0"/>
-              <w:jc w:val="both"/>
-              <w:rPr>
-                <w:rFonts w:ascii="Arial" w:hAnsi="Arial" w:cs="Arial"/>
-                <w:sz w:val="22"/>
-                <w:szCs w:val="22"/>
-              </w:rPr>
-            </w:pPr>
-            <w:r>
-              <w:rPr>
-                <w:rFonts w:ascii="Arial" w:hAnsi="Arial" w:cs="Arial"/>
-                <w:sz w:val="22"/>
-                <w:szCs w:val="22"/>
-              </w:rPr>
-              <w:t>Nama Lengkap</w:t>
-            </w:r>
+              <w:rPr>
+                <w:rFonts w:ascii="Arial" w:hAnsi="Arial" w:cs="Arial"/>
+                <w:sz w:val="22"/>
+                <w:szCs w:val="22"/>
+              </w:rPr>
+            </w:pPr>
+            <w:r>
+              <w:rPr>
+                <w:rFonts w:ascii="Arial" w:hAnsi="Arial" w:cs="Arial"/>
+                <w:sz w:val="22"/>
+                <w:szCs w:val="22"/>
+              </w:rPr>
+              <w:t xml:space="preserve">Nama </w:t>
+            </w:r>
+            <w:proofErr w:type="spellStart"/>
+            <w:r>
+              <w:rPr>
+                <w:rFonts w:ascii="Arial" w:hAnsi="Arial" w:cs="Arial"/>
+                <w:sz w:val="22"/>
+                <w:szCs w:val="22"/>
+              </w:rPr>
+              <w:t>Lengkap</w:t>
+            </w:r>
+            <w:proofErr w:type="spellEnd"/>
           </w:p>
         </w:tc>
         <w:tc>
@@ -411,8 +615,6 @@
           </w:tcPr>
           <w:p>
             <w:pPr>
-              <w:widowControl w:val="0"/>
-              <w:jc w:val="both"/>
               <w:rPr>
                 <w:rFonts w:ascii="Arial" w:hAnsi="Arial" w:cs="Arial"/>
                 <w:sz w:val="22"/>
@@ -435,54 +637,52 @@
           </w:tcPr>
           <w:p>
             <w:pPr>
-              <w:widowControl w:val="0"/>
-              <w:jc w:val="both"/>
-              <w:rPr>
-                <w:rFonts w:ascii="Arial" w:hAnsi="Arial" w:cs="Arial"/>
-                <w:sz w:val="22"/>
-                <w:szCs w:val="22"/>
-              </w:rPr>
-            </w:pPr>
-            <w:r>
-              <w:rPr>
-                <w:rFonts w:ascii="Arial" w:hAnsi="Arial" w:cs="Arial"/>
-                <w:sz w:val="22"/>
-                <w:szCs w:val="22"/>
-              </w:rPr>
-              <w:t>${surat_nama}</w:t>
+              <w:rPr>
+                <w:rFonts w:ascii="Arial" w:hAnsi="Arial" w:cs="Arial"/>
+                <w:sz w:val="22"/>
+                <w:szCs w:val="22"/>
+              </w:rPr>
+            </w:pPr>
+            <w:r>
+              <w:rPr>
+                <w:rFonts w:ascii="Arial" w:hAnsi="Arial" w:cs="Arial"/>
+                <w:sz w:val="22"/>
+                <w:szCs w:val="22"/>
+              </w:rPr>
+              <w:t>${</w:t>
+            </w:r>
+            <w:proofErr w:type="spellStart"/>
+            <w:r>
+              <w:rPr>
+                <w:rFonts w:ascii="Arial" w:hAnsi="Arial" w:cs="Arial"/>
+                <w:sz w:val="22"/>
+                <w:szCs w:val="22"/>
+              </w:rPr>
+              <w:t>surat_nama</w:t>
+            </w:r>
+            <w:proofErr w:type="spellEnd"/>
+            <w:r>
+              <w:rPr>
+                <w:rFonts w:ascii="Arial" w:hAnsi="Arial" w:cs="Arial"/>
+                <w:sz w:val="22"/>
+                <w:szCs w:val="22"/>
+              </w:rPr>
+              <w:t>}</w:t>
             </w:r>
           </w:p>
         </w:tc>
       </w:tr>
       <w:tr>
-        <w:tblPrEx>
-          <w:tblBorders>
-            <w:top w:val="none" w:color="auto" w:sz="0" w:space="0"/>
-            <w:left w:val="none" w:color="auto" w:sz="0" w:space="0"/>
-            <w:bottom w:val="none" w:color="auto" w:sz="0" w:space="0"/>
-            <w:right w:val="none" w:color="auto" w:sz="0" w:space="0"/>
-            <w:insideH w:val="none" w:color="auto" w:sz="0" w:space="0"/>
-            <w:insideV w:val="none" w:color="auto" w:sz="0" w:space="0"/>
-          </w:tblBorders>
-          <w:tblCellMar>
-            <w:top w:w="0" w:type="dxa"/>
-            <w:left w:w="108" w:type="dxa"/>
-            <w:bottom w:w="0" w:type="dxa"/>
-            <w:right w:w="108" w:type="dxa"/>
-          </w:tblCellMar>
-        </w:tblPrEx>
         <w:tc>
           <w:tcPr>
             <w:tcW w:w="268" w:type="dxa"/>
           </w:tcPr>
           <w:p>
             <w:pPr>
-              <w:widowControl w:val="0"/>
               <w:numPr>
                 <w:ilvl w:val="0"/>
                 <w:numId w:val="2"/>
               </w:numPr>
-              <w:jc w:val="both"/>
               <w:rPr>
                 <w:rFonts w:ascii="Arial" w:hAnsi="Arial" w:cs="Arial"/>
                 <w:sz w:val="22"/>
@@ -497,8 +697,6 @@
           </w:tcPr>
           <w:p>
             <w:pPr>
-              <w:widowControl w:val="0"/>
-              <w:jc w:val="both"/>
               <w:rPr>
                 <w:rFonts w:ascii="Arial" w:hAnsi="Arial" w:cs="Arial"/>
                 <w:sz w:val="22"/>
@@ -521,8 +719,6 @@
           </w:tcPr>
           <w:p>
             <w:pPr>
-              <w:widowControl w:val="0"/>
-              <w:jc w:val="both"/>
               <w:rPr>
                 <w:rFonts w:ascii="Arial" w:hAnsi="Arial" w:cs="Arial"/>
                 <w:sz w:val="22"/>
@@ -545,54 +741,52 @@
           </w:tcPr>
           <w:p>
             <w:pPr>
-              <w:widowControl w:val="0"/>
-              <w:jc w:val="both"/>
-              <w:rPr>
-                <w:rFonts w:ascii="Arial" w:hAnsi="Arial" w:cs="Arial"/>
-                <w:sz w:val="22"/>
-                <w:szCs w:val="22"/>
-              </w:rPr>
-            </w:pPr>
-            <w:r>
-              <w:rPr>
-                <w:rFonts w:ascii="Arial" w:hAnsi="Arial" w:cs="Arial"/>
-                <w:sz w:val="22"/>
-                <w:szCs w:val="22"/>
-              </w:rPr>
-              <w:t>${surat_nik}</w:t>
+              <w:rPr>
+                <w:rFonts w:ascii="Arial" w:hAnsi="Arial" w:cs="Arial"/>
+                <w:sz w:val="22"/>
+                <w:szCs w:val="22"/>
+              </w:rPr>
+            </w:pPr>
+            <w:r>
+              <w:rPr>
+                <w:rFonts w:ascii="Arial" w:hAnsi="Arial" w:cs="Arial"/>
+                <w:sz w:val="22"/>
+                <w:szCs w:val="22"/>
+              </w:rPr>
+              <w:t>${</w:t>
+            </w:r>
+            <w:proofErr w:type="spellStart"/>
+            <w:r>
+              <w:rPr>
+                <w:rFonts w:ascii="Arial" w:hAnsi="Arial" w:cs="Arial"/>
+                <w:sz w:val="22"/>
+                <w:szCs w:val="22"/>
+              </w:rPr>
+              <w:t>surat_nik</w:t>
+            </w:r>
+            <w:proofErr w:type="spellEnd"/>
+            <w:r>
+              <w:rPr>
+                <w:rFonts w:ascii="Arial" w:hAnsi="Arial" w:cs="Arial"/>
+                <w:sz w:val="22"/>
+                <w:szCs w:val="22"/>
+              </w:rPr>
+              <w:t>}</w:t>
             </w:r>
           </w:p>
         </w:tc>
       </w:tr>
       <w:tr>
-        <w:tblPrEx>
-          <w:tblBorders>
-            <w:top w:val="none" w:color="auto" w:sz="0" w:space="0"/>
-            <w:left w:val="none" w:color="auto" w:sz="0" w:space="0"/>
-            <w:bottom w:val="none" w:color="auto" w:sz="0" w:space="0"/>
-            <w:right w:val="none" w:color="auto" w:sz="0" w:space="0"/>
-            <w:insideH w:val="none" w:color="auto" w:sz="0" w:space="0"/>
-            <w:insideV w:val="none" w:color="auto" w:sz="0" w:space="0"/>
-          </w:tblBorders>
-          <w:tblCellMar>
-            <w:top w:w="0" w:type="dxa"/>
-            <w:left w:w="108" w:type="dxa"/>
-            <w:bottom w:w="0" w:type="dxa"/>
-            <w:right w:w="108" w:type="dxa"/>
-          </w:tblCellMar>
-        </w:tblPrEx>
         <w:tc>
           <w:tcPr>
             <w:tcW w:w="268" w:type="dxa"/>
           </w:tcPr>
           <w:p>
             <w:pPr>
-              <w:widowControl w:val="0"/>
               <w:numPr>
                 <w:ilvl w:val="0"/>
                 <w:numId w:val="2"/>
               </w:numPr>
-              <w:jc w:val="both"/>
               <w:rPr>
                 <w:rFonts w:ascii="Arial" w:hAnsi="Arial" w:cs="Arial"/>
                 <w:sz w:val="22"/>
@@ -607,22 +801,58 @@
           </w:tcPr>
           <w:p>
             <w:pPr>
-              <w:widowControl w:val="0"/>
-              <w:jc w:val="both"/>
-              <w:rPr>
-                <w:rFonts w:ascii="Arial" w:hAnsi="Arial" w:cs="Arial"/>
-                <w:sz w:val="22"/>
-                <w:szCs w:val="22"/>
-              </w:rPr>
-            </w:pPr>
-            <w:r>
-              <w:rPr>
-                <w:rFonts w:ascii="Arial" w:hAnsi="Arial" w:cs="Arial"/>
-                <w:sz w:val="22"/>
-                <w:szCs w:val="22"/>
-              </w:rPr>
-              <w:t>Tempat/Tanggal Lahir</w:t>
-            </w:r>
+              <w:rPr>
+                <w:rFonts w:ascii="Arial" w:hAnsi="Arial" w:cs="Arial"/>
+                <w:sz w:val="22"/>
+                <w:szCs w:val="22"/>
+              </w:rPr>
+            </w:pPr>
+            <w:proofErr w:type="spellStart"/>
+            <w:r>
+              <w:rPr>
+                <w:rFonts w:ascii="Arial" w:hAnsi="Arial" w:cs="Arial"/>
+                <w:sz w:val="22"/>
+                <w:szCs w:val="22"/>
+              </w:rPr>
+              <w:t>Tempat</w:t>
+            </w:r>
+            <w:proofErr w:type="spellEnd"/>
+            <w:r>
+              <w:rPr>
+                <w:rFonts w:ascii="Arial" w:hAnsi="Arial" w:cs="Arial"/>
+                <w:sz w:val="22"/>
+                <w:szCs w:val="22"/>
+              </w:rPr>
+              <w:t>/</w:t>
+            </w:r>
+            <w:proofErr w:type="spellStart"/>
+            <w:r>
+              <w:rPr>
+                <w:rFonts w:ascii="Arial" w:hAnsi="Arial" w:cs="Arial"/>
+                <w:sz w:val="22"/>
+                <w:szCs w:val="22"/>
+              </w:rPr>
+              <w:t>Tanggal</w:t>
+            </w:r>
+            <w:proofErr w:type="spellEnd"/>
+            <w:r>
+              <w:rPr>
+                <w:rFonts w:ascii="Arial" w:hAnsi="Arial" w:cs="Arial"/>
+                <w:sz w:val="22"/>
+                <w:szCs w:val="22"/>
+              </w:rPr>
+              <w:t xml:space="preserve"> </w:t>
+            </w:r>
+            <w:proofErr w:type="spellStart"/>
+            <w:r>
+              <w:rPr>
+                <w:rFonts w:ascii="Arial" w:hAnsi="Arial" w:cs="Arial"/>
+                <w:sz w:val="22"/>
+                <w:szCs w:val="22"/>
+              </w:rPr>
+              <w:t>Lahir</w:t>
+            </w:r>
+            <w:proofErr w:type="spellEnd"/>
           </w:p>
         </w:tc>
         <w:tc>
@@ -631,8 +861,6 @@
           </w:tcPr>
           <w:p>
             <w:pPr>
-              <w:widowControl w:val="0"/>
-              <w:jc w:val="both"/>
               <w:rPr>
                 <w:rFonts w:ascii="Arial" w:hAnsi="Arial" w:cs="Arial"/>
                 <w:sz w:val="22"/>
@@ -655,54 +883,70 @@
           </w:tcPr>
           <w:p>
             <w:pPr>
-              <w:widowControl w:val="0"/>
-              <w:jc w:val="both"/>
-              <w:rPr>
-                <w:rFonts w:ascii="Arial" w:hAnsi="Arial" w:cs="Arial"/>
-                <w:sz w:val="22"/>
-                <w:szCs w:val="22"/>
-              </w:rPr>
-            </w:pPr>
-            <w:r>
-              <w:rPr>
-                <w:rFonts w:ascii="Arial" w:hAnsi="Arial" w:cs="Arial"/>
-                <w:sz w:val="22"/>
-                <w:szCs w:val="22"/>
-              </w:rPr>
-              <w:t>${surat_tmpl}, ${surat_tgll}</w:t>
+              <w:rPr>
+                <w:rFonts w:ascii="Arial" w:hAnsi="Arial" w:cs="Arial"/>
+                <w:sz w:val="22"/>
+                <w:szCs w:val="22"/>
+              </w:rPr>
+            </w:pPr>
+            <w:r>
+              <w:rPr>
+                <w:rFonts w:ascii="Arial" w:hAnsi="Arial" w:cs="Arial"/>
+                <w:sz w:val="22"/>
+                <w:szCs w:val="22"/>
+              </w:rPr>
+              <w:t>${</w:t>
+            </w:r>
+            <w:proofErr w:type="spellStart"/>
+            <w:r>
+              <w:rPr>
+                <w:rFonts w:ascii="Arial" w:hAnsi="Arial" w:cs="Arial"/>
+                <w:sz w:val="22"/>
+                <w:szCs w:val="22"/>
+              </w:rPr>
+              <w:t>surat_tmpl</w:t>
+            </w:r>
+            <w:proofErr w:type="spellEnd"/>
+            <w:r>
+              <w:rPr>
+                <w:rFonts w:ascii="Arial" w:hAnsi="Arial" w:cs="Arial"/>
+                <w:sz w:val="22"/>
+                <w:szCs w:val="22"/>
+              </w:rPr>
+              <w:t>}, ${</w:t>
+            </w:r>
+            <w:proofErr w:type="spellStart"/>
+            <w:r>
+              <w:rPr>
+                <w:rFonts w:ascii="Arial" w:hAnsi="Arial" w:cs="Arial"/>
+                <w:sz w:val="22"/>
+                <w:szCs w:val="22"/>
+              </w:rPr>
+              <w:t>surat_tgll</w:t>
+            </w:r>
+            <w:proofErr w:type="spellEnd"/>
+            <w:r>
+              <w:rPr>
+                <w:rFonts w:ascii="Arial" w:hAnsi="Arial" w:cs="Arial"/>
+                <w:sz w:val="22"/>
+                <w:szCs w:val="22"/>
+              </w:rPr>
+              <w:t>}</w:t>
             </w:r>
           </w:p>
         </w:tc>
       </w:tr>
       <w:tr>
-        <w:tblPrEx>
-          <w:tblBorders>
-            <w:top w:val="none" w:color="auto" w:sz="0" w:space="0"/>
-            <w:left w:val="none" w:color="auto" w:sz="0" w:space="0"/>
-            <w:bottom w:val="none" w:color="auto" w:sz="0" w:space="0"/>
-            <w:right w:val="none" w:color="auto" w:sz="0" w:space="0"/>
-            <w:insideH w:val="none" w:color="auto" w:sz="0" w:space="0"/>
-            <w:insideV w:val="none" w:color="auto" w:sz="0" w:space="0"/>
-          </w:tblBorders>
-          <w:tblCellMar>
-            <w:top w:w="0" w:type="dxa"/>
-            <w:left w:w="108" w:type="dxa"/>
-            <w:bottom w:w="0" w:type="dxa"/>
-            <w:right w:w="108" w:type="dxa"/>
-          </w:tblCellMar>
-        </w:tblPrEx>
         <w:tc>
           <w:tcPr>
             <w:tcW w:w="268" w:type="dxa"/>
           </w:tcPr>
           <w:p>
             <w:pPr>
-              <w:widowControl w:val="0"/>
               <w:numPr>
                 <w:ilvl w:val="0"/>
                 <w:numId w:val="2"/>
               </w:numPr>
-              <w:jc w:val="both"/>
               <w:rPr>
                 <w:rFonts w:ascii="Arial" w:hAnsi="Arial" w:cs="Arial"/>
                 <w:sz w:val="22"/>
@@ -717,22 +961,40 @@
           </w:tcPr>
           <w:p>
             <w:pPr>
-              <w:widowControl w:val="0"/>
-              <w:jc w:val="both"/>
-              <w:rPr>
-                <w:rFonts w:ascii="Arial" w:hAnsi="Arial" w:cs="Arial"/>
-                <w:sz w:val="22"/>
-                <w:szCs w:val="22"/>
-              </w:rPr>
-            </w:pPr>
-            <w:r>
-              <w:rPr>
-                <w:rFonts w:ascii="Arial" w:hAnsi="Arial" w:cs="Arial"/>
-                <w:sz w:val="22"/>
-                <w:szCs w:val="22"/>
-              </w:rPr>
-              <w:t>Jenis Kelamin</w:t>
-            </w:r>
+              <w:rPr>
+                <w:rFonts w:ascii="Arial" w:hAnsi="Arial" w:cs="Arial"/>
+                <w:sz w:val="22"/>
+                <w:szCs w:val="22"/>
+              </w:rPr>
+            </w:pPr>
+            <w:proofErr w:type="spellStart"/>
+            <w:r>
+              <w:rPr>
+                <w:rFonts w:ascii="Arial" w:hAnsi="Arial" w:cs="Arial"/>
+                <w:sz w:val="22"/>
+                <w:szCs w:val="22"/>
+              </w:rPr>
+              <w:t>Jenis</w:t>
+            </w:r>
+            <w:proofErr w:type="spellEnd"/>
+            <w:r>
+              <w:rPr>
+                <w:rFonts w:ascii="Arial" w:hAnsi="Arial" w:cs="Arial"/>
+                <w:sz w:val="22"/>
+                <w:szCs w:val="22"/>
+              </w:rPr>
+              <w:t xml:space="preserve"> </w:t>
+            </w:r>
+            <w:proofErr w:type="spellStart"/>
+            <w:r>
+              <w:rPr>
+                <w:rFonts w:ascii="Arial" w:hAnsi="Arial" w:cs="Arial"/>
+                <w:sz w:val="22"/>
+                <w:szCs w:val="22"/>
+              </w:rPr>
+              <w:t>Kelamin</w:t>
+            </w:r>
+            <w:proofErr w:type="spellEnd"/>
           </w:p>
         </w:tc>
         <w:tc>
@@ -741,8 +1003,6 @@
           </w:tcPr>
           <w:p>
             <w:pPr>
-              <w:widowControl w:val="0"/>
-              <w:jc w:val="both"/>
               <w:rPr>
                 <w:rFonts w:ascii="Arial" w:hAnsi="Arial" w:cs="Arial"/>
                 <w:sz w:val="22"/>
@@ -765,54 +1025,52 @@
           </w:tcPr>
           <w:p>
             <w:pPr>
-              <w:widowControl w:val="0"/>
-              <w:jc w:val="both"/>
-              <w:rPr>
-                <w:rFonts w:ascii="Arial" w:hAnsi="Arial" w:cs="Arial"/>
-                <w:sz w:val="22"/>
-                <w:szCs w:val="22"/>
-              </w:rPr>
-            </w:pPr>
-            <w:r>
-              <w:rPr>
-                <w:rFonts w:ascii="Arial" w:hAnsi="Arial" w:cs="Arial"/>
-                <w:sz w:val="22"/>
-                <w:szCs w:val="22"/>
-              </w:rPr>
-              <w:t>${surat_gender}</w:t>
+              <w:rPr>
+                <w:rFonts w:ascii="Arial" w:hAnsi="Arial" w:cs="Arial"/>
+                <w:sz w:val="22"/>
+                <w:szCs w:val="22"/>
+              </w:rPr>
+            </w:pPr>
+            <w:r>
+              <w:rPr>
+                <w:rFonts w:ascii="Arial" w:hAnsi="Arial" w:cs="Arial"/>
+                <w:sz w:val="22"/>
+                <w:szCs w:val="22"/>
+              </w:rPr>
+              <w:t>${</w:t>
+            </w:r>
+            <w:proofErr w:type="spellStart"/>
+            <w:r>
+              <w:rPr>
+                <w:rFonts w:ascii="Arial" w:hAnsi="Arial" w:cs="Arial"/>
+                <w:sz w:val="22"/>
+                <w:szCs w:val="22"/>
+              </w:rPr>
+              <w:t>surat_gender</w:t>
+            </w:r>
+            <w:proofErr w:type="spellEnd"/>
+            <w:r>
+              <w:rPr>
+                <w:rFonts w:ascii="Arial" w:hAnsi="Arial" w:cs="Arial"/>
+                <w:sz w:val="22"/>
+                <w:szCs w:val="22"/>
+              </w:rPr>
+              <w:t>}</w:t>
             </w:r>
           </w:p>
         </w:tc>
       </w:tr>
       <w:tr>
-        <w:tblPrEx>
-          <w:tblBorders>
-            <w:top w:val="none" w:color="auto" w:sz="0" w:space="0"/>
-            <w:left w:val="none" w:color="auto" w:sz="0" w:space="0"/>
-            <w:bottom w:val="none" w:color="auto" w:sz="0" w:space="0"/>
-            <w:right w:val="none" w:color="auto" w:sz="0" w:space="0"/>
-            <w:insideH w:val="none" w:color="auto" w:sz="0" w:space="0"/>
-            <w:insideV w:val="none" w:color="auto" w:sz="0" w:space="0"/>
-          </w:tblBorders>
-          <w:tblCellMar>
-            <w:top w:w="0" w:type="dxa"/>
-            <w:left w:w="108" w:type="dxa"/>
-            <w:bottom w:w="0" w:type="dxa"/>
-            <w:right w:w="108" w:type="dxa"/>
-          </w:tblCellMar>
-        </w:tblPrEx>
         <w:tc>
           <w:tcPr>
             <w:tcW w:w="268" w:type="dxa"/>
           </w:tcPr>
           <w:p>
             <w:pPr>
-              <w:widowControl w:val="0"/>
               <w:numPr>
                 <w:ilvl w:val="0"/>
                 <w:numId w:val="2"/>
               </w:numPr>
-              <w:jc w:val="both"/>
               <w:rPr>
                 <w:rFonts w:ascii="Arial" w:hAnsi="Arial" w:cs="Arial"/>
                 <w:sz w:val="22"/>
@@ -827,22 +1085,30 @@
           </w:tcPr>
           <w:p>
             <w:pPr>
-              <w:widowControl w:val="0"/>
-              <w:jc w:val="both"/>
-              <w:rPr>
-                <w:rFonts w:ascii="Arial" w:hAnsi="Arial" w:cs="Arial"/>
-                <w:sz w:val="22"/>
-                <w:szCs w:val="22"/>
-              </w:rPr>
-            </w:pPr>
-            <w:r>
-              <w:rPr>
-                <w:rFonts w:ascii="Arial" w:hAnsi="Arial" w:cs="Arial"/>
-                <w:sz w:val="22"/>
-                <w:szCs w:val="22"/>
-              </w:rPr>
-              <w:t>Status Perkawinan</w:t>
-            </w:r>
+              <w:rPr>
+                <w:rFonts w:ascii="Arial" w:hAnsi="Arial" w:cs="Arial"/>
+                <w:sz w:val="22"/>
+                <w:szCs w:val="22"/>
+              </w:rPr>
+            </w:pPr>
+            <w:r>
+              <w:rPr>
+                <w:rFonts w:ascii="Arial" w:hAnsi="Arial" w:cs="Arial"/>
+                <w:sz w:val="22"/>
+                <w:szCs w:val="22"/>
+              </w:rPr>
+              <w:t xml:space="preserve">Status </w:t>
+            </w:r>
+            <w:proofErr w:type="spellStart"/>
+            <w:r>
+              <w:rPr>
+                <w:rFonts w:ascii="Arial" w:hAnsi="Arial" w:cs="Arial"/>
+                <w:sz w:val="22"/>
+                <w:szCs w:val="22"/>
+              </w:rPr>
+              <w:t>Perkawinan</w:t>
+            </w:r>
+            <w:proofErr w:type="spellEnd"/>
           </w:p>
         </w:tc>
         <w:tc>
@@ -851,8 +1117,6 @@
           </w:tcPr>
           <w:p>
             <w:pPr>
-              <w:widowControl w:val="0"/>
-              <w:jc w:val="both"/>
               <w:rPr>
                 <w:rFonts w:ascii="Arial" w:hAnsi="Arial" w:cs="Arial"/>
                 <w:sz w:val="22"/>
@@ -875,54 +1139,52 @@
           </w:tcPr>
           <w:p>
             <w:pPr>
-              <w:widowControl w:val="0"/>
-              <w:jc w:val="both"/>
-              <w:rPr>
-                <w:rFonts w:ascii="Arial" w:hAnsi="Arial" w:cs="Arial"/>
-                <w:sz w:val="22"/>
-                <w:szCs w:val="22"/>
-              </w:rPr>
-            </w:pPr>
-            <w:r>
-              <w:rPr>
-                <w:rFonts w:ascii="Arial" w:hAnsi="Arial" w:cs="Arial"/>
-                <w:sz w:val="22"/>
-                <w:szCs w:val="22"/>
-              </w:rPr>
-              <w:t>${surat_perkawinan}</w:t>
+              <w:rPr>
+                <w:rFonts w:ascii="Arial" w:hAnsi="Arial" w:cs="Arial"/>
+                <w:sz w:val="22"/>
+                <w:szCs w:val="22"/>
+              </w:rPr>
+            </w:pPr>
+            <w:r>
+              <w:rPr>
+                <w:rFonts w:ascii="Arial" w:hAnsi="Arial" w:cs="Arial"/>
+                <w:sz w:val="22"/>
+                <w:szCs w:val="22"/>
+              </w:rPr>
+              <w:t>${</w:t>
+            </w:r>
+            <w:proofErr w:type="spellStart"/>
+            <w:r>
+              <w:rPr>
+                <w:rFonts w:ascii="Arial" w:hAnsi="Arial" w:cs="Arial"/>
+                <w:sz w:val="22"/>
+                <w:szCs w:val="22"/>
+              </w:rPr>
+              <w:t>surat_perkawinan</w:t>
+            </w:r>
+            <w:proofErr w:type="spellEnd"/>
+            <w:r>
+              <w:rPr>
+                <w:rFonts w:ascii="Arial" w:hAnsi="Arial" w:cs="Arial"/>
+                <w:sz w:val="22"/>
+                <w:szCs w:val="22"/>
+              </w:rPr>
+              <w:t>}</w:t>
             </w:r>
           </w:p>
         </w:tc>
       </w:tr>
       <w:tr>
-        <w:tblPrEx>
-          <w:tblBorders>
-            <w:top w:val="none" w:color="auto" w:sz="0" w:space="0"/>
-            <w:left w:val="none" w:color="auto" w:sz="0" w:space="0"/>
-            <w:bottom w:val="none" w:color="auto" w:sz="0" w:space="0"/>
-            <w:right w:val="none" w:color="auto" w:sz="0" w:space="0"/>
-            <w:insideH w:val="none" w:color="auto" w:sz="0" w:space="0"/>
-            <w:insideV w:val="none" w:color="auto" w:sz="0" w:space="0"/>
-          </w:tblBorders>
-          <w:tblCellMar>
-            <w:top w:w="0" w:type="dxa"/>
-            <w:left w:w="108" w:type="dxa"/>
-            <w:bottom w:w="0" w:type="dxa"/>
-            <w:right w:w="108" w:type="dxa"/>
-          </w:tblCellMar>
-        </w:tblPrEx>
         <w:tc>
           <w:tcPr>
             <w:tcW w:w="268" w:type="dxa"/>
           </w:tcPr>
           <w:p>
             <w:pPr>
-              <w:widowControl w:val="0"/>
               <w:numPr>
                 <w:ilvl w:val="0"/>
                 <w:numId w:val="2"/>
               </w:numPr>
-              <w:jc w:val="both"/>
               <w:rPr>
                 <w:rFonts w:ascii="Arial" w:hAnsi="Arial" w:cs="Arial"/>
                 <w:sz w:val="22"/>
@@ -937,8 +1199,6 @@
           </w:tcPr>
           <w:p>
             <w:pPr>
-              <w:widowControl w:val="0"/>
-              <w:jc w:val="both"/>
               <w:rPr>
                 <w:rFonts w:ascii="Arial" w:hAnsi="Arial" w:cs="Arial"/>
                 <w:sz w:val="22"/>
@@ -961,8 +1221,6 @@
           </w:tcPr>
           <w:p>
             <w:pPr>
-              <w:widowControl w:val="0"/>
-              <w:jc w:val="both"/>
               <w:rPr>
                 <w:rFonts w:ascii="Arial" w:hAnsi="Arial" w:cs="Arial"/>
                 <w:sz w:val="22"/>
@@ -985,54 +1243,52 @@
           </w:tcPr>
           <w:p>
             <w:pPr>
-              <w:widowControl w:val="0"/>
-              <w:jc w:val="both"/>
-              <w:rPr>
-                <w:rFonts w:ascii="Arial" w:hAnsi="Arial" w:cs="Arial"/>
-                <w:sz w:val="22"/>
-                <w:szCs w:val="22"/>
-              </w:rPr>
-            </w:pPr>
-            <w:r>
-              <w:rPr>
-                <w:rFonts w:ascii="Arial" w:hAnsi="Arial" w:cs="Arial"/>
-                <w:sz w:val="22"/>
-                <w:szCs w:val="22"/>
-              </w:rPr>
-              <w:t>${surat_agama}</w:t>
+              <w:rPr>
+                <w:rFonts w:ascii="Arial" w:hAnsi="Arial" w:cs="Arial"/>
+                <w:sz w:val="22"/>
+                <w:szCs w:val="22"/>
+              </w:rPr>
+            </w:pPr>
+            <w:r>
+              <w:rPr>
+                <w:rFonts w:ascii="Arial" w:hAnsi="Arial" w:cs="Arial"/>
+                <w:sz w:val="22"/>
+                <w:szCs w:val="22"/>
+              </w:rPr>
+              <w:t>${</w:t>
+            </w:r>
+            <w:proofErr w:type="spellStart"/>
+            <w:r>
+              <w:rPr>
+                <w:rFonts w:ascii="Arial" w:hAnsi="Arial" w:cs="Arial"/>
+                <w:sz w:val="22"/>
+                <w:szCs w:val="22"/>
+              </w:rPr>
+              <w:t>surat_agama</w:t>
+            </w:r>
+            <w:proofErr w:type="spellEnd"/>
+            <w:r>
+              <w:rPr>
+                <w:rFonts w:ascii="Arial" w:hAnsi="Arial" w:cs="Arial"/>
+                <w:sz w:val="22"/>
+                <w:szCs w:val="22"/>
+              </w:rPr>
+              <w:t>}</w:t>
             </w:r>
           </w:p>
         </w:tc>
       </w:tr>
       <w:tr>
-        <w:tblPrEx>
-          <w:tblBorders>
-            <w:top w:val="none" w:color="auto" w:sz="0" w:space="0"/>
-            <w:left w:val="none" w:color="auto" w:sz="0" w:space="0"/>
-            <w:bottom w:val="none" w:color="auto" w:sz="0" w:space="0"/>
-            <w:right w:val="none" w:color="auto" w:sz="0" w:space="0"/>
-            <w:insideH w:val="none" w:color="auto" w:sz="0" w:space="0"/>
-            <w:insideV w:val="none" w:color="auto" w:sz="0" w:space="0"/>
-          </w:tblBorders>
-          <w:tblCellMar>
-            <w:top w:w="0" w:type="dxa"/>
-            <w:left w:w="108" w:type="dxa"/>
-            <w:bottom w:w="0" w:type="dxa"/>
-            <w:right w:w="108" w:type="dxa"/>
-          </w:tblCellMar>
-        </w:tblPrEx>
         <w:tc>
           <w:tcPr>
             <w:tcW w:w="268" w:type="dxa"/>
           </w:tcPr>
           <w:p>
             <w:pPr>
-              <w:widowControl w:val="0"/>
               <w:numPr>
                 <w:ilvl w:val="0"/>
                 <w:numId w:val="2"/>
               </w:numPr>
-              <w:jc w:val="both"/>
               <w:rPr>
                 <w:rFonts w:ascii="Arial" w:hAnsi="Arial" w:cs="Arial"/>
                 <w:sz w:val="22"/>
@@ -1047,14 +1303,13 @@
           </w:tcPr>
           <w:p>
             <w:pPr>
-              <w:widowControl w:val="0"/>
-              <w:jc w:val="both"/>
-              <w:rPr>
-                <w:rFonts w:ascii="Arial" w:hAnsi="Arial" w:cs="Arial"/>
-                <w:sz w:val="22"/>
-                <w:szCs w:val="22"/>
-              </w:rPr>
-            </w:pPr>
+              <w:rPr>
+                <w:rFonts w:ascii="Arial" w:hAnsi="Arial" w:cs="Arial"/>
+                <w:sz w:val="22"/>
+                <w:szCs w:val="22"/>
+              </w:rPr>
+            </w:pPr>
+            <w:proofErr w:type="spellStart"/>
             <w:r>
               <w:rPr>
                 <w:rFonts w:ascii="Arial" w:hAnsi="Arial" w:cs="Arial"/>
@@ -1063,6 +1318,7 @@
               </w:rPr>
               <w:t>Pekerjaan</w:t>
             </w:r>
+            <w:proofErr w:type="spellEnd"/>
           </w:p>
         </w:tc>
         <w:tc>
@@ -1071,8 +1327,6 @@
           </w:tcPr>
           <w:p>
             <w:pPr>
-              <w:widowControl w:val="0"/>
-              <w:jc w:val="both"/>
               <w:rPr>
                 <w:rFonts w:ascii="Arial" w:hAnsi="Arial" w:cs="Arial"/>
                 <w:sz w:val="22"/>
@@ -1095,54 +1349,52 @@
           </w:tcPr>
           <w:p>
             <w:pPr>
-              <w:widowControl w:val="0"/>
-              <w:jc w:val="both"/>
-              <w:rPr>
-                <w:rFonts w:ascii="Arial" w:hAnsi="Arial" w:cs="Arial"/>
-                <w:sz w:val="22"/>
-                <w:szCs w:val="22"/>
-              </w:rPr>
-            </w:pPr>
-            <w:r>
-              <w:rPr>
-                <w:rFonts w:ascii="Arial" w:hAnsi="Arial" w:cs="Arial"/>
-                <w:sz w:val="22"/>
-                <w:szCs w:val="22"/>
-              </w:rPr>
-              <w:t>${surat_pekerjaan}</w:t>
+              <w:rPr>
+                <w:rFonts w:ascii="Arial" w:hAnsi="Arial" w:cs="Arial"/>
+                <w:sz w:val="22"/>
+                <w:szCs w:val="22"/>
+              </w:rPr>
+            </w:pPr>
+            <w:r>
+              <w:rPr>
+                <w:rFonts w:ascii="Arial" w:hAnsi="Arial" w:cs="Arial"/>
+                <w:sz w:val="22"/>
+                <w:szCs w:val="22"/>
+              </w:rPr>
+              <w:t>${</w:t>
+            </w:r>
+            <w:proofErr w:type="spellStart"/>
+            <w:r>
+              <w:rPr>
+                <w:rFonts w:ascii="Arial" w:hAnsi="Arial" w:cs="Arial"/>
+                <w:sz w:val="22"/>
+                <w:szCs w:val="22"/>
+              </w:rPr>
+              <w:t>surat_pekerjaan</w:t>
+            </w:r>
+            <w:proofErr w:type="spellEnd"/>
+            <w:r>
+              <w:rPr>
+                <w:rFonts w:ascii="Arial" w:hAnsi="Arial" w:cs="Arial"/>
+                <w:sz w:val="22"/>
+                <w:szCs w:val="22"/>
+              </w:rPr>
+              <w:t>}</w:t>
             </w:r>
           </w:p>
         </w:tc>
       </w:tr>
       <w:tr>
-        <w:tblPrEx>
-          <w:tblBorders>
-            <w:top w:val="none" w:color="auto" w:sz="0" w:space="0"/>
-            <w:left w:val="none" w:color="auto" w:sz="0" w:space="0"/>
-            <w:bottom w:val="none" w:color="auto" w:sz="0" w:space="0"/>
-            <w:right w:val="none" w:color="auto" w:sz="0" w:space="0"/>
-            <w:insideH w:val="none" w:color="auto" w:sz="0" w:space="0"/>
-            <w:insideV w:val="none" w:color="auto" w:sz="0" w:space="0"/>
-          </w:tblBorders>
-          <w:tblCellMar>
-            <w:top w:w="0" w:type="dxa"/>
-            <w:left w:w="108" w:type="dxa"/>
-            <w:bottom w:w="0" w:type="dxa"/>
-            <w:right w:w="108" w:type="dxa"/>
-          </w:tblCellMar>
-        </w:tblPrEx>
         <w:tc>
           <w:tcPr>
             <w:tcW w:w="268" w:type="dxa"/>
           </w:tcPr>
           <w:p>
             <w:pPr>
-              <w:widowControl w:val="0"/>
               <w:numPr>
                 <w:ilvl w:val="0"/>
                 <w:numId w:val="2"/>
               </w:numPr>
-              <w:jc w:val="both"/>
               <w:rPr>
                 <w:rFonts w:ascii="Arial" w:hAnsi="Arial" w:cs="Arial"/>
                 <w:sz w:val="22"/>
@@ -1157,22 +1409,40 @@
           </w:tcPr>
           <w:p>
             <w:pPr>
-              <w:widowControl w:val="0"/>
-              <w:jc w:val="both"/>
-              <w:rPr>
-                <w:rFonts w:ascii="Arial" w:hAnsi="Arial" w:cs="Arial"/>
-                <w:sz w:val="22"/>
-                <w:szCs w:val="22"/>
-              </w:rPr>
-            </w:pPr>
-            <w:r>
-              <w:rPr>
-                <w:rFonts w:ascii="Arial" w:hAnsi="Arial" w:cs="Arial"/>
-                <w:sz w:val="22"/>
-                <w:szCs w:val="22"/>
-              </w:rPr>
-              <w:t>Pendidikan Terakhir</w:t>
-            </w:r>
+              <w:rPr>
+                <w:rFonts w:ascii="Arial" w:hAnsi="Arial" w:cs="Arial"/>
+                <w:sz w:val="22"/>
+                <w:szCs w:val="22"/>
+              </w:rPr>
+            </w:pPr>
+            <w:proofErr w:type="spellStart"/>
+            <w:r>
+              <w:rPr>
+                <w:rFonts w:ascii="Arial" w:hAnsi="Arial" w:cs="Arial"/>
+                <w:sz w:val="22"/>
+                <w:szCs w:val="22"/>
+              </w:rPr>
+              <w:t>Pendidikan</w:t>
+            </w:r>
+            <w:proofErr w:type="spellEnd"/>
+            <w:r>
+              <w:rPr>
+                <w:rFonts w:ascii="Arial" w:hAnsi="Arial" w:cs="Arial"/>
+                <w:sz w:val="22"/>
+                <w:szCs w:val="22"/>
+              </w:rPr>
+              <w:t xml:space="preserve"> </w:t>
+            </w:r>
+            <w:proofErr w:type="spellStart"/>
+            <w:r>
+              <w:rPr>
+                <w:rFonts w:ascii="Arial" w:hAnsi="Arial" w:cs="Arial"/>
+                <w:sz w:val="22"/>
+                <w:szCs w:val="22"/>
+              </w:rPr>
+              <w:t>Terakhir</w:t>
+            </w:r>
+            <w:proofErr w:type="spellEnd"/>
           </w:p>
         </w:tc>
         <w:tc>
@@ -1181,8 +1451,6 @@
           </w:tcPr>
           <w:p>
             <w:pPr>
-              <w:widowControl w:val="0"/>
-              <w:jc w:val="both"/>
               <w:rPr>
                 <w:rFonts w:ascii="Arial" w:hAnsi="Arial" w:cs="Arial"/>
                 <w:sz w:val="22"/>
@@ -1205,54 +1473,52 @@
           </w:tcPr>
           <w:p>
             <w:pPr>
-              <w:widowControl w:val="0"/>
-              <w:jc w:val="both"/>
-              <w:rPr>
-                <w:rFonts w:ascii="Arial" w:hAnsi="Arial" w:cs="Arial"/>
-                <w:sz w:val="22"/>
-                <w:szCs w:val="22"/>
-              </w:rPr>
-            </w:pPr>
-            <w:r>
-              <w:rPr>
-                <w:rFonts w:ascii="Arial" w:hAnsi="Arial" w:cs="Arial"/>
-                <w:sz w:val="22"/>
-                <w:szCs w:val="22"/>
-              </w:rPr>
-              <w:t>${surat_pendidikan}</w:t>
+              <w:rPr>
+                <w:rFonts w:ascii="Arial" w:hAnsi="Arial" w:cs="Arial"/>
+                <w:sz w:val="22"/>
+                <w:szCs w:val="22"/>
+              </w:rPr>
+            </w:pPr>
+            <w:r>
+              <w:rPr>
+                <w:rFonts w:ascii="Arial" w:hAnsi="Arial" w:cs="Arial"/>
+                <w:sz w:val="22"/>
+                <w:szCs w:val="22"/>
+              </w:rPr>
+              <w:t>${</w:t>
+            </w:r>
+            <w:proofErr w:type="spellStart"/>
+            <w:r>
+              <w:rPr>
+                <w:rFonts w:ascii="Arial" w:hAnsi="Arial" w:cs="Arial"/>
+                <w:sz w:val="22"/>
+                <w:szCs w:val="22"/>
+              </w:rPr>
+              <w:t>surat_pendidikan</w:t>
+            </w:r>
+            <w:proofErr w:type="spellEnd"/>
+            <w:r>
+              <w:rPr>
+                <w:rFonts w:ascii="Arial" w:hAnsi="Arial" w:cs="Arial"/>
+                <w:sz w:val="22"/>
+                <w:szCs w:val="22"/>
+              </w:rPr>
+              <w:t>}</w:t>
             </w:r>
           </w:p>
         </w:tc>
       </w:tr>
       <w:tr>
-        <w:tblPrEx>
-          <w:tblBorders>
-            <w:top w:val="none" w:color="auto" w:sz="0" w:space="0"/>
-            <w:left w:val="none" w:color="auto" w:sz="0" w:space="0"/>
-            <w:bottom w:val="none" w:color="auto" w:sz="0" w:space="0"/>
-            <w:right w:val="none" w:color="auto" w:sz="0" w:space="0"/>
-            <w:insideH w:val="none" w:color="auto" w:sz="0" w:space="0"/>
-            <w:insideV w:val="none" w:color="auto" w:sz="0" w:space="0"/>
-          </w:tblBorders>
-          <w:tblCellMar>
-            <w:top w:w="0" w:type="dxa"/>
-            <w:left w:w="108" w:type="dxa"/>
-            <w:bottom w:w="0" w:type="dxa"/>
-            <w:right w:w="108" w:type="dxa"/>
-          </w:tblCellMar>
-        </w:tblPrEx>
         <w:tc>
           <w:tcPr>
             <w:tcW w:w="268" w:type="dxa"/>
           </w:tcPr>
           <w:p>
             <w:pPr>
-              <w:widowControl w:val="0"/>
               <w:numPr>
                 <w:ilvl w:val="0"/>
                 <w:numId w:val="2"/>
               </w:numPr>
-              <w:jc w:val="both"/>
               <w:rPr>
                 <w:rFonts w:ascii="Arial" w:hAnsi="Arial" w:cs="Arial"/>
                 <w:sz w:val="22"/>
@@ -1267,22 +1533,58 @@
           </w:tcPr>
           <w:p>
             <w:pPr>
-              <w:widowControl w:val="0"/>
-              <w:jc w:val="both"/>
-              <w:rPr>
-                <w:rFonts w:ascii="Arial" w:hAnsi="Arial" w:cs="Arial"/>
-                <w:sz w:val="22"/>
-                <w:szCs w:val="22"/>
-              </w:rPr>
-            </w:pPr>
-            <w:r>
-              <w:rPr>
-                <w:rFonts w:ascii="Arial" w:hAnsi="Arial" w:cs="Arial"/>
-                <w:sz w:val="22"/>
-                <w:szCs w:val="22"/>
-              </w:rPr>
-              <w:t>Alamat Tempat Tinggal</w:t>
-            </w:r>
+              <w:rPr>
+                <w:rFonts w:ascii="Arial" w:hAnsi="Arial" w:cs="Arial"/>
+                <w:sz w:val="22"/>
+                <w:szCs w:val="22"/>
+              </w:rPr>
+            </w:pPr>
+            <w:proofErr w:type="spellStart"/>
+            <w:r>
+              <w:rPr>
+                <w:rFonts w:ascii="Arial" w:hAnsi="Arial" w:cs="Arial"/>
+                <w:sz w:val="22"/>
+                <w:szCs w:val="22"/>
+              </w:rPr>
+              <w:t>Alamat</w:t>
+            </w:r>
+            <w:proofErr w:type="spellEnd"/>
+            <w:r>
+              <w:rPr>
+                <w:rFonts w:ascii="Arial" w:hAnsi="Arial" w:cs="Arial"/>
+                <w:sz w:val="22"/>
+                <w:szCs w:val="22"/>
+              </w:rPr>
+              <w:t xml:space="preserve"> </w:t>
+            </w:r>
+            <w:proofErr w:type="spellStart"/>
+            <w:r>
+              <w:rPr>
+                <w:rFonts w:ascii="Arial" w:hAnsi="Arial" w:cs="Arial"/>
+                <w:sz w:val="22"/>
+                <w:szCs w:val="22"/>
+              </w:rPr>
+              <w:t>Tempat</w:t>
+            </w:r>
+            <w:proofErr w:type="spellEnd"/>
+            <w:r>
+              <w:rPr>
+                <w:rFonts w:ascii="Arial" w:hAnsi="Arial" w:cs="Arial"/>
+                <w:sz w:val="22"/>
+                <w:szCs w:val="22"/>
+              </w:rPr>
+              <w:t xml:space="preserve"> </w:t>
+            </w:r>
+            <w:proofErr w:type="spellStart"/>
+            <w:r>
+              <w:rPr>
+                <w:rFonts w:ascii="Arial" w:hAnsi="Arial" w:cs="Arial"/>
+                <w:sz w:val="22"/>
+                <w:szCs w:val="22"/>
+              </w:rPr>
+              <w:t>Tinggal</w:t>
+            </w:r>
+            <w:proofErr w:type="spellEnd"/>
           </w:p>
         </w:tc>
         <w:tc>
@@ -1291,8 +1593,6 @@
           </w:tcPr>
           <w:p>
             <w:pPr>
-              <w:widowControl w:val="0"/>
-              <w:jc w:val="both"/>
               <w:rPr>
                 <w:rFonts w:ascii="Arial" w:hAnsi="Arial" w:cs="Arial"/>
                 <w:sz w:val="22"/>
@@ -1315,54 +1615,52 @@
           </w:tcPr>
           <w:p>
             <w:pPr>
-              <w:widowControl w:val="0"/>
-              <w:jc w:val="both"/>
-              <w:rPr>
-                <w:rFonts w:ascii="Arial" w:hAnsi="Arial" w:cs="Arial"/>
-                <w:sz w:val="22"/>
-                <w:szCs w:val="22"/>
-              </w:rPr>
-            </w:pPr>
-            <w:r>
-              <w:rPr>
-                <w:rFonts w:ascii="Arial" w:hAnsi="Arial" w:cs="Arial"/>
-                <w:sz w:val="22"/>
-                <w:szCs w:val="22"/>
-              </w:rPr>
-              <w:t>${surat_alamat}</w:t>
+              <w:rPr>
+                <w:rFonts w:ascii="Arial" w:hAnsi="Arial" w:cs="Arial"/>
+                <w:sz w:val="22"/>
+                <w:szCs w:val="22"/>
+              </w:rPr>
+            </w:pPr>
+            <w:r>
+              <w:rPr>
+                <w:rFonts w:ascii="Arial" w:hAnsi="Arial" w:cs="Arial"/>
+                <w:sz w:val="22"/>
+                <w:szCs w:val="22"/>
+              </w:rPr>
+              <w:t>${</w:t>
+            </w:r>
+            <w:proofErr w:type="spellStart"/>
+            <w:r>
+              <w:rPr>
+                <w:rFonts w:ascii="Arial" w:hAnsi="Arial" w:cs="Arial"/>
+                <w:sz w:val="22"/>
+                <w:szCs w:val="22"/>
+              </w:rPr>
+              <w:t>surat_alamat</w:t>
+            </w:r>
+            <w:proofErr w:type="spellEnd"/>
+            <w:r>
+              <w:rPr>
+                <w:rFonts w:ascii="Arial" w:hAnsi="Arial" w:cs="Arial"/>
+                <w:sz w:val="22"/>
+                <w:szCs w:val="22"/>
+              </w:rPr>
+              <w:t>}</w:t>
             </w:r>
           </w:p>
         </w:tc>
       </w:tr>
       <w:tr>
-        <w:tblPrEx>
-          <w:tblBorders>
-            <w:top w:val="none" w:color="auto" w:sz="0" w:space="0"/>
-            <w:left w:val="none" w:color="auto" w:sz="0" w:space="0"/>
-            <w:bottom w:val="none" w:color="auto" w:sz="0" w:space="0"/>
-            <w:right w:val="none" w:color="auto" w:sz="0" w:space="0"/>
-            <w:insideH w:val="none" w:color="auto" w:sz="0" w:space="0"/>
-            <w:insideV w:val="none" w:color="auto" w:sz="0" w:space="0"/>
-          </w:tblBorders>
-          <w:tblCellMar>
-            <w:top w:w="0" w:type="dxa"/>
-            <w:left w:w="108" w:type="dxa"/>
-            <w:bottom w:w="0" w:type="dxa"/>
-            <w:right w:w="108" w:type="dxa"/>
-          </w:tblCellMar>
-        </w:tblPrEx>
         <w:tc>
           <w:tcPr>
             <w:tcW w:w="268" w:type="dxa"/>
           </w:tcPr>
           <w:p>
             <w:pPr>
-              <w:widowControl w:val="0"/>
               <w:numPr>
                 <w:ilvl w:val="0"/>
                 <w:numId w:val="2"/>
               </w:numPr>
-              <w:jc w:val="both"/>
               <w:rPr>
                 <w:rFonts w:ascii="Arial" w:hAnsi="Arial" w:cs="Arial"/>
                 <w:sz w:val="22"/>
@@ -1377,14 +1675,13 @@
           </w:tcPr>
           <w:p>
             <w:pPr>
-              <w:widowControl w:val="0"/>
-              <w:jc w:val="both"/>
-              <w:rPr>
-                <w:rFonts w:ascii="Arial" w:hAnsi="Arial" w:cs="Arial"/>
-                <w:sz w:val="22"/>
-                <w:szCs w:val="22"/>
-              </w:rPr>
-            </w:pPr>
+              <w:rPr>
+                <w:rFonts w:ascii="Arial" w:hAnsi="Arial" w:cs="Arial"/>
+                <w:sz w:val="22"/>
+                <w:szCs w:val="22"/>
+              </w:rPr>
+            </w:pPr>
+            <w:proofErr w:type="spellStart"/>
             <w:r>
               <w:rPr>
                 <w:rFonts w:ascii="Arial" w:hAnsi="Arial" w:cs="Arial"/>
@@ -1393,6 +1690,7 @@
               </w:rPr>
               <w:t>Keterangan</w:t>
             </w:r>
+            <w:proofErr w:type="spellEnd"/>
           </w:p>
         </w:tc>
         <w:tc>
@@ -1401,8 +1699,6 @@
           </w:tcPr>
           <w:p>
             <w:pPr>
-              <w:widowControl w:val="0"/>
-              <w:jc w:val="both"/>
               <w:rPr>
                 <w:rFonts w:ascii="Arial" w:hAnsi="Arial" w:cs="Arial"/>
                 <w:sz w:val="22"/>
@@ -1425,54 +1721,52 @@
           </w:tcPr>
           <w:p>
             <w:pPr>
-              <w:widowControl w:val="0"/>
-              <w:jc w:val="both"/>
-              <w:rPr>
-                <w:rFonts w:ascii="Arial" w:hAnsi="Arial" w:cs="Arial"/>
-                <w:sz w:val="22"/>
-                <w:szCs w:val="22"/>
-              </w:rPr>
-            </w:pPr>
-            <w:r>
-              <w:rPr>
-                <w:rFonts w:ascii="Arial" w:hAnsi="Arial" w:cs="Arial"/>
-                <w:sz w:val="22"/>
-                <w:szCs w:val="22"/>
-              </w:rPr>
-              <w:t>${surat_keterangan}</w:t>
+              <w:rPr>
+                <w:rFonts w:ascii="Arial" w:hAnsi="Arial" w:cs="Arial"/>
+                <w:sz w:val="22"/>
+                <w:szCs w:val="22"/>
+              </w:rPr>
+            </w:pPr>
+            <w:r>
+              <w:rPr>
+                <w:rFonts w:ascii="Arial" w:hAnsi="Arial" w:cs="Arial"/>
+                <w:sz w:val="22"/>
+                <w:szCs w:val="22"/>
+              </w:rPr>
+              <w:t>${</w:t>
+            </w:r>
+            <w:proofErr w:type="spellStart"/>
+            <w:r>
+              <w:rPr>
+                <w:rFonts w:ascii="Arial" w:hAnsi="Arial" w:cs="Arial"/>
+                <w:sz w:val="22"/>
+                <w:szCs w:val="22"/>
+              </w:rPr>
+              <w:t>surat_keterangan</w:t>
+            </w:r>
+            <w:proofErr w:type="spellEnd"/>
+            <w:r>
+              <w:rPr>
+                <w:rFonts w:ascii="Arial" w:hAnsi="Arial" w:cs="Arial"/>
+                <w:sz w:val="22"/>
+                <w:szCs w:val="22"/>
+              </w:rPr>
+              <w:t>}</w:t>
             </w:r>
           </w:p>
         </w:tc>
       </w:tr>
       <w:tr>
-        <w:tblPrEx>
-          <w:tblBorders>
-            <w:top w:val="none" w:color="auto" w:sz="0" w:space="0"/>
-            <w:left w:val="none" w:color="auto" w:sz="0" w:space="0"/>
-            <w:bottom w:val="none" w:color="auto" w:sz="0" w:space="0"/>
-            <w:right w:val="none" w:color="auto" w:sz="0" w:space="0"/>
-            <w:insideH w:val="none" w:color="auto" w:sz="0" w:space="0"/>
-            <w:insideV w:val="none" w:color="auto" w:sz="0" w:space="0"/>
-          </w:tblBorders>
-          <w:tblCellMar>
-            <w:top w:w="0" w:type="dxa"/>
-            <w:left w:w="108" w:type="dxa"/>
-            <w:bottom w:w="0" w:type="dxa"/>
-            <w:right w:w="108" w:type="dxa"/>
-          </w:tblCellMar>
-        </w:tblPrEx>
         <w:tc>
           <w:tcPr>
             <w:tcW w:w="268" w:type="dxa"/>
           </w:tcPr>
           <w:p>
             <w:pPr>
-              <w:widowControl w:val="0"/>
               <w:numPr>
                 <w:ilvl w:val="0"/>
                 <w:numId w:val="2"/>
               </w:numPr>
-              <w:jc w:val="both"/>
               <w:rPr>
                 <w:rFonts w:ascii="Arial" w:hAnsi="Arial" w:cs="Arial"/>
                 <w:sz w:val="22"/>
@@ -1487,14 +1781,13 @@
           </w:tcPr>
           <w:p>
             <w:pPr>
-              <w:widowControl w:val="0"/>
-              <w:jc w:val="both"/>
-              <w:rPr>
-                <w:rFonts w:ascii="Arial" w:hAnsi="Arial" w:cs="Arial"/>
-                <w:sz w:val="22"/>
-                <w:szCs w:val="22"/>
-              </w:rPr>
-            </w:pPr>
+              <w:rPr>
+                <w:rFonts w:ascii="Arial" w:hAnsi="Arial" w:cs="Arial"/>
+                <w:sz w:val="22"/>
+                <w:szCs w:val="22"/>
+              </w:rPr>
+            </w:pPr>
+            <w:proofErr w:type="spellStart"/>
             <w:r>
               <w:rPr>
                 <w:rFonts w:ascii="Arial" w:hAnsi="Arial" w:cs="Arial"/>
@@ -1503,6 +1796,7 @@
               </w:rPr>
               <w:t>Kategori</w:t>
             </w:r>
+            <w:proofErr w:type="spellEnd"/>
           </w:p>
         </w:tc>
         <w:tc>
@@ -1511,8 +1805,6 @@
           </w:tcPr>
           <w:p>
             <w:pPr>
-              <w:widowControl w:val="0"/>
-              <w:jc w:val="both"/>
               <w:rPr>
                 <w:rFonts w:ascii="Arial" w:hAnsi="Arial" w:cs="Arial"/>
                 <w:sz w:val="22"/>
@@ -1535,21 +1827,37 @@
           </w:tcPr>
           <w:p>
             <w:pPr>
-              <w:widowControl w:val="0"/>
-              <w:jc w:val="both"/>
-              <w:rPr>
-                <w:rFonts w:ascii="Arial" w:hAnsi="Arial" w:cs="Arial"/>
-                <w:sz w:val="22"/>
-                <w:szCs w:val="22"/>
-              </w:rPr>
-            </w:pPr>
-            <w:r>
-              <w:rPr>
-                <w:rFonts w:ascii="Arial" w:hAnsi="Arial" w:cs="Arial"/>
-                <w:sz w:val="22"/>
-                <w:szCs w:val="22"/>
-              </w:rPr>
-              <w:t>${surat_kategori}</w:t>
+              <w:rPr>
+                <w:rFonts w:ascii="Arial" w:hAnsi="Arial" w:cs="Arial"/>
+                <w:sz w:val="22"/>
+                <w:szCs w:val="22"/>
+              </w:rPr>
+            </w:pPr>
+            <w:r>
+              <w:rPr>
+                <w:rFonts w:ascii="Arial" w:hAnsi="Arial" w:cs="Arial"/>
+                <w:sz w:val="22"/>
+                <w:szCs w:val="22"/>
+              </w:rPr>
+              <w:t>${</w:t>
+            </w:r>
+            <w:proofErr w:type="spellStart"/>
+            <w:r>
+              <w:rPr>
+                <w:rFonts w:ascii="Arial" w:hAnsi="Arial" w:cs="Arial"/>
+                <w:sz w:val="22"/>
+                <w:szCs w:val="22"/>
+              </w:rPr>
+              <w:t>surat_kategori</w:t>
+            </w:r>
+            <w:proofErr w:type="spellEnd"/>
+            <w:r>
+              <w:rPr>
+                <w:rFonts w:ascii="Arial" w:hAnsi="Arial" w:cs="Arial"/>
+                <w:sz w:val="22"/>
+                <w:szCs w:val="22"/>
+              </w:rPr>
+              <w:t>}</w:t>
             </w:r>
           </w:p>
         </w:tc>
@@ -1557,7 +1865,7 @@
     </w:tbl>
     <w:p>
       <w:pPr>
-        <w:ind w:left="800" w:leftChars="400"/>
+        <w:ind w:leftChars="400" w:left="800"/>
         <w:jc w:val="both"/>
         <w:rPr>
           <w:rFonts w:ascii="Arial" w:hAnsi="Arial" w:cs="Arial"/>
@@ -1572,7 +1880,7 @@
           <w:ilvl w:val="0"/>
           <w:numId w:val="1"/>
         </w:numPr>
-        <w:ind w:left="800" w:leftChars="400"/>
+        <w:ind w:leftChars="400" w:left="800"/>
         <w:jc w:val="both"/>
         <w:rPr>
           <w:rFonts w:ascii="Arial" w:hAnsi="Arial" w:cs="Arial"/>
@@ -1586,29 +1894,96 @@
           <w:sz w:val="22"/>
           <w:szCs w:val="22"/>
         </w:rPr>
-        <w:t>Surat Keterangan Kelurahan ini diberikan :</w:t>
+        <w:t xml:space="preserve">Surat </w:t>
+      </w:r>
+      <w:proofErr w:type="spellStart"/>
+      <w:r>
+        <w:rPr>
+          <w:rFonts w:ascii="Arial" w:hAnsi="Arial" w:cs="Arial"/>
+          <w:sz w:val="22"/>
+          <w:szCs w:val="22"/>
+        </w:rPr>
+        <w:t>Keterangan</w:t>
+      </w:r>
+      <w:proofErr w:type="spellEnd"/>
+      <w:r>
+        <w:rPr>
+          <w:rFonts w:ascii="Arial" w:hAnsi="Arial" w:cs="Arial"/>
+          <w:sz w:val="22"/>
+          <w:szCs w:val="22"/>
+        </w:rPr>
+        <w:t xml:space="preserve"> </w:t>
+      </w:r>
+      <w:proofErr w:type="spellStart"/>
+      <w:r>
+        <w:rPr>
+          <w:rFonts w:ascii="Arial" w:hAnsi="Arial" w:cs="Arial"/>
+          <w:sz w:val="22"/>
+          <w:szCs w:val="22"/>
+        </w:rPr>
+        <w:t>Kelurahan</w:t>
+      </w:r>
+      <w:proofErr w:type="spellEnd"/>
+      <w:r>
+        <w:rPr>
+          <w:rFonts w:ascii="Arial" w:hAnsi="Arial" w:cs="Arial"/>
+          <w:sz w:val="22"/>
+          <w:szCs w:val="22"/>
+        </w:rPr>
+        <w:t xml:space="preserve"> </w:t>
+      </w:r>
+      <w:proofErr w:type="spellStart"/>
+      <w:r>
+        <w:rPr>
+          <w:rFonts w:ascii="Arial" w:hAnsi="Arial" w:cs="Arial"/>
+          <w:sz w:val="22"/>
+          <w:szCs w:val="22"/>
+        </w:rPr>
+        <w:t>ini</w:t>
+      </w:r>
+      <w:proofErr w:type="spellEnd"/>
+      <w:r>
+        <w:rPr>
+          <w:rFonts w:ascii="Arial" w:hAnsi="Arial" w:cs="Arial"/>
+          <w:sz w:val="22"/>
+          <w:szCs w:val="22"/>
+        </w:rPr>
+        <w:t xml:space="preserve"> </w:t>
+      </w:r>
+      <w:proofErr w:type="spellStart"/>
+      <w:r>
+        <w:rPr>
+          <w:rFonts w:ascii="Arial" w:hAnsi="Arial" w:cs="Arial"/>
+          <w:sz w:val="22"/>
+          <w:szCs w:val="22"/>
+        </w:rPr>
+        <w:t>diberikan</w:t>
+      </w:r>
+      <w:proofErr w:type="spellEnd"/>
+      <w:r>
+        <w:rPr>
+          <w:rFonts w:ascii="Arial" w:hAnsi="Arial" w:cs="Arial"/>
+          <w:sz w:val="22"/>
+          <w:szCs w:val="22"/>
+        </w:rPr>
+        <w:t xml:space="preserve"> :</w:t>
       </w:r>
     </w:p>
     <w:tbl>
       <w:tblPr>
-        <w:tblStyle w:val="6"/>
+        <w:tblStyle w:val="TableGrid"/>
         <w:tblW w:w="9379" w:type="dxa"/>
         <w:tblInd w:w="1152" w:type="dxa"/>
         <w:tblBorders>
-          <w:top w:val="none" w:color="auto" w:sz="0" w:space="0"/>
-          <w:left w:val="none" w:color="auto" w:sz="0" w:space="0"/>
-          <w:bottom w:val="none" w:color="auto" w:sz="0" w:space="0"/>
-          <w:right w:val="none" w:color="auto" w:sz="0" w:space="0"/>
-          <w:insideH w:val="none" w:color="auto" w:sz="0" w:space="0"/>
-          <w:insideV w:val="none" w:color="auto" w:sz="0" w:space="0"/>
+          <w:top w:val="none" w:sz="0" w:space="0" w:color="auto"/>
+          <w:left w:val="none" w:sz="0" w:space="0" w:color="auto"/>
+          <w:bottom w:val="none" w:sz="0" w:space="0" w:color="auto"/>
+          <w:right w:val="none" w:sz="0" w:space="0" w:color="auto"/>
+          <w:insideH w:val="none" w:sz="0" w:space="0" w:color="auto"/>
+          <w:insideV w:val="none" w:sz="0" w:space="0" w:color="auto"/>
         </w:tblBorders>
         <w:tblLayout w:type="fixed"/>
-        <w:tblCellMar>
-          <w:top w:w="0" w:type="dxa"/>
-          <w:left w:w="108" w:type="dxa"/>
-          <w:bottom w:w="0" w:type="dxa"/>
-          <w:right w:w="108" w:type="dxa"/>
-        </w:tblCellMar>
+        <w:tblLook w:val="04A0" w:firstRow="1" w:lastRow="0" w:firstColumn="1" w:lastColumn="0" w:noHBand="0" w:noVBand="1"/>
       </w:tblPr>
       <w:tblGrid>
         <w:gridCol w:w="298"/>
@@ -1617,34 +1992,16 @@
         <w:gridCol w:w="5002"/>
       </w:tblGrid>
       <w:tr>
-        <w:tblPrEx>
-          <w:tblBorders>
-            <w:top w:val="none" w:color="auto" w:sz="0" w:space="0"/>
-            <w:left w:val="none" w:color="auto" w:sz="0" w:space="0"/>
-            <w:bottom w:val="none" w:color="auto" w:sz="0" w:space="0"/>
-            <w:right w:val="none" w:color="auto" w:sz="0" w:space="0"/>
-            <w:insideH w:val="none" w:color="auto" w:sz="0" w:space="0"/>
-            <w:insideV w:val="none" w:color="auto" w:sz="0" w:space="0"/>
-          </w:tblBorders>
-          <w:tblCellMar>
-            <w:top w:w="0" w:type="dxa"/>
-            <w:left w:w="108" w:type="dxa"/>
-            <w:bottom w:w="0" w:type="dxa"/>
-            <w:right w:w="108" w:type="dxa"/>
-          </w:tblCellMar>
-        </w:tblPrEx>
         <w:tc>
           <w:tcPr>
             <w:tcW w:w="298" w:type="dxa"/>
           </w:tcPr>
           <w:p>
             <w:pPr>
-              <w:widowControl w:val="0"/>
               <w:numPr>
                 <w:ilvl w:val="0"/>
                 <w:numId w:val="3"/>
               </w:numPr>
-              <w:jc w:val="both"/>
               <w:rPr>
                 <w:rFonts w:ascii="Arial" w:hAnsi="Arial" w:cs="Arial"/>
                 <w:sz w:val="22"/>
@@ -1659,14 +2016,13 @@
           </w:tcPr>
           <w:p>
             <w:pPr>
-              <w:widowControl w:val="0"/>
-              <w:jc w:val="both"/>
-              <w:rPr>
-                <w:rFonts w:ascii="Arial" w:hAnsi="Arial" w:cs="Arial"/>
-                <w:sz w:val="22"/>
-                <w:szCs w:val="22"/>
-              </w:rPr>
-            </w:pPr>
+              <w:rPr>
+                <w:rFonts w:ascii="Arial" w:hAnsi="Arial" w:cs="Arial"/>
+                <w:sz w:val="22"/>
+                <w:szCs w:val="22"/>
+              </w:rPr>
+            </w:pPr>
+            <w:proofErr w:type="spellStart"/>
             <w:r>
               <w:rPr>
                 <w:rFonts w:ascii="Arial" w:hAnsi="Arial" w:cs="Arial"/>
@@ -1675,6 +2031,7 @@
               </w:rPr>
               <w:t>Kepada</w:t>
             </w:r>
+            <w:proofErr w:type="spellEnd"/>
           </w:p>
         </w:tc>
         <w:tc>
@@ -1683,8 +2040,6 @@
           </w:tcPr>
           <w:p>
             <w:pPr>
-              <w:widowControl w:val="0"/>
-              <w:jc w:val="both"/>
               <w:rPr>
                 <w:rFonts w:ascii="Arial" w:hAnsi="Arial" w:cs="Arial"/>
                 <w:sz w:val="22"/>
@@ -1707,50 +2062,48 @@
           </w:tcPr>
           <w:p>
             <w:pPr>
-              <w:widowControl w:val="0"/>
-              <w:jc w:val="both"/>
-              <w:rPr>
-                <w:rFonts w:hint="default" w:ascii="Arial" w:hAnsi="Arial" w:cs="Arial"/>
-                <w:sz w:val="22"/>
-                <w:szCs w:val="22"/>
-              </w:rPr>
-            </w:pPr>
-            <w:r>
-              <w:rPr>
-                <w:rFonts w:hint="default" w:ascii="Arial" w:hAnsi="Arial" w:cs="Arial"/>
-                <w:sz w:val="22"/>
-                <w:szCs w:val="22"/>
-              </w:rPr>
-              <w:t>${surat_kepada}</w:t>
+              <w:rPr>
+                <w:rFonts w:ascii="Arial" w:hAnsi="Arial" w:cs="Arial"/>
+                <w:sz w:val="22"/>
+                <w:szCs w:val="22"/>
+              </w:rPr>
+            </w:pPr>
+            <w:r>
+              <w:rPr>
+                <w:rFonts w:ascii="Arial" w:hAnsi="Arial" w:cs="Arial"/>
+                <w:sz w:val="22"/>
+                <w:szCs w:val="22"/>
+              </w:rPr>
+              <w:t>${</w:t>
+            </w:r>
+            <w:proofErr w:type="spellStart"/>
+            <w:r>
+              <w:rPr>
+                <w:rFonts w:ascii="Arial" w:hAnsi="Arial" w:cs="Arial"/>
+                <w:sz w:val="22"/>
+                <w:szCs w:val="22"/>
+              </w:rPr>
+              <w:t>surat_kepada</w:t>
+            </w:r>
+            <w:proofErr w:type="spellEnd"/>
+            <w:r>
+              <w:rPr>
+                <w:rFonts w:ascii="Arial" w:hAnsi="Arial" w:cs="Arial"/>
+                <w:sz w:val="22"/>
+                <w:szCs w:val="22"/>
+              </w:rPr>
+              <w:t>}</w:t>
             </w:r>
           </w:p>
         </w:tc>
       </w:tr>
       <w:tr>
-        <w:tblPrEx>
-          <w:tblBorders>
-            <w:top w:val="none" w:color="auto" w:sz="0" w:space="0"/>
-            <w:left w:val="none" w:color="auto" w:sz="0" w:space="0"/>
-            <w:bottom w:val="none" w:color="auto" w:sz="0" w:space="0"/>
-            <w:right w:val="none" w:color="auto" w:sz="0" w:space="0"/>
-            <w:insideH w:val="none" w:color="auto" w:sz="0" w:space="0"/>
-            <w:insideV w:val="none" w:color="auto" w:sz="0" w:space="0"/>
-          </w:tblBorders>
-          <w:tblCellMar>
-            <w:top w:w="0" w:type="dxa"/>
-            <w:left w:w="108" w:type="dxa"/>
-            <w:bottom w:w="0" w:type="dxa"/>
-            <w:right w:w="108" w:type="dxa"/>
-          </w:tblCellMar>
-        </w:tblPrEx>
         <w:tc>
           <w:tcPr>
             <w:tcW w:w="298" w:type="dxa"/>
           </w:tcPr>
           <w:p>
             <w:pPr>
-              <w:widowControl w:val="0"/>
-              <w:jc w:val="both"/>
               <w:rPr>
                 <w:rFonts w:ascii="Arial" w:hAnsi="Arial" w:cs="Arial"/>
                 <w:sz w:val="22"/>
@@ -1765,22 +2118,58 @@
           </w:tcPr>
           <w:p>
             <w:pPr>
-              <w:widowControl w:val="0"/>
-              <w:jc w:val="both"/>
-              <w:rPr>
-                <w:rFonts w:ascii="Arial" w:hAnsi="Arial" w:cs="Arial"/>
-                <w:sz w:val="22"/>
-                <w:szCs w:val="22"/>
-              </w:rPr>
-            </w:pPr>
+              <w:rPr>
+                <w:rFonts w:ascii="Arial" w:hAnsi="Arial" w:cs="Arial"/>
+                <w:sz w:val="22"/>
+                <w:szCs w:val="22"/>
+              </w:rPr>
+            </w:pPr>
+            <w:proofErr w:type="spellStart"/>
             <w:r>
               <w:rPr>
                 <w:rFonts w:ascii="Arial" w:hAnsi="Arial"/>
                 <w:sz w:val="22"/>
                 <w:szCs w:val="22"/>
               </w:rPr>
-              <w:t>Tempat/Tanggal Lahir</w:t>
-            </w:r>
+              <w:t>Tempat</w:t>
+            </w:r>
+            <w:proofErr w:type="spellEnd"/>
+            <w:r>
+              <w:rPr>
+                <w:rFonts w:ascii="Arial" w:hAnsi="Arial"/>
+                <w:sz w:val="22"/>
+                <w:szCs w:val="22"/>
+              </w:rPr>
+              <w:t>/</w:t>
+            </w:r>
+            <w:proofErr w:type="spellStart"/>
+            <w:r>
+              <w:rPr>
+                <w:rFonts w:ascii="Arial" w:hAnsi="Arial"/>
+                <w:sz w:val="22"/>
+                <w:szCs w:val="22"/>
+              </w:rPr>
+              <w:t>Tanggal</w:t>
+            </w:r>
+            <w:proofErr w:type="spellEnd"/>
+            <w:r>
+              <w:rPr>
+                <w:rFonts w:ascii="Arial" w:hAnsi="Arial"/>
+                <w:sz w:val="22"/>
+                <w:szCs w:val="22"/>
+              </w:rPr>
+              <w:t xml:space="preserve"> </w:t>
+            </w:r>
+            <w:proofErr w:type="spellStart"/>
+            <w:r>
+              <w:rPr>
+                <w:rFonts w:ascii="Arial" w:hAnsi="Arial"/>
+                <w:sz w:val="22"/>
+                <w:szCs w:val="22"/>
+              </w:rPr>
+              <w:t>Lahir</w:t>
+            </w:r>
+            <w:proofErr w:type="spellEnd"/>
           </w:p>
         </w:tc>
         <w:tc>
@@ -1789,8 +2178,6 @@
           </w:tcPr>
           <w:p>
             <w:pPr>
-              <w:widowControl w:val="0"/>
-              <w:jc w:val="both"/>
               <w:rPr>
                 <w:rFonts w:ascii="Arial" w:hAnsi="Arial" w:cs="Arial"/>
                 <w:sz w:val="22"/>
@@ -1813,50 +2200,66 @@
           </w:tcPr>
           <w:p>
             <w:pPr>
-              <w:widowControl w:val="0"/>
-              <w:jc w:val="both"/>
-              <w:rPr>
-                <w:rFonts w:hint="default" w:ascii="Arial" w:hAnsi="Arial" w:cs="Arial"/>
-                <w:sz w:val="22"/>
-                <w:szCs w:val="22"/>
-              </w:rPr>
-            </w:pPr>
-            <w:r>
-              <w:rPr>
-                <w:rFonts w:hint="default" w:ascii="Arial" w:hAnsi="Arial" w:cs="Arial"/>
-                <w:sz w:val="22"/>
-                <w:szCs w:val="22"/>
-              </w:rPr>
-              <w:t>${surat_kepada_tempat_lhr}, ${surat_kepada_tgl_lhr}</w:t>
+              <w:rPr>
+                <w:rFonts w:ascii="Arial" w:hAnsi="Arial" w:cs="Arial"/>
+                <w:sz w:val="22"/>
+                <w:szCs w:val="22"/>
+              </w:rPr>
+            </w:pPr>
+            <w:r>
+              <w:rPr>
+                <w:rFonts w:ascii="Arial" w:hAnsi="Arial" w:cs="Arial"/>
+                <w:sz w:val="22"/>
+                <w:szCs w:val="22"/>
+              </w:rPr>
+              <w:t>${</w:t>
+            </w:r>
+            <w:proofErr w:type="spellStart"/>
+            <w:r>
+              <w:rPr>
+                <w:rFonts w:ascii="Arial" w:hAnsi="Arial" w:cs="Arial"/>
+                <w:sz w:val="22"/>
+                <w:szCs w:val="22"/>
+              </w:rPr>
+              <w:t>surat_kepada_tempat_lhr</w:t>
+            </w:r>
+            <w:proofErr w:type="spellEnd"/>
+            <w:r>
+              <w:rPr>
+                <w:rFonts w:ascii="Arial" w:hAnsi="Arial" w:cs="Arial"/>
+                <w:sz w:val="22"/>
+                <w:szCs w:val="22"/>
+              </w:rPr>
+              <w:t>}, ${</w:t>
+            </w:r>
+            <w:proofErr w:type="spellStart"/>
+            <w:r>
+              <w:rPr>
+                <w:rFonts w:ascii="Arial" w:hAnsi="Arial" w:cs="Arial"/>
+                <w:sz w:val="22"/>
+                <w:szCs w:val="22"/>
+              </w:rPr>
+              <w:t>surat_kepada_tgl_lhr</w:t>
+            </w:r>
+            <w:proofErr w:type="spellEnd"/>
+            <w:r>
+              <w:rPr>
+                <w:rFonts w:ascii="Arial" w:hAnsi="Arial" w:cs="Arial"/>
+                <w:sz w:val="22"/>
+                <w:szCs w:val="22"/>
+              </w:rPr>
+              <w:t>}</w:t>
             </w:r>
           </w:p>
         </w:tc>
       </w:tr>
       <w:tr>
-        <w:tblPrEx>
-          <w:tblBorders>
-            <w:top w:val="none" w:color="auto" w:sz="0" w:space="0"/>
-            <w:left w:val="none" w:color="auto" w:sz="0" w:space="0"/>
-            <w:bottom w:val="none" w:color="auto" w:sz="0" w:space="0"/>
-            <w:right w:val="none" w:color="auto" w:sz="0" w:space="0"/>
-            <w:insideH w:val="none" w:color="auto" w:sz="0" w:space="0"/>
-            <w:insideV w:val="none" w:color="auto" w:sz="0" w:space="0"/>
-          </w:tblBorders>
-          <w:tblCellMar>
-            <w:top w:w="0" w:type="dxa"/>
-            <w:left w:w="108" w:type="dxa"/>
-            <w:bottom w:w="0" w:type="dxa"/>
-            <w:right w:w="108" w:type="dxa"/>
-          </w:tblCellMar>
-        </w:tblPrEx>
         <w:tc>
           <w:tcPr>
             <w:tcW w:w="298" w:type="dxa"/>
           </w:tcPr>
           <w:p>
             <w:pPr>
-              <w:widowControl w:val="0"/>
-              <w:jc w:val="both"/>
               <w:rPr>
                 <w:rFonts w:ascii="Arial" w:hAnsi="Arial" w:cs="Arial"/>
                 <w:sz w:val="22"/>
@@ -1871,21 +2274,29 @@
           </w:tcPr>
           <w:p>
             <w:pPr>
-              <w:widowControl w:val="0"/>
-              <w:jc w:val="both"/>
-              <w:rPr>
-                <w:rFonts w:ascii="Arial" w:hAnsi="Arial" w:cs="Arial"/>
-                <w:sz w:val="22"/>
-                <w:szCs w:val="22"/>
-              </w:rPr>
-            </w:pPr>
-            <w:r>
-              <w:rPr>
-                <w:rFonts w:ascii="Arial" w:hAnsi="Arial" w:cs="Arial"/>
-                <w:sz w:val="22"/>
-                <w:szCs w:val="22"/>
-              </w:rPr>
-              <w:t>Sekolah di</w:t>
+              <w:rPr>
+                <w:rFonts w:ascii="Arial" w:hAnsi="Arial" w:cs="Arial"/>
+                <w:sz w:val="22"/>
+                <w:szCs w:val="22"/>
+              </w:rPr>
+            </w:pPr>
+            <w:proofErr w:type="spellStart"/>
+            <w:r>
+              <w:rPr>
+                <w:rFonts w:ascii="Arial" w:hAnsi="Arial" w:cs="Arial"/>
+                <w:sz w:val="22"/>
+                <w:szCs w:val="22"/>
+              </w:rPr>
+              <w:t>Sekolah</w:t>
+            </w:r>
+            <w:proofErr w:type="spellEnd"/>
+            <w:r>
+              <w:rPr>
+                <w:rFonts w:ascii="Arial" w:hAnsi="Arial" w:cs="Arial"/>
+                <w:sz w:val="22"/>
+                <w:szCs w:val="22"/>
+              </w:rPr>
+              <w:t xml:space="preserve"> di</w:t>
             </w:r>
           </w:p>
         </w:tc>
@@ -1895,8 +2306,6 @@
           </w:tcPr>
           <w:p>
             <w:pPr>
-              <w:widowControl w:val="0"/>
-              <w:jc w:val="both"/>
               <w:rPr>
                 <w:rFonts w:ascii="Arial" w:hAnsi="Arial" w:cs="Arial"/>
                 <w:sz w:val="22"/>
@@ -1919,50 +2328,84 @@
           </w:tcPr>
           <w:p>
             <w:pPr>
-              <w:widowControl w:val="0"/>
-              <w:jc w:val="both"/>
-              <w:rPr>
-                <w:rFonts w:hint="default" w:ascii="Arial" w:hAnsi="Arial" w:cs="Arial"/>
-                <w:sz w:val="22"/>
-                <w:szCs w:val="22"/>
-              </w:rPr>
-            </w:pPr>
-            <w:r>
-              <w:rPr>
-                <w:rFonts w:hint="default" w:ascii="Arial" w:hAnsi="Arial" w:cs="Arial"/>
-                <w:sz w:val="22"/>
-                <w:szCs w:val="22"/>
-              </w:rPr>
-              <w:t>${surat_kepada_sekolah} - kelas/semester ${surat_kepada_kelas}</w:t>
+              <w:rPr>
+                <w:rFonts w:ascii="Arial" w:hAnsi="Arial" w:cs="Arial"/>
+                <w:sz w:val="22"/>
+                <w:szCs w:val="22"/>
+              </w:rPr>
+            </w:pPr>
+            <w:r>
+              <w:rPr>
+                <w:rFonts w:ascii="Arial" w:hAnsi="Arial" w:cs="Arial"/>
+                <w:sz w:val="22"/>
+                <w:szCs w:val="22"/>
+              </w:rPr>
+              <w:t>${</w:t>
+            </w:r>
+            <w:proofErr w:type="spellStart"/>
+            <w:r>
+              <w:rPr>
+                <w:rFonts w:ascii="Arial" w:hAnsi="Arial" w:cs="Arial"/>
+                <w:sz w:val="22"/>
+                <w:szCs w:val="22"/>
+              </w:rPr>
+              <w:t>surat_kepada_sekolah</w:t>
+            </w:r>
+            <w:proofErr w:type="spellEnd"/>
+            <w:r>
+              <w:rPr>
+                <w:rFonts w:ascii="Arial" w:hAnsi="Arial" w:cs="Arial"/>
+                <w:sz w:val="22"/>
+                <w:szCs w:val="22"/>
+              </w:rPr>
+              <w:t xml:space="preserve">} - </w:t>
+            </w:r>
+            <w:proofErr w:type="spellStart"/>
+            <w:r>
+              <w:rPr>
+                <w:rFonts w:ascii="Arial" w:hAnsi="Arial" w:cs="Arial"/>
+                <w:sz w:val="22"/>
+                <w:szCs w:val="22"/>
+              </w:rPr>
+              <w:t>kelas</w:t>
+            </w:r>
+            <w:proofErr w:type="spellEnd"/>
+            <w:r>
+              <w:rPr>
+                <w:rFonts w:ascii="Arial" w:hAnsi="Arial" w:cs="Arial"/>
+                <w:sz w:val="22"/>
+                <w:szCs w:val="22"/>
+              </w:rPr>
+              <w:t>/semester ${</w:t>
+            </w:r>
+            <w:proofErr w:type="spellStart"/>
+            <w:r>
+              <w:rPr>
+                <w:rFonts w:ascii="Arial" w:hAnsi="Arial" w:cs="Arial"/>
+                <w:sz w:val="22"/>
+                <w:szCs w:val="22"/>
+              </w:rPr>
+              <w:t>surat_kepada_kelas</w:t>
+            </w:r>
+            <w:proofErr w:type="spellEnd"/>
+            <w:r>
+              <w:rPr>
+                <w:rFonts w:ascii="Arial" w:hAnsi="Arial" w:cs="Arial"/>
+                <w:sz w:val="22"/>
+                <w:szCs w:val="22"/>
+              </w:rPr>
+              <w:t>}</w:t>
             </w:r>
           </w:p>
         </w:tc>
       </w:tr>
       <w:tr>
-        <w:tblPrEx>
-          <w:tblBorders>
-            <w:top w:val="none" w:color="auto" w:sz="0" w:space="0"/>
-            <w:left w:val="none" w:color="auto" w:sz="0" w:space="0"/>
-            <w:bottom w:val="none" w:color="auto" w:sz="0" w:space="0"/>
-            <w:right w:val="none" w:color="auto" w:sz="0" w:space="0"/>
-            <w:insideH w:val="none" w:color="auto" w:sz="0" w:space="0"/>
-            <w:insideV w:val="none" w:color="auto" w:sz="0" w:space="0"/>
-          </w:tblBorders>
-          <w:tblCellMar>
-            <w:top w:w="0" w:type="dxa"/>
-            <w:left w:w="108" w:type="dxa"/>
-            <w:bottom w:w="0" w:type="dxa"/>
-            <w:right w:w="108" w:type="dxa"/>
-          </w:tblCellMar>
-        </w:tblPrEx>
         <w:tc>
           <w:tcPr>
             <w:tcW w:w="298" w:type="dxa"/>
           </w:tcPr>
           <w:p>
             <w:pPr>
-              <w:widowControl w:val="0"/>
-              <w:jc w:val="both"/>
               <w:rPr>
                 <w:rFonts w:ascii="Arial" w:hAnsi="Arial" w:cs="Arial"/>
                 <w:sz w:val="22"/>
@@ -1977,22 +2420,40 @@
           </w:tcPr>
           <w:p>
             <w:pPr>
-              <w:widowControl w:val="0"/>
-              <w:jc w:val="both"/>
-              <w:rPr>
-                <w:rFonts w:ascii="Arial" w:hAnsi="Arial" w:cs="Arial"/>
-                <w:sz w:val="22"/>
-                <w:szCs w:val="22"/>
-              </w:rPr>
-            </w:pPr>
-            <w:r>
-              <w:rPr>
-                <w:rFonts w:ascii="Arial" w:hAnsi="Arial" w:cs="Arial"/>
-                <w:sz w:val="22"/>
-                <w:szCs w:val="22"/>
-              </w:rPr>
-              <w:t>Jenis Kelamin</w:t>
-            </w:r>
+              <w:rPr>
+                <w:rFonts w:ascii="Arial" w:hAnsi="Arial" w:cs="Arial"/>
+                <w:sz w:val="22"/>
+                <w:szCs w:val="22"/>
+              </w:rPr>
+            </w:pPr>
+            <w:proofErr w:type="spellStart"/>
+            <w:r>
+              <w:rPr>
+                <w:rFonts w:ascii="Arial" w:hAnsi="Arial" w:cs="Arial"/>
+                <w:sz w:val="22"/>
+                <w:szCs w:val="22"/>
+              </w:rPr>
+              <w:t>Jenis</w:t>
+            </w:r>
+            <w:proofErr w:type="spellEnd"/>
+            <w:r>
+              <w:rPr>
+                <w:rFonts w:ascii="Arial" w:hAnsi="Arial" w:cs="Arial"/>
+                <w:sz w:val="22"/>
+                <w:szCs w:val="22"/>
+              </w:rPr>
+              <w:t xml:space="preserve"> </w:t>
+            </w:r>
+            <w:proofErr w:type="spellStart"/>
+            <w:r>
+              <w:rPr>
+                <w:rFonts w:ascii="Arial" w:hAnsi="Arial" w:cs="Arial"/>
+                <w:sz w:val="22"/>
+                <w:szCs w:val="22"/>
+              </w:rPr>
+              <w:t>Kelamin</w:t>
+            </w:r>
+            <w:proofErr w:type="spellEnd"/>
           </w:p>
         </w:tc>
         <w:tc>
@@ -2001,8 +2462,6 @@
           </w:tcPr>
           <w:p>
             <w:pPr>
-              <w:widowControl w:val="0"/>
-              <w:jc w:val="both"/>
               <w:rPr>
                 <w:rFonts w:ascii="Arial" w:hAnsi="Arial" w:cs="Arial"/>
                 <w:sz w:val="22"/>
@@ -2025,50 +2484,48 @@
           </w:tcPr>
           <w:p>
             <w:pPr>
-              <w:widowControl w:val="0"/>
-              <w:jc w:val="both"/>
-              <w:rPr>
-                <w:rFonts w:hint="default" w:ascii="Arial" w:hAnsi="Arial" w:cs="Arial"/>
-                <w:sz w:val="22"/>
-                <w:szCs w:val="22"/>
-              </w:rPr>
-            </w:pPr>
-            <w:r>
-              <w:rPr>
-                <w:rFonts w:hint="default" w:ascii="Arial" w:hAnsi="Arial" w:cs="Arial"/>
-                <w:sz w:val="22"/>
-                <w:szCs w:val="22"/>
-              </w:rPr>
-              <w:t>${surat_kepada_gender_nm}</w:t>
+              <w:rPr>
+                <w:rFonts w:ascii="Arial" w:hAnsi="Arial" w:cs="Arial"/>
+                <w:sz w:val="22"/>
+                <w:szCs w:val="22"/>
+              </w:rPr>
+            </w:pPr>
+            <w:r>
+              <w:rPr>
+                <w:rFonts w:ascii="Arial" w:hAnsi="Arial" w:cs="Arial"/>
+                <w:sz w:val="22"/>
+                <w:szCs w:val="22"/>
+              </w:rPr>
+              <w:t>${</w:t>
+            </w:r>
+            <w:proofErr w:type="spellStart"/>
+            <w:r>
+              <w:rPr>
+                <w:rFonts w:ascii="Arial" w:hAnsi="Arial" w:cs="Arial"/>
+                <w:sz w:val="22"/>
+                <w:szCs w:val="22"/>
+              </w:rPr>
+              <w:t>surat_kepada_gender_nm</w:t>
+            </w:r>
+            <w:proofErr w:type="spellEnd"/>
+            <w:r>
+              <w:rPr>
+                <w:rFonts w:ascii="Arial" w:hAnsi="Arial" w:cs="Arial"/>
+                <w:sz w:val="22"/>
+                <w:szCs w:val="22"/>
+              </w:rPr>
+              <w:t>}</w:t>
             </w:r>
           </w:p>
         </w:tc>
       </w:tr>
       <w:tr>
-        <w:tblPrEx>
-          <w:tblBorders>
-            <w:top w:val="none" w:color="auto" w:sz="0" w:space="0"/>
-            <w:left w:val="none" w:color="auto" w:sz="0" w:space="0"/>
-            <w:bottom w:val="none" w:color="auto" w:sz="0" w:space="0"/>
-            <w:right w:val="none" w:color="auto" w:sz="0" w:space="0"/>
-            <w:insideH w:val="none" w:color="auto" w:sz="0" w:space="0"/>
-            <w:insideV w:val="none" w:color="auto" w:sz="0" w:space="0"/>
-          </w:tblBorders>
-          <w:tblCellMar>
-            <w:top w:w="0" w:type="dxa"/>
-            <w:left w:w="108" w:type="dxa"/>
-            <w:bottom w:w="0" w:type="dxa"/>
-            <w:right w:w="108" w:type="dxa"/>
-          </w:tblCellMar>
-        </w:tblPrEx>
         <w:tc>
           <w:tcPr>
             <w:tcW w:w="298" w:type="dxa"/>
           </w:tcPr>
           <w:p>
             <w:pPr>
-              <w:widowControl w:val="0"/>
-              <w:jc w:val="both"/>
               <w:rPr>
                 <w:rFonts w:ascii="Arial" w:hAnsi="Arial" w:cs="Arial"/>
                 <w:sz w:val="22"/>
@@ -2083,22 +2540,30 @@
           </w:tcPr>
           <w:p>
             <w:pPr>
-              <w:widowControl w:val="0"/>
-              <w:jc w:val="both"/>
-              <w:rPr>
-                <w:rFonts w:ascii="Arial" w:hAnsi="Arial" w:cs="Arial"/>
-                <w:sz w:val="22"/>
-                <w:szCs w:val="22"/>
-              </w:rPr>
-            </w:pPr>
-            <w:r>
-              <w:rPr>
-                <w:rFonts w:ascii="Arial" w:hAnsi="Arial" w:cs="Arial"/>
-                <w:sz w:val="22"/>
-                <w:szCs w:val="22"/>
-              </w:rPr>
-              <w:t>Status Keluarga</w:t>
-            </w:r>
+              <w:rPr>
+                <w:rFonts w:ascii="Arial" w:hAnsi="Arial" w:cs="Arial"/>
+                <w:sz w:val="22"/>
+                <w:szCs w:val="22"/>
+              </w:rPr>
+            </w:pPr>
+            <w:r>
+              <w:rPr>
+                <w:rFonts w:ascii="Arial" w:hAnsi="Arial" w:cs="Arial"/>
+                <w:sz w:val="22"/>
+                <w:szCs w:val="22"/>
+              </w:rPr>
+              <w:t xml:space="preserve">Status </w:t>
+            </w:r>
+            <w:proofErr w:type="spellStart"/>
+            <w:r>
+              <w:rPr>
+                <w:rFonts w:ascii="Arial" w:hAnsi="Arial" w:cs="Arial"/>
+                <w:sz w:val="22"/>
+                <w:szCs w:val="22"/>
+              </w:rPr>
+              <w:t>Keluarga</w:t>
+            </w:r>
+            <w:proofErr w:type="spellEnd"/>
           </w:p>
         </w:tc>
         <w:tc>
@@ -2107,8 +2572,6 @@
           </w:tcPr>
           <w:p>
             <w:pPr>
-              <w:widowControl w:val="0"/>
-              <w:jc w:val="both"/>
               <w:rPr>
                 <w:rFonts w:ascii="Arial" w:hAnsi="Arial" w:cs="Arial"/>
                 <w:sz w:val="22"/>
@@ -2131,54 +2594,52 @@
           </w:tcPr>
           <w:p>
             <w:pPr>
-              <w:widowControl w:val="0"/>
-              <w:jc w:val="both"/>
-              <w:rPr>
-                <w:rFonts w:hint="default" w:ascii="Arial" w:hAnsi="Arial" w:cs="Arial"/>
-                <w:sz w:val="22"/>
-                <w:szCs w:val="22"/>
-              </w:rPr>
-            </w:pPr>
-            <w:r>
-              <w:rPr>
-                <w:rFonts w:hint="default" w:ascii="Arial" w:hAnsi="Arial" w:cs="Arial"/>
-                <w:sz w:val="22"/>
-                <w:szCs w:val="22"/>
-              </w:rPr>
-              <w:t>${surat_kepada_hubungan}</w:t>
+              <w:rPr>
+                <w:rFonts w:ascii="Arial" w:hAnsi="Arial" w:cs="Arial"/>
+                <w:sz w:val="22"/>
+                <w:szCs w:val="22"/>
+              </w:rPr>
+            </w:pPr>
+            <w:r>
+              <w:rPr>
+                <w:rFonts w:ascii="Arial" w:hAnsi="Arial" w:cs="Arial"/>
+                <w:sz w:val="22"/>
+                <w:szCs w:val="22"/>
+              </w:rPr>
+              <w:t>${</w:t>
+            </w:r>
+            <w:proofErr w:type="spellStart"/>
+            <w:r>
+              <w:rPr>
+                <w:rFonts w:ascii="Arial" w:hAnsi="Arial" w:cs="Arial"/>
+                <w:sz w:val="22"/>
+                <w:szCs w:val="22"/>
+              </w:rPr>
+              <w:t>surat_kepada_hubungan</w:t>
+            </w:r>
+            <w:proofErr w:type="spellEnd"/>
+            <w:r>
+              <w:rPr>
+                <w:rFonts w:ascii="Arial" w:hAnsi="Arial" w:cs="Arial"/>
+                <w:sz w:val="22"/>
+                <w:szCs w:val="22"/>
+              </w:rPr>
+              <w:t>}</w:t>
             </w:r>
           </w:p>
         </w:tc>
       </w:tr>
       <w:tr>
-        <w:tblPrEx>
-          <w:tblBorders>
-            <w:top w:val="none" w:color="auto" w:sz="0" w:space="0"/>
-            <w:left w:val="none" w:color="auto" w:sz="0" w:space="0"/>
-            <w:bottom w:val="none" w:color="auto" w:sz="0" w:space="0"/>
-            <w:right w:val="none" w:color="auto" w:sz="0" w:space="0"/>
-            <w:insideH w:val="none" w:color="auto" w:sz="0" w:space="0"/>
-            <w:insideV w:val="none" w:color="auto" w:sz="0" w:space="0"/>
-          </w:tblBorders>
-          <w:tblCellMar>
-            <w:top w:w="0" w:type="dxa"/>
-            <w:left w:w="108" w:type="dxa"/>
-            <w:bottom w:w="0" w:type="dxa"/>
-            <w:right w:w="108" w:type="dxa"/>
-          </w:tblCellMar>
-        </w:tblPrEx>
         <w:tc>
           <w:tcPr>
             <w:tcW w:w="298" w:type="dxa"/>
           </w:tcPr>
           <w:p>
             <w:pPr>
-              <w:widowControl w:val="0"/>
               <w:numPr>
                 <w:ilvl w:val="0"/>
                 <w:numId w:val="3"/>
               </w:numPr>
-              <w:jc w:val="both"/>
               <w:rPr>
                 <w:rFonts w:ascii="Arial" w:hAnsi="Arial" w:cs="Arial"/>
                 <w:sz w:val="22"/>
@@ -2193,22 +2654,40 @@
           </w:tcPr>
           <w:p>
             <w:pPr>
-              <w:widowControl w:val="0"/>
-              <w:jc w:val="both"/>
-              <w:rPr>
-                <w:rFonts w:ascii="Arial" w:hAnsi="Arial" w:cs="Arial"/>
-                <w:sz w:val="22"/>
-                <w:szCs w:val="22"/>
-              </w:rPr>
-            </w:pPr>
-            <w:r>
-              <w:rPr>
-                <w:rFonts w:ascii="Arial" w:hAnsi="Arial" w:cs="Arial"/>
-                <w:sz w:val="22"/>
-                <w:szCs w:val="22"/>
-              </w:rPr>
-              <w:t>Untuk Keperluan</w:t>
-            </w:r>
+              <w:rPr>
+                <w:rFonts w:ascii="Arial" w:hAnsi="Arial" w:cs="Arial"/>
+                <w:sz w:val="22"/>
+                <w:szCs w:val="22"/>
+              </w:rPr>
+            </w:pPr>
+            <w:proofErr w:type="spellStart"/>
+            <w:r>
+              <w:rPr>
+                <w:rFonts w:ascii="Arial" w:hAnsi="Arial" w:cs="Arial"/>
+                <w:sz w:val="22"/>
+                <w:szCs w:val="22"/>
+              </w:rPr>
+              <w:t>Untuk</w:t>
+            </w:r>
+            <w:proofErr w:type="spellEnd"/>
+            <w:r>
+              <w:rPr>
+                <w:rFonts w:ascii="Arial" w:hAnsi="Arial" w:cs="Arial"/>
+                <w:sz w:val="22"/>
+                <w:szCs w:val="22"/>
+              </w:rPr>
+              <w:t xml:space="preserve"> </w:t>
+            </w:r>
+            <w:proofErr w:type="spellStart"/>
+            <w:r>
+              <w:rPr>
+                <w:rFonts w:ascii="Arial" w:hAnsi="Arial" w:cs="Arial"/>
+                <w:sz w:val="22"/>
+                <w:szCs w:val="22"/>
+              </w:rPr>
+              <w:t>Keperluan</w:t>
+            </w:r>
+            <w:proofErr w:type="spellEnd"/>
           </w:p>
         </w:tc>
         <w:tc>
@@ -2217,8 +2696,6 @@
           </w:tcPr>
           <w:p>
             <w:pPr>
-              <w:widowControl w:val="0"/>
-              <w:jc w:val="both"/>
               <w:rPr>
                 <w:rFonts w:ascii="Arial" w:hAnsi="Arial" w:cs="Arial"/>
                 <w:sz w:val="22"/>
@@ -2241,21 +2718,37 @@
           </w:tcPr>
           <w:p>
             <w:pPr>
-              <w:widowControl w:val="0"/>
-              <w:jc w:val="both"/>
-              <w:rPr>
-                <w:rFonts w:hint="default" w:ascii="Arial" w:hAnsi="Arial" w:cs="Arial"/>
-                <w:sz w:val="22"/>
-                <w:szCs w:val="22"/>
-              </w:rPr>
-            </w:pPr>
-            <w:r>
-              <w:rPr>
-                <w:rFonts w:hint="default" w:ascii="Arial" w:hAnsi="Arial" w:cs="Arial"/>
-                <w:sz w:val="22"/>
-                <w:szCs w:val="22"/>
-              </w:rPr>
-              <w:t>${surat_peruntukan}</w:t>
+              <w:rPr>
+                <w:rFonts w:ascii="Arial" w:hAnsi="Arial" w:cs="Arial"/>
+                <w:sz w:val="22"/>
+                <w:szCs w:val="22"/>
+              </w:rPr>
+            </w:pPr>
+            <w:r>
+              <w:rPr>
+                <w:rFonts w:ascii="Arial" w:hAnsi="Arial" w:cs="Arial"/>
+                <w:sz w:val="22"/>
+                <w:szCs w:val="22"/>
+              </w:rPr>
+              <w:t>${</w:t>
+            </w:r>
+            <w:proofErr w:type="spellStart"/>
+            <w:r>
+              <w:rPr>
+                <w:rFonts w:ascii="Arial" w:hAnsi="Arial" w:cs="Arial"/>
+                <w:sz w:val="22"/>
+                <w:szCs w:val="22"/>
+              </w:rPr>
+              <w:t>surat_peruntukan</w:t>
+            </w:r>
+            <w:proofErr w:type="spellEnd"/>
+            <w:r>
+              <w:rPr>
+                <w:rFonts w:ascii="Arial" w:hAnsi="Arial" w:cs="Arial"/>
+                <w:sz w:val="22"/>
+                <w:szCs w:val="22"/>
+              </w:rPr>
+              <w:t>}</w:t>
             </w:r>
           </w:p>
         </w:tc>
@@ -2277,7 +2770,7 @@
           <w:ilvl w:val="0"/>
           <w:numId w:val="1"/>
         </w:numPr>
-        <w:ind w:left="800" w:leftChars="400"/>
+        <w:ind w:leftChars="400" w:left="800"/>
         <w:jc w:val="both"/>
         <w:rPr>
           <w:rFonts w:ascii="Arial" w:hAnsi="Arial" w:cs="Arial"/>
@@ -2285,13 +2778,149 @@
           <w:szCs w:val="22"/>
         </w:rPr>
       </w:pPr>
+      <w:proofErr w:type="spellStart"/>
       <w:r>
         <w:rPr>
           <w:rFonts w:ascii="Arial" w:hAnsi="Arial"/>
           <w:sz w:val="22"/>
           <w:szCs w:val="22"/>
         </w:rPr>
-        <w:t>Demikian Surat Keterangan Kelurahan ini dibuat untuk dipergunakan seperlunya.</w:t>
+        <w:t>Demikian</w:t>
+      </w:r>
+      <w:proofErr w:type="spellEnd"/>
+      <w:r>
+        <w:rPr>
+          <w:rFonts w:ascii="Arial" w:hAnsi="Arial"/>
+          <w:sz w:val="22"/>
+          <w:szCs w:val="22"/>
+        </w:rPr>
+        <w:t xml:space="preserve"> Surat </w:t>
+      </w:r>
+      <w:proofErr w:type="spellStart"/>
+      <w:r>
+        <w:rPr>
+          <w:rFonts w:ascii="Arial" w:hAnsi="Arial"/>
+          <w:sz w:val="22"/>
+          <w:szCs w:val="22"/>
+        </w:rPr>
+        <w:t>Keterangan</w:t>
+      </w:r>
+      <w:proofErr w:type="spellEnd"/>
+      <w:r>
+        <w:rPr>
+          <w:rFonts w:ascii="Arial" w:hAnsi="Arial"/>
+          <w:sz w:val="22"/>
+          <w:szCs w:val="22"/>
+        </w:rPr>
+        <w:t xml:space="preserve"> </w:t>
+      </w:r>
+      <w:proofErr w:type="spellStart"/>
+      <w:r>
+        <w:rPr>
+          <w:rFonts w:ascii="Arial" w:hAnsi="Arial"/>
+          <w:sz w:val="22"/>
+          <w:szCs w:val="22"/>
+        </w:rPr>
+        <w:t>Kelurahan</w:t>
+      </w:r>
+      <w:proofErr w:type="spellEnd"/>
+      <w:r>
+        <w:rPr>
+          <w:rFonts w:ascii="Arial" w:hAnsi="Arial"/>
+          <w:sz w:val="22"/>
+          <w:szCs w:val="22"/>
+        </w:rPr>
+        <w:t xml:space="preserve"> </w:t>
+      </w:r>
+      <w:proofErr w:type="spellStart"/>
+      <w:r>
+        <w:rPr>
+          <w:rFonts w:ascii="Arial" w:hAnsi="Arial"/>
+          <w:sz w:val="22"/>
+          <w:szCs w:val="22"/>
+        </w:rPr>
+        <w:t>ini</w:t>
+      </w:r>
+      <w:proofErr w:type="spellEnd"/>
+      <w:r>
+        <w:rPr>
+          <w:rFonts w:ascii="Arial" w:hAnsi="Arial"/>
+          <w:sz w:val="22"/>
+          <w:szCs w:val="22"/>
+        </w:rPr>
+        <w:t xml:space="preserve"> </w:t>
+      </w:r>
+      <w:proofErr w:type="spellStart"/>
+      <w:r>
+        <w:rPr>
+          <w:rFonts w:ascii="Arial" w:hAnsi="Arial"/>
+          <w:sz w:val="22"/>
+          <w:szCs w:val="22"/>
+        </w:rPr>
+        <w:t>dibuat</w:t>
+      </w:r>
+      <w:proofErr w:type="spellEnd"/>
+      <w:r>
+        <w:rPr>
+          <w:rFonts w:ascii="Arial" w:hAnsi="Arial"/>
+          <w:sz w:val="22"/>
+          <w:szCs w:val="22"/>
+        </w:rPr>
+        <w:t xml:space="preserve"> </w:t>
+      </w:r>
+      <w:proofErr w:type="spellStart"/>
+      <w:r>
+        <w:rPr>
+          <w:rFonts w:ascii="Arial" w:hAnsi="Arial"/>
+          <w:sz w:val="22"/>
+          <w:szCs w:val="22"/>
+        </w:rPr>
+        <w:t>untuk</w:t>
+      </w:r>
+      <w:proofErr w:type="spellEnd"/>
+      <w:r>
+        <w:rPr>
+          <w:rFonts w:ascii="Arial" w:hAnsi="Arial"/>
+          <w:sz w:val="22"/>
+          <w:szCs w:val="22"/>
+        </w:rPr>
+        <w:t xml:space="preserve"> </w:t>
+      </w:r>
+      <w:proofErr w:type="spellStart"/>
+      <w:r>
+        <w:rPr>
+          <w:rFonts w:ascii="Arial" w:hAnsi="Arial"/>
+          <w:sz w:val="22"/>
+          <w:szCs w:val="22"/>
+        </w:rPr>
+        <w:t>dipergunakan</w:t>
+      </w:r>
+      <w:proofErr w:type="spellEnd"/>
+      <w:r>
+        <w:rPr>
+          <w:rFonts w:ascii="Arial" w:hAnsi="Arial"/>
+          <w:sz w:val="22"/>
+          <w:szCs w:val="22"/>
+        </w:rPr>
+        <w:t xml:space="preserve"> </w:t>
+      </w:r>
+      <w:proofErr w:type="spellStart"/>
+      <w:r>
+        <w:rPr>
+          <w:rFonts w:ascii="Arial" w:hAnsi="Arial"/>
+          <w:sz w:val="22"/>
+          <w:szCs w:val="22"/>
+        </w:rPr>
+        <w:t>seperlunya</w:t>
+      </w:r>
+      <w:proofErr w:type="spellEnd"/>
+      <w:r>
+        <w:rPr>
+          <w:rFonts w:ascii="Arial" w:hAnsi="Arial"/>
+          <w:sz w:val="22"/>
+          <w:szCs w:val="22"/>
+        </w:rPr>
+        <w:t>.</w:t>
       </w:r>
     </w:p>
     <w:p>
@@ -2306,24 +2935,18 @@
     </w:p>
     <w:tbl>
       <w:tblPr>
-        <w:tblStyle w:val="6"/>
+        <w:tblStyle w:val="TableGrid"/>
         <w:tblW w:w="11550" w:type="dxa"/>
         <w:tblInd w:w="-449" w:type="dxa"/>
         <w:tblBorders>
-          <w:top w:val="none" w:color="auto" w:sz="0" w:space="0"/>
-          <w:left w:val="none" w:color="auto" w:sz="0" w:space="0"/>
-          <w:bottom w:val="none" w:color="auto" w:sz="0" w:space="0"/>
-          <w:right w:val="none" w:color="auto" w:sz="0" w:space="0"/>
-          <w:insideH w:val="none" w:color="auto" w:sz="0" w:space="0"/>
-          <w:insideV w:val="none" w:color="auto" w:sz="0" w:space="0"/>
+          <w:top w:val="none" w:sz="0" w:space="0" w:color="auto"/>
+          <w:left w:val="none" w:sz="0" w:space="0" w:color="auto"/>
+          <w:bottom w:val="none" w:sz="0" w:space="0" w:color="auto"/>
+          <w:right w:val="none" w:sz="0" w:space="0" w:color="auto"/>
+          <w:insideH w:val="none" w:sz="0" w:space="0" w:color="auto"/>
+          <w:insideV w:val="none" w:sz="0" w:space="0" w:color="auto"/>
         </w:tblBorders>
-        <w:tblLayout w:type="autofit"/>
-        <w:tblCellMar>
-          <w:top w:w="0" w:type="dxa"/>
-          <w:left w:w="108" w:type="dxa"/>
-          <w:bottom w:w="0" w:type="dxa"/>
-          <w:right w:w="108" w:type="dxa"/>
-        </w:tblCellMar>
+        <w:tblLook w:val="04A0" w:firstRow="1" w:lastRow="0" w:firstColumn="1" w:lastColumn="0" w:noHBand="0" w:noVBand="1"/>
       </w:tblPr>
       <w:tblGrid>
         <w:gridCol w:w="3465"/>
@@ -2331,22 +2954,6 @@
         <w:gridCol w:w="4020"/>
       </w:tblGrid>
       <w:tr>
-        <w:tblPrEx>
-          <w:tblBorders>
-            <w:top w:val="none" w:color="auto" w:sz="0" w:space="0"/>
-            <w:left w:val="none" w:color="auto" w:sz="0" w:space="0"/>
-            <w:bottom w:val="none" w:color="auto" w:sz="0" w:space="0"/>
-            <w:right w:val="none" w:color="auto" w:sz="0" w:space="0"/>
-            <w:insideH w:val="none" w:color="auto" w:sz="0" w:space="0"/>
-            <w:insideV w:val="none" w:color="auto" w:sz="0" w:space="0"/>
-          </w:tblBorders>
-          <w:tblCellMar>
-            <w:top w:w="0" w:type="dxa"/>
-            <w:left w:w="108" w:type="dxa"/>
-            <w:bottom w:w="0" w:type="dxa"/>
-            <w:right w:w="108" w:type="dxa"/>
-          </w:tblCellMar>
-        </w:tblPrEx>
         <w:tc>
           <w:tcPr>
             <w:tcW w:w="3465" w:type="dxa"/>
@@ -2355,7 +2962,6 @@
           </w:tcPr>
           <w:p>
             <w:pPr>
-              <w:widowControl w:val="0"/>
               <w:jc w:val="center"/>
               <w:rPr>
                 <w:rFonts w:ascii="Arial" w:hAnsi="Arial"/>
@@ -2372,7 +2978,6 @@
           </w:tcPr>
           <w:p>
             <w:pPr>
-              <w:widowControl w:val="0"/>
               <w:jc w:val="center"/>
               <w:rPr>
                 <w:rFonts w:ascii="Arial" w:hAnsi="Arial"/>
@@ -2390,7 +2995,6 @@
           </w:tcPr>
           <w:p>
             <w:pPr>
-              <w:widowControl w:val="0"/>
               <w:jc w:val="center"/>
               <w:rPr>
                 <w:rFonts w:ascii="Arial" w:hAnsi="Arial"/>
@@ -2404,28 +3008,30 @@
                 <w:sz w:val="22"/>
                 <w:szCs w:val="22"/>
               </w:rPr>
-              <w:t>Kediri, ${surat_tgl}</w:t>
+              <w:t>Kediri, ${</w:t>
+            </w:r>
+            <w:proofErr w:type="spellStart"/>
+            <w:r>
+              <w:rPr>
+                <w:rFonts w:ascii="Arial" w:hAnsi="Arial"/>
+                <w:sz w:val="22"/>
+                <w:szCs w:val="22"/>
+              </w:rPr>
+              <w:t>surat_tgl</w:t>
+            </w:r>
+            <w:proofErr w:type="spellEnd"/>
+            <w:r>
+              <w:rPr>
+                <w:rFonts w:ascii="Arial" w:hAnsi="Arial"/>
+                <w:sz w:val="22"/>
+                <w:szCs w:val="22"/>
+              </w:rPr>
+              <w:t>}</w:t>
             </w:r>
           </w:p>
         </w:tc>
       </w:tr>
       <w:tr>
-        <w:tblPrEx>
-          <w:tblBorders>
-            <w:top w:val="none" w:color="auto" w:sz="0" w:space="0"/>
-            <w:left w:val="none" w:color="auto" w:sz="0" w:space="0"/>
-            <w:bottom w:val="none" w:color="auto" w:sz="0" w:space="0"/>
-            <w:right w:val="none" w:color="auto" w:sz="0" w:space="0"/>
-            <w:insideH w:val="none" w:color="auto" w:sz="0" w:space="0"/>
-            <w:insideV w:val="none" w:color="auto" w:sz="0" w:space="0"/>
-          </w:tblBorders>
-          <w:tblCellMar>
-            <w:top w:w="0" w:type="dxa"/>
-            <w:left w:w="108" w:type="dxa"/>
-            <w:bottom w:w="0" w:type="dxa"/>
-            <w:right w:w="108" w:type="dxa"/>
-          </w:tblCellMar>
-        </w:tblPrEx>
         <w:tc>
           <w:tcPr>
             <w:tcW w:w="3465" w:type="dxa"/>
@@ -2434,7 +3040,6 @@
           </w:tcPr>
           <w:p>
             <w:pPr>
-              <w:widowControl w:val="0"/>
               <w:jc w:val="center"/>
               <w:rPr>
                 <w:rFonts w:ascii="Arial" w:hAnsi="Arial"/>
@@ -2442,6 +3047,7 @@
                 <w:szCs w:val="22"/>
               </w:rPr>
             </w:pPr>
+            <w:proofErr w:type="spellStart"/>
             <w:r>
               <w:rPr>
                 <w:rFonts w:ascii="Arial" w:hAnsi="Arial"/>
@@ -2450,6 +3056,7 @@
               </w:rPr>
               <w:t>Pemohon</w:t>
             </w:r>
+            <w:proofErr w:type="spellEnd"/>
           </w:p>
         </w:tc>
         <w:tc>
@@ -2459,7 +3066,6 @@
           </w:tcPr>
           <w:p>
             <w:pPr>
-              <w:widowControl w:val="0"/>
               <w:jc w:val="center"/>
               <w:rPr>
                 <w:rFonts w:ascii="Arial" w:hAnsi="Arial"/>
@@ -2477,7 +3083,6 @@
           </w:tcPr>
           <w:p>
             <w:pPr>
-              <w:widowControl w:val="0"/>
               <w:jc w:val="center"/>
               <w:rPr>
                 <w:rFonts w:ascii="Arial" w:hAnsi="Arial"/>
@@ -2485,18 +3090,27 @@
                 <w:szCs w:val="22"/>
               </w:rPr>
             </w:pPr>
+            <w:proofErr w:type="spellStart"/>
             <w:r>
               <w:rPr>
                 <w:rFonts w:ascii="Arial" w:hAnsi="Arial"/>
                 <w:sz w:val="22"/>
                 <w:szCs w:val="22"/>
               </w:rPr>
-              <w:t>Mengetahui,</w:t>
-            </w:r>
-          </w:p>
-          <w:p>
-            <w:pPr>
-              <w:widowControl w:val="0"/>
+              <w:t>Mengetahui</w:t>
+            </w:r>
+            <w:proofErr w:type="spellEnd"/>
+            <w:r>
+              <w:rPr>
+                <w:rFonts w:ascii="Arial" w:hAnsi="Arial"/>
+                <w:sz w:val="22"/>
+                <w:szCs w:val="22"/>
+              </w:rPr>
+              <w:t>,</w:t>
+            </w:r>
+          </w:p>
+          <w:p>
+            <w:pPr>
               <w:jc w:val="center"/>
               <w:rPr>
                 <w:rFonts w:ascii="Arial" w:hAnsi="Arial"/>
@@ -2506,32 +3120,34 @@
             </w:pPr>
             <w:r>
               <w:rPr>
-                <w:rFonts w:hint="default" w:ascii="Arial" w:hAnsi="Arial" w:eastAsia="SimSun" w:cs="Arial"/>
-                <w:sz w:val="22"/>
-                <w:szCs w:val="22"/>
-              </w:rPr>
-              <w:t>LURAH ${skpd_kel}</w:t>
+                <w:rFonts w:ascii="Arial" w:eastAsia="SimSun" w:hAnsi="Arial" w:cs="Arial"/>
+                <w:sz w:val="22"/>
+                <w:szCs w:val="22"/>
+              </w:rPr>
+              <w:t>LURAH ${</w:t>
+            </w:r>
+            <w:proofErr w:type="spellStart"/>
+            <w:r>
+              <w:rPr>
+                <w:rFonts w:ascii="Arial" w:eastAsia="SimSun" w:hAnsi="Arial" w:cs="Arial"/>
+                <w:sz w:val="22"/>
+                <w:szCs w:val="22"/>
+              </w:rPr>
+              <w:t>skpd_kel</w:t>
+            </w:r>
+            <w:proofErr w:type="spellEnd"/>
+            <w:r>
+              <w:rPr>
+                <w:rFonts w:ascii="Arial" w:eastAsia="SimSun" w:hAnsi="Arial" w:cs="Arial"/>
+                <w:sz w:val="22"/>
+                <w:szCs w:val="22"/>
+              </w:rPr>
+              <w:t>}</w:t>
             </w:r>
           </w:p>
         </w:tc>
       </w:tr>
       <w:tr>
-        <w:tblPrEx>
-          <w:tblBorders>
-            <w:top w:val="none" w:color="auto" w:sz="0" w:space="0"/>
-            <w:left w:val="none" w:color="auto" w:sz="0" w:space="0"/>
-            <w:bottom w:val="none" w:color="auto" w:sz="0" w:space="0"/>
-            <w:right w:val="none" w:color="auto" w:sz="0" w:space="0"/>
-            <w:insideH w:val="none" w:color="auto" w:sz="0" w:space="0"/>
-            <w:insideV w:val="none" w:color="auto" w:sz="0" w:space="0"/>
-          </w:tblBorders>
-          <w:tblCellMar>
-            <w:top w:w="0" w:type="dxa"/>
-            <w:left w:w="108" w:type="dxa"/>
-            <w:bottom w:w="0" w:type="dxa"/>
-            <w:right w:w="108" w:type="dxa"/>
-          </w:tblCellMar>
-        </w:tblPrEx>
         <w:tc>
           <w:tcPr>
             <w:tcW w:w="3465" w:type="dxa"/>
@@ -2540,7 +3156,6 @@
           </w:tcPr>
           <w:p>
             <w:pPr>
-              <w:widowControl w:val="0"/>
               <w:jc w:val="center"/>
               <w:rPr>
                 <w:rFonts w:ascii="Arial" w:hAnsi="Arial"/>
@@ -2551,7 +3166,6 @@
           </w:p>
           <w:p>
             <w:pPr>
-              <w:widowControl w:val="0"/>
               <w:jc w:val="center"/>
               <w:rPr>
                 <w:rFonts w:ascii="Arial" w:hAnsi="Arial"/>
@@ -2562,7 +3176,6 @@
           </w:p>
           <w:p>
             <w:pPr>
-              <w:widowControl w:val="0"/>
               <w:jc w:val="center"/>
               <w:rPr>
                 <w:rFonts w:ascii="Arial" w:hAnsi="Arial"/>
@@ -2573,7 +3186,6 @@
           </w:p>
           <w:p>
             <w:pPr>
-              <w:widowControl w:val="0"/>
               <w:jc w:val="left"/>
               <w:rPr>
                 <w:rFonts w:ascii="Arial" w:hAnsi="Arial"/>
@@ -2584,7 +3196,6 @@
           </w:p>
           <w:p>
             <w:pPr>
-              <w:widowControl w:val="0"/>
               <w:jc w:val="left"/>
               <w:rPr>
                 <w:rFonts w:ascii="Arial" w:hAnsi="Arial"/>
@@ -2595,7 +3206,6 @@
           </w:p>
           <w:p>
             <w:pPr>
-              <w:widowControl w:val="0"/>
               <w:jc w:val="center"/>
               <w:rPr>
                 <w:rFonts w:ascii="Arial" w:hAnsi="Arial"/>
@@ -2606,7 +3216,6 @@
           </w:p>
           <w:p>
             <w:pPr>
-              <w:widowControl w:val="0"/>
               <w:jc w:val="center"/>
               <w:rPr>
                 <w:rFonts w:ascii="Arial" w:hAnsi="Arial"/>
@@ -2617,7 +3226,6 @@
           </w:p>
           <w:p>
             <w:pPr>
-              <w:widowControl w:val="0"/>
               <w:jc w:val="center"/>
               <w:rPr>
                 <w:rFonts w:ascii="Arial" w:hAnsi="Arial"/>
@@ -2630,11 +3238,11 @@
         <w:tc>
           <w:tcPr>
             <w:tcW w:w="4065" w:type="dxa"/>
+            <w:noWrap/>
             <w:vAlign w:val="center"/>
           </w:tcPr>
           <w:p>
             <w:pPr>
-              <w:widowControl w:val="0"/>
               <w:jc w:val="center"/>
               <w:rPr>
                 <w:rFonts w:ascii="Arial" w:hAnsi="Arial"/>
@@ -2642,6 +3250,31 @@
                 <w:szCs w:val="22"/>
               </w:rPr>
             </w:pPr>
+            <w:bookmarkStart w:id="0" w:name="_GoBack"/>
+            <w:bookmarkEnd w:id="0"/>
+            <w:r>
+              <w:rPr>
+                <w:color w:val="FFFFFF" w:themeColor="background1"/>
+                <w:sz w:val="12"/>
+              </w:rPr>
+              <w:t>${</w:t>
+            </w:r>
+            <w:proofErr w:type="spellStart"/>
+            <w:r>
+              <w:rPr>
+                <w:color w:val="FFFFFF" w:themeColor="background1"/>
+                <w:sz w:val="12"/>
+              </w:rPr>
+              <w:t>qr</w:t>
+            </w:r>
+            <w:proofErr w:type="spellEnd"/>
+            <w:r>
+              <w:rPr>
+                <w:color w:val="FFFFFF" w:themeColor="background1"/>
+                <w:sz w:val="12"/>
+              </w:rPr>
+              <w:t>}~</w:t>
+            </w:r>
           </w:p>
         </w:tc>
         <w:tc>
@@ -2652,44 +3285,28 @@
           </w:tcPr>
           <w:p>
             <w:pPr>
-              <w:widowControl w:val="0"/>
               <w:jc w:val="center"/>
               <w:rPr>
-                <w:rFonts w:hint="default" w:ascii="Arial" w:hAnsi="Arial" w:cs="Arial"/>
-                <w:color w:val="auto"/>
-                <w:sz w:val="22"/>
-                <w:szCs w:val="22"/>
-              </w:rPr>
-            </w:pPr>
-            <w:r>
-              <w:rPr>
-                <w:rFonts w:hint="default" w:ascii="Arial" w:hAnsi="Arial" w:cs="Arial"/>
-                <w:color w:val="auto"/>
-                <w:sz w:val="22"/>
-                <w:szCs w:val="22"/>
-              </w:rPr>
-              <w:t>${qr}~</w:t>
+                <w:rFonts w:ascii="Arial" w:hAnsi="Arial" w:cs="Arial"/>
+                <w:sz w:val="22"/>
+                <w:szCs w:val="22"/>
+              </w:rPr>
+            </w:pPr>
+            <w:r>
+              <w:t>${</w:t>
+            </w:r>
+            <w:proofErr w:type="spellStart"/>
+            <w:r>
+              <w:t>tte_lurah</w:t>
+            </w:r>
+            <w:proofErr w:type="spellEnd"/>
+            <w:r>
+              <w:t>}</w:t>
             </w:r>
           </w:p>
         </w:tc>
       </w:tr>
       <w:tr>
-        <w:tblPrEx>
-          <w:tblBorders>
-            <w:top w:val="none" w:color="auto" w:sz="0" w:space="0"/>
-            <w:left w:val="none" w:color="auto" w:sz="0" w:space="0"/>
-            <w:bottom w:val="none" w:color="auto" w:sz="0" w:space="0"/>
-            <w:right w:val="none" w:color="auto" w:sz="0" w:space="0"/>
-            <w:insideH w:val="none" w:color="auto" w:sz="0" w:space="0"/>
-            <w:insideV w:val="none" w:color="auto" w:sz="0" w:space="0"/>
-          </w:tblBorders>
-          <w:tblCellMar>
-            <w:top w:w="0" w:type="dxa"/>
-            <w:left w:w="108" w:type="dxa"/>
-            <w:bottom w:w="0" w:type="dxa"/>
-            <w:right w:w="108" w:type="dxa"/>
-          </w:tblCellMar>
-        </w:tblPrEx>
         <w:tc>
           <w:tcPr>
             <w:tcW w:w="3465" w:type="dxa"/>
@@ -2698,7 +3315,6 @@
           </w:tcPr>
           <w:p>
             <w:pPr>
-              <w:widowControl w:val="0"/>
               <w:jc w:val="center"/>
               <w:rPr>
                 <w:rFonts w:ascii="Arial" w:hAnsi="Arial"/>
@@ -2713,7 +3329,25 @@
                 <w:b/>
                 <w:sz w:val="22"/>
               </w:rPr>
-              <w:t>${surat_nama}</w:t>
+              <w:t>${</w:t>
+            </w:r>
+            <w:proofErr w:type="spellStart"/>
+            <w:r>
+              <w:rPr>
+                <w:rFonts w:ascii="Arial" w:hAnsi="Arial"/>
+                <w:b/>
+                <w:sz w:val="22"/>
+              </w:rPr>
+              <w:t>surat_nama</w:t>
+            </w:r>
+            <w:proofErr w:type="spellEnd"/>
+            <w:r>
+              <w:rPr>
+                <w:rFonts w:ascii="Arial" w:hAnsi="Arial"/>
+                <w:b/>
+                <w:sz w:val="22"/>
+              </w:rPr>
+              <w:t>}</w:t>
             </w:r>
           </w:p>
         </w:tc>
@@ -2724,7 +3358,6 @@
           </w:tcPr>
           <w:p>
             <w:pPr>
-              <w:widowControl w:val="0"/>
               <w:jc w:val="center"/>
               <w:rPr>
                 <w:rFonts w:ascii="Arial" w:hAnsi="Arial"/>
@@ -2740,7 +3373,6 @@
           </w:tcPr>
           <w:p>
             <w:pPr>
-              <w:widowControl w:val="0"/>
               <w:jc w:val="center"/>
               <w:rPr>
                 <w:rFonts w:ascii="Arial" w:hAnsi="Arial" w:cs="Arial"/>
@@ -2758,12 +3390,33 @@
                 <w:szCs w:val="22"/>
                 <w:u w:val="single"/>
               </w:rPr>
-              <w:t>${skpd_kepala}</w:t>
-            </w:r>
-          </w:p>
-          <w:p>
-            <w:pPr>
-              <w:widowControl w:val="0"/>
+              <w:t>${</w:t>
+            </w:r>
+            <w:proofErr w:type="spellStart"/>
+            <w:r>
+              <w:rPr>
+                <w:rFonts w:ascii="Arial" w:hAnsi="Arial" w:cs="Arial"/>
+                <w:b/>
+                <w:sz w:val="22"/>
+                <w:szCs w:val="22"/>
+                <w:u w:val="single"/>
+              </w:rPr>
+              <w:t>skpd_kepala</w:t>
+            </w:r>
+            <w:proofErr w:type="spellEnd"/>
+            <w:r>
+              <w:rPr>
+                <w:rFonts w:ascii="Arial" w:hAnsi="Arial" w:cs="Arial"/>
+                <w:b/>
+                <w:sz w:val="22"/>
+                <w:szCs w:val="22"/>
+                <w:u w:val="single"/>
+              </w:rPr>
+              <w:t>}</w:t>
+            </w:r>
+          </w:p>
+          <w:p>
+            <w:pPr>
               <w:jc w:val="center"/>
               <w:rPr>
                 <w:rFonts w:ascii="Arial" w:hAnsi="Arial"/>
@@ -2773,7 +3426,7 @@
             </w:pPr>
             <w:r>
               <w:rPr>
-                <w:rFonts w:ascii="Arial" w:hAnsi="Arial" w:eastAsia="Arial"/>
+                <w:rFonts w:ascii="Arial" w:eastAsia="Arial" w:hAnsi="Arial"/>
                 <w:b/>
                 <w:bCs/>
                 <w:sz w:val="22"/>
@@ -2783,7 +3436,7 @@
             </w:r>
             <w:r>
               <w:rPr>
-                <w:rFonts w:ascii="Arial" w:hAnsi="Arial" w:eastAsia="Arial"/>
+                <w:rFonts w:ascii="Arial" w:eastAsia="Arial" w:hAnsi="Arial"/>
                 <w:sz w:val="22"/>
                 <w:szCs w:val="22"/>
               </w:rPr>
@@ -2796,38 +3449,42 @@
                 <w:sz w:val="22"/>
                 <w:szCs w:val="22"/>
               </w:rPr>
-              <w:t>${skpd_nip_kepala}</w:t>
-            </w:r>
-            <w:r>
-              <w:rPr>
-                <w:rFonts w:ascii="Arial" w:hAnsi="Arial" w:cs="Arial"/>
-                <w:sz w:val="22"/>
-                <w:szCs w:val="22"/>
-              </w:rPr>
-              <w:br w:type="textWrapping"/>
+              <w:t>${</w:t>
+            </w:r>
+            <w:proofErr w:type="spellStart"/>
+            <w:r>
+              <w:rPr>
+                <w:rFonts w:ascii="Arial" w:hAnsi="Arial" w:cs="Arial"/>
+                <w:b/>
+                <w:sz w:val="22"/>
+                <w:szCs w:val="22"/>
+              </w:rPr>
+              <w:t>skpd_nip_kepala</w:t>
+            </w:r>
+            <w:proofErr w:type="spellEnd"/>
+            <w:r>
+              <w:rPr>
+                <w:rFonts w:ascii="Arial" w:hAnsi="Arial" w:cs="Arial"/>
+                <w:b/>
+                <w:sz w:val="22"/>
+                <w:szCs w:val="22"/>
+              </w:rPr>
+              <w:t>}</w:t>
+            </w:r>
+            <w:r>
+              <w:rPr>
+                <w:rFonts w:ascii="Arial" w:hAnsi="Arial" w:cs="Arial"/>
+                <w:sz w:val="22"/>
+                <w:szCs w:val="22"/>
+              </w:rPr>
+              <w:br/>
             </w:r>
           </w:p>
         </w:tc>
       </w:tr>
       <w:tr>
-        <w:tblPrEx>
-          <w:tblBorders>
-            <w:top w:val="none" w:color="auto" w:sz="0" w:space="0"/>
-            <w:left w:val="none" w:color="auto" w:sz="0" w:space="0"/>
-            <w:bottom w:val="none" w:color="auto" w:sz="0" w:space="0"/>
-            <w:right w:val="none" w:color="auto" w:sz="0" w:space="0"/>
-            <w:insideH w:val="none" w:color="auto" w:sz="0" w:space="0"/>
-            <w:insideV w:val="none" w:color="auto" w:sz="0" w:space="0"/>
-          </w:tblBorders>
-          <w:tblCellMar>
-            <w:top w:w="0" w:type="dxa"/>
-            <w:left w:w="108" w:type="dxa"/>
-            <w:bottom w:w="0" w:type="dxa"/>
-            <w:right w:w="108" w:type="dxa"/>
-          </w:tblCellMar>
-        </w:tblPrEx>
         <w:trPr>
-          <w:trHeight w:val="535" w:hRule="atLeast"/>
+          <w:trHeight w:val="535"/>
         </w:trPr>
         <w:tc>
           <w:tcPr>
@@ -2837,7 +3494,6 @@
           </w:tcPr>
           <w:p>
             <w:pPr>
-              <w:widowControl w:val="0"/>
               <w:jc w:val="center"/>
               <w:rPr>
                 <w:rFonts w:ascii="Arial" w:hAnsi="Arial"/>
@@ -2854,26 +3510,34 @@
           </w:tcPr>
           <w:p>
             <w:pPr>
-              <w:widowControl w:val="0"/>
               <w:jc w:val="center"/>
               <w:rPr>
-                <w:rFonts w:hint="default" w:ascii="Arial" w:hAnsi="Arial" w:cs="Arial"/>
-                <w:sz w:val="22"/>
-                <w:szCs w:val="22"/>
-              </w:rPr>
-            </w:pPr>
-            <w:r>
-              <w:rPr>
-                <w:rFonts w:hint="default" w:ascii="Arial" w:hAnsi="Arial" w:cs="Arial"/>
-                <w:sz w:val="22"/>
-                <w:szCs w:val="22"/>
-              </w:rPr>
-              <w:t>Mengetahui,</w:t>
-            </w:r>
-          </w:p>
-          <w:p>
-            <w:pPr>
-              <w:widowControl w:val="0"/>
+                <w:rFonts w:ascii="Arial" w:hAnsi="Arial" w:cs="Arial"/>
+                <w:sz w:val="22"/>
+                <w:szCs w:val="22"/>
+              </w:rPr>
+            </w:pPr>
+            <w:proofErr w:type="spellStart"/>
+            <w:r>
+              <w:rPr>
+                <w:rFonts w:ascii="Arial" w:hAnsi="Arial" w:cs="Arial"/>
+                <w:sz w:val="22"/>
+                <w:szCs w:val="22"/>
+              </w:rPr>
+              <w:t>Mengetahui</w:t>
+            </w:r>
+            <w:proofErr w:type="spellEnd"/>
+            <w:r>
+              <w:rPr>
+                <w:rFonts w:ascii="Arial" w:hAnsi="Arial" w:cs="Arial"/>
+                <w:sz w:val="22"/>
+                <w:szCs w:val="22"/>
+              </w:rPr>
+              <w:t>,</w:t>
+            </w:r>
+          </w:p>
+          <w:p>
+            <w:pPr>
               <w:spacing w:after="40"/>
               <w:jc w:val="center"/>
               <w:rPr>
@@ -2884,11 +3548,47 @@
             </w:pPr>
             <w:r>
               <w:rPr>
-                <w:rFonts w:hint="default" w:ascii="Arial" w:hAnsi="Arial" w:cs="Arial"/>
-                <w:sz w:val="22"/>
-                <w:szCs w:val="22"/>
-              </w:rPr>
-              <w:t>${skpd_jabatan_camat} ${skpd_kec}</w:t>
+                <w:rFonts w:ascii="Arial" w:hAnsi="Arial" w:cs="Arial"/>
+                <w:sz w:val="22"/>
+                <w:szCs w:val="22"/>
+              </w:rPr>
+              <w:t>${</w:t>
+            </w:r>
+            <w:proofErr w:type="spellStart"/>
+            <w:r>
+              <w:rPr>
+                <w:rFonts w:ascii="Arial" w:hAnsi="Arial" w:cs="Arial"/>
+                <w:sz w:val="22"/>
+                <w:szCs w:val="22"/>
+              </w:rPr>
+              <w:t>skpd_jabatan_camat</w:t>
+            </w:r>
+            <w:proofErr w:type="spellEnd"/>
+            <w:r>
+              <w:rPr>
+                <w:rFonts w:ascii="Arial" w:hAnsi="Arial" w:cs="Arial"/>
+                <w:sz w:val="22"/>
+                <w:szCs w:val="22"/>
+              </w:rPr>
+              <w:t>} ${</w:t>
+            </w:r>
+            <w:proofErr w:type="spellStart"/>
+            <w:r>
+              <w:rPr>
+                <w:rFonts w:ascii="Arial" w:hAnsi="Arial" w:cs="Arial"/>
+                <w:sz w:val="22"/>
+                <w:szCs w:val="22"/>
+              </w:rPr>
+              <w:t>skpd_kec</w:t>
+            </w:r>
+            <w:proofErr w:type="spellEnd"/>
+            <w:r>
+              <w:rPr>
+                <w:rFonts w:ascii="Arial" w:hAnsi="Arial" w:cs="Arial"/>
+                <w:sz w:val="22"/>
+                <w:szCs w:val="22"/>
+              </w:rPr>
+              <w:t>}</w:t>
             </w:r>
           </w:p>
         </w:tc>
@@ -2900,7 +3600,6 @@
           </w:tcPr>
           <w:p>
             <w:pPr>
-              <w:widowControl w:val="0"/>
               <w:jc w:val="center"/>
               <w:rPr>
                 <w:rFonts w:ascii="Arial" w:hAnsi="Arial"/>
@@ -2912,24 +3611,8 @@
         </w:tc>
       </w:tr>
       <w:tr>
-        <w:tblPrEx>
-          <w:tblBorders>
-            <w:top w:val="none" w:color="auto" w:sz="0" w:space="0"/>
-            <w:left w:val="none" w:color="auto" w:sz="0" w:space="0"/>
-            <w:bottom w:val="none" w:color="auto" w:sz="0" w:space="0"/>
-            <w:right w:val="none" w:color="auto" w:sz="0" w:space="0"/>
-            <w:insideH w:val="none" w:color="auto" w:sz="0" w:space="0"/>
-            <w:insideV w:val="none" w:color="auto" w:sz="0" w:space="0"/>
-          </w:tblBorders>
-          <w:tblCellMar>
-            <w:top w:w="0" w:type="dxa"/>
-            <w:left w:w="108" w:type="dxa"/>
-            <w:bottom w:w="0" w:type="dxa"/>
-            <w:right w:w="108" w:type="dxa"/>
-          </w:tblCellMar>
-        </w:tblPrEx>
         <w:trPr>
-          <w:trHeight w:val="1605" w:hRule="atLeast"/>
+          <w:trHeight w:val="1605"/>
         </w:trPr>
         <w:tc>
           <w:tcPr>
@@ -2939,7 +3622,6 @@
           </w:tcPr>
           <w:p>
             <w:pPr>
-              <w:widowControl w:val="0"/>
               <w:jc w:val="center"/>
               <w:rPr>
                 <w:rFonts w:ascii="Arial" w:hAnsi="Arial"/>
@@ -2952,15 +3634,14 @@
         <w:tc>
           <w:tcPr>
             <w:tcW w:w="4065" w:type="dxa"/>
+            <w:noWrap/>
             <w:vAlign w:val="center"/>
           </w:tcPr>
           <w:p>
             <w:pPr>
-              <w:widowControl w:val="0"/>
               <w:jc w:val="center"/>
               <w:rPr>
                 <w:rFonts w:ascii="Arial" w:hAnsi="Arial"/>
-                <w:color w:val="auto"/>
                 <w:sz w:val="2"/>
                 <w:szCs w:val="2"/>
               </w:rPr>
@@ -2968,94 +3649,104 @@
           </w:p>
           <w:p>
             <w:pPr>
-              <w:widowControl w:val="0"/>
               <w:jc w:val="center"/>
               <w:rPr>
                 <w:rFonts w:ascii="Arial" w:hAnsi="Arial"/>
-                <w:color w:val="auto"/>
-                <w:sz w:val="22"/>
-                <w:szCs w:val="22"/>
-              </w:rPr>
-            </w:pPr>
-          </w:p>
-          <w:p>
-            <w:pPr>
-              <w:widowControl w:val="0"/>
+                <w:sz w:val="22"/>
+                <w:szCs w:val="22"/>
+              </w:rPr>
+            </w:pPr>
+          </w:p>
+          <w:p>
+            <w:pPr>
               <w:jc w:val="center"/>
               <w:rPr>
                 <w:rFonts w:ascii="Arial" w:hAnsi="Arial"/>
-                <w:color w:val="auto"/>
-                <w:sz w:val="22"/>
-                <w:szCs w:val="22"/>
-              </w:rPr>
-            </w:pPr>
-          </w:p>
-          <w:p>
-            <w:pPr>
-              <w:widowControl w:val="0"/>
+                <w:sz w:val="22"/>
+                <w:szCs w:val="22"/>
+              </w:rPr>
+            </w:pPr>
+          </w:p>
+          <w:p>
+            <w:pPr>
               <w:jc w:val="center"/>
               <w:rPr>
                 <w:rFonts w:ascii="Arial" w:hAnsi="Arial"/>
-                <w:color w:val="auto"/>
-                <w:sz w:val="22"/>
-                <w:szCs w:val="22"/>
-              </w:rPr>
-            </w:pPr>
-          </w:p>
-          <w:p>
-            <w:pPr>
-              <w:widowControl w:val="0"/>
+                <w:sz w:val="22"/>
+                <w:szCs w:val="22"/>
+              </w:rPr>
+            </w:pPr>
+          </w:p>
+          <w:p>
+            <w:pPr>
               <w:jc w:val="center"/>
               <w:rPr>
-                <w:rFonts w:hint="default" w:ascii="Arial" w:hAnsi="Arial" w:cs="Arial"/>
-                <w:b w:val="0"/>
+                <w:rFonts w:ascii="Arial" w:hAnsi="Arial" w:cs="Arial"/>
                 <w:bCs/>
-                <w:color w:val="auto"/>
-                <w:sz w:val="22"/>
-                <w:szCs w:val="22"/>
-              </w:rPr>
-            </w:pPr>
-            <w:r>
-              <w:rPr>
-                <w:rFonts w:hint="default" w:ascii="Arial" w:hAnsi="Arial" w:cs="Arial"/>
-                <w:color w:val="auto"/>
-                <w:sz w:val="22"/>
-                <w:szCs w:val="22"/>
-              </w:rPr>
-              <w:t>~camat~</w:t>
-            </w:r>
-          </w:p>
-          <w:p>
-            <w:pPr>
-              <w:widowControl w:val="0"/>
+                <w:color w:val="FFFFFF" w:themeColor="background1"/>
+                <w:sz w:val="22"/>
+                <w:szCs w:val="22"/>
+              </w:rPr>
+            </w:pPr>
+            <w:r>
+              <w:rPr>
+                <w:color w:val="FFFFFF" w:themeColor="background1"/>
+                <w:sz w:val="12"/>
+              </w:rPr>
+              <w:t>~</w:t>
+            </w:r>
+            <w:proofErr w:type="spellStart"/>
+            <w:r>
+              <w:rPr>
+                <w:color w:val="FFFFFF" w:themeColor="background1"/>
+                <w:sz w:val="12"/>
+              </w:rPr>
+              <w:t>camat</w:t>
+            </w:r>
+            <w:proofErr w:type="spellEnd"/>
+            <w:r>
+              <w:rPr>
+                <w:color w:val="FFFFFF" w:themeColor="background1"/>
+                <w:sz w:val="12"/>
+              </w:rPr>
+              <w:t>~</w:t>
+            </w:r>
+          </w:p>
+          <w:p>
+            <w:pPr>
               <w:jc w:val="center"/>
               <w:rPr>
                 <w:rFonts w:ascii="Arial" w:hAnsi="Arial"/>
-                <w:color w:val="auto"/>
-                <w:sz w:val="22"/>
-                <w:szCs w:val="22"/>
-              </w:rPr>
-            </w:pPr>
-          </w:p>
-          <w:p>
-            <w:pPr>
-              <w:widowControl w:val="0"/>
+                <w:sz w:val="22"/>
+                <w:szCs w:val="22"/>
+              </w:rPr>
+            </w:pPr>
+          </w:p>
+          <w:p>
+            <w:pPr>
               <w:jc w:val="center"/>
               <w:rPr>
                 <w:rFonts w:ascii="Arial" w:hAnsi="Arial"/>
-                <w:color w:val="auto"/>
-                <w:sz w:val="22"/>
-                <w:szCs w:val="22"/>
-              </w:rPr>
-            </w:pPr>
-          </w:p>
-          <w:p>
-            <w:pPr>
-              <w:widowControl w:val="0"/>
+                <w:sz w:val="22"/>
+                <w:szCs w:val="22"/>
+              </w:rPr>
+            </w:pPr>
+          </w:p>
+          <w:p>
+            <w:pPr>
               <w:jc w:val="center"/>
               <w:rPr>
-                <w:rFonts w:ascii="Arial" w:hAnsi="Arial" w:cs="Arial"/>
-                <w:color w:val="auto"/>
+                <w:rFonts w:ascii="Arial" w:hAnsi="Arial"/>
+                <w:sz w:val="22"/>
+                <w:szCs w:val="22"/>
+              </w:rPr>
+            </w:pPr>
+          </w:p>
+          <w:p>
+            <w:pPr>
+              <w:jc w:val="center"/>
+              <w:rPr>
+                <w:rFonts w:ascii="Arial" w:hAnsi="Arial" w:cs="Arial"/>
                 <w:sz w:val="2"/>
                 <w:szCs w:val="2"/>
               </w:rPr>
@@ -3063,17 +3754,23 @@
           </w:p>
           <w:p>
             <w:pPr>
-              <w:widowControl w:val="0"/>
               <w:jc w:val="center"/>
               <w:rPr>
                 <w:rFonts w:ascii="Arial" w:hAnsi="Arial" w:cs="Arial"/>
-                <w:color w:val="auto"/>
                 <w:sz w:val="2"/>
                 <w:szCs w:val="2"/>
               </w:rPr>
             </w:pPr>
-            <w:bookmarkStart w:id="0" w:name="_GoBack"/>
-            <w:bookmarkEnd w:id="0"/>
+          </w:p>
+          <w:p>
+            <w:pPr>
+              <w:jc w:val="center"/>
+              <w:rPr>
+                <w:rFonts w:ascii="Arial" w:hAnsi="Arial" w:cs="Arial"/>
+                <w:sz w:val="2"/>
+                <w:szCs w:val="2"/>
+              </w:rPr>
+            </w:pPr>
           </w:p>
         </w:tc>
         <w:tc>
@@ -3084,7 +3781,6 @@
           </w:tcPr>
           <w:p>
             <w:pPr>
-              <w:widowControl w:val="0"/>
               <w:jc w:val="center"/>
               <w:rPr>
                 <w:rFonts w:ascii="Arial" w:hAnsi="Arial"/>
@@ -3092,26 +3788,21 @@
                 <w:sz w:val="2"/>
               </w:rPr>
             </w:pPr>
+            <w:r>
+              <w:t>${</w:t>
+            </w:r>
+            <w:proofErr w:type="spellStart"/>
+            <w:r>
+              <w:t>tte_camat</w:t>
+            </w:r>
+            <w:proofErr w:type="spellEnd"/>
+            <w:r>
+              <w:t>}</w:t>
+            </w:r>
           </w:p>
         </w:tc>
       </w:tr>
       <w:tr>
-        <w:tblPrEx>
-          <w:tblBorders>
-            <w:top w:val="none" w:color="auto" w:sz="0" w:space="0"/>
-            <w:left w:val="none" w:color="auto" w:sz="0" w:space="0"/>
-            <w:bottom w:val="none" w:color="auto" w:sz="0" w:space="0"/>
-            <w:right w:val="none" w:color="auto" w:sz="0" w:space="0"/>
-            <w:insideH w:val="none" w:color="auto" w:sz="0" w:space="0"/>
-            <w:insideV w:val="none" w:color="auto" w:sz="0" w:space="0"/>
-          </w:tblBorders>
-          <w:tblCellMar>
-            <w:top w:w="0" w:type="dxa"/>
-            <w:left w:w="108" w:type="dxa"/>
-            <w:bottom w:w="0" w:type="dxa"/>
-            <w:right w:w="108" w:type="dxa"/>
-          </w:tblCellMar>
-        </w:tblPrEx>
         <w:tc>
           <w:tcPr>
             <w:tcW w:w="3465" w:type="dxa"/>
@@ -3120,7 +3811,6 @@
           </w:tcPr>
           <w:p>
             <w:pPr>
-              <w:widowControl w:val="0"/>
               <w:jc w:val="center"/>
               <w:rPr>
                 <w:rFonts w:ascii="Arial" w:hAnsi="Arial"/>
@@ -3137,12 +3827,10 @@
           </w:tcPr>
           <w:p>
             <w:pPr>
-              <w:widowControl w:val="0"/>
               <w:jc w:val="center"/>
               <w:rPr>
                 <w:rFonts w:ascii="Arial" w:hAnsi="Arial" w:cs="Arial"/>
                 <w:b/>
-                <w:color w:val="auto"/>
                 <w:sz w:val="22"/>
                 <w:szCs w:val="22"/>
                 <w:u w:val="single"/>
@@ -3152,31 +3840,49 @@
               <w:rPr>
                 <w:rFonts w:ascii="Arial" w:hAnsi="Arial" w:cs="Arial"/>
                 <w:b/>
-                <w:color w:val="auto"/>
                 <w:sz w:val="22"/>
                 <w:szCs w:val="22"/>
                 <w:u w:val="single"/>
               </w:rPr>
-              <w:t>${skpd_camat}</w:t>
-            </w:r>
-          </w:p>
-          <w:p>
-            <w:pPr>
-              <w:widowControl w:val="0"/>
+              <w:t>${</w:t>
+            </w:r>
+            <w:proofErr w:type="spellStart"/>
+            <w:r>
+              <w:rPr>
+                <w:rFonts w:ascii="Arial" w:hAnsi="Arial" w:cs="Arial"/>
+                <w:b/>
+                <w:sz w:val="22"/>
+                <w:szCs w:val="22"/>
+                <w:u w:val="single"/>
+              </w:rPr>
+              <w:t>skpd_camat</w:t>
+            </w:r>
+            <w:proofErr w:type="spellEnd"/>
+            <w:r>
+              <w:rPr>
+                <w:rFonts w:ascii="Arial" w:hAnsi="Arial" w:cs="Arial"/>
+                <w:b/>
+                <w:sz w:val="22"/>
+                <w:szCs w:val="22"/>
+                <w:u w:val="single"/>
+              </w:rPr>
+              <w:t>}</w:t>
+            </w:r>
+          </w:p>
+          <w:p>
+            <w:pPr>
               <w:jc w:val="center"/>
               <w:rPr>
                 <w:rFonts w:ascii="Arial" w:hAnsi="Arial"/>
-                <w:color w:val="auto"/>
-                <w:sz w:val="22"/>
-                <w:szCs w:val="22"/>
-              </w:rPr>
-            </w:pPr>
-            <w:r>
-              <w:rPr>
-                <w:rFonts w:ascii="Arial" w:hAnsi="Arial" w:eastAsia="Arial"/>
+                <w:sz w:val="22"/>
+                <w:szCs w:val="22"/>
+              </w:rPr>
+            </w:pPr>
+            <w:r>
+              <w:rPr>
+                <w:rFonts w:ascii="Arial" w:eastAsia="Arial" w:hAnsi="Arial"/>
                 <w:b/>
                 <w:bCs/>
-                <w:color w:val="auto"/>
                 <w:sz w:val="22"/>
                 <w:szCs w:val="22"/>
               </w:rPr>
@@ -3184,8 +3890,7 @@
             </w:r>
             <w:r>
               <w:rPr>
-                <w:rFonts w:ascii="Arial" w:hAnsi="Arial" w:eastAsia="Arial"/>
-                <w:color w:val="auto"/>
+                <w:rFonts w:ascii="Arial" w:eastAsia="Arial" w:hAnsi="Arial"/>
                 <w:sz w:val="22"/>
                 <w:szCs w:val="22"/>
               </w:rPr>
@@ -3195,11 +3900,30 @@
               <w:rPr>
                 <w:rFonts w:ascii="Arial" w:hAnsi="Arial" w:cs="Arial"/>
                 <w:b/>
-                <w:color w:val="auto"/>
-                <w:sz w:val="22"/>
-                <w:szCs w:val="22"/>
-              </w:rPr>
-              <w:t>${skpd_nip_camat}</w:t>
+                <w:sz w:val="22"/>
+                <w:szCs w:val="22"/>
+              </w:rPr>
+              <w:t>${</w:t>
+            </w:r>
+            <w:proofErr w:type="spellStart"/>
+            <w:r>
+              <w:rPr>
+                <w:rFonts w:ascii="Arial" w:hAnsi="Arial" w:cs="Arial"/>
+                <w:b/>
+                <w:sz w:val="22"/>
+                <w:szCs w:val="22"/>
+              </w:rPr>
+              <w:t>skpd_nip_camat</w:t>
+            </w:r>
+            <w:proofErr w:type="spellEnd"/>
+            <w:r>
+              <w:rPr>
+                <w:rFonts w:ascii="Arial" w:hAnsi="Arial" w:cs="Arial"/>
+                <w:b/>
+                <w:sz w:val="22"/>
+                <w:szCs w:val="22"/>
+              </w:rPr>
+              <w:t>}</w:t>
             </w:r>
           </w:p>
         </w:tc>
@@ -3211,7 +3935,6 @@
           </w:tcPr>
           <w:p>
             <w:pPr>
-              <w:widowControl w:val="0"/>
               <w:jc w:val="center"/>
               <w:rPr>
                 <w:rFonts w:ascii="Arial" w:hAnsi="Arial"/>
@@ -3225,7 +3948,7 @@
     </w:tbl>
     <w:p>
       <w:pPr>
-        <w:ind w:left="800" w:leftChars="400"/>
+        <w:ind w:leftChars="400" w:left="800"/>
         <w:jc w:val="both"/>
         <w:rPr>
           <w:rFonts w:ascii="Arial" w:hAnsi="Arial"/>
@@ -3235,26 +3958,46 @@
       </w:pPr>
     </w:p>
     <w:sectPr>
-      <w:headerReference r:id="rId3" w:type="default"/>
-      <w:footerReference r:id="rId4" w:type="default"/>
+      <w:headerReference w:type="default" r:id="rId7"/>
+      <w:footerReference w:type="default" r:id="rId8"/>
       <w:pgSz w:w="11906" w:h="18709"/>
       <w:pgMar w:top="720" w:right="720" w:bottom="720" w:left="720" w:header="720" w:footer="720" w:gutter="0"/>
-      <w:cols w:space="0" w:num="1"/>
-      <w:docGrid w:linePitch="360" w:charSpace="0"/>
+      <w:cols w:space="0"/>
+      <w:docGrid w:linePitch="360"/>
     </w:sectPr>
   </w:body>
 </w:document>
 </file>
 
+<file path=word/endnotes.xml><?xml version="1.0" encoding="utf-8"?>
+<w:endnotes xmlns:wpc="http://schemas.microsoft.com/office/word/2010/wordprocessingCanvas" xmlns:mc="http://schemas.openxmlformats.org/markup-compatibility/2006" xmlns:o="urn:schemas-microsoft-com:office:office" xmlns:r="http://schemas.openxmlformats.org/officeDocument/2006/relationships" xmlns:m="http://schemas.openxmlformats.org/officeDocument/2006/math" xmlns:v="urn:schemas-microsoft-com:vml" xmlns:wp14="http://schemas.microsoft.com/office/word/2010/wordprocessingDrawing" xmlns:wp="http://schemas.openxmlformats.org/drawingml/2006/wordprocessingDrawing" xmlns:w10="urn:schemas-microsoft-com:office:word" xmlns:w="http://schemas.openxmlformats.org/wordprocessingml/2006/main" xmlns:w14="http://schemas.microsoft.com/office/word/2010/wordml" xmlns:w15="http://schemas.microsoft.com/office/word/2012/wordml" xmlns:wpg="http://schemas.microsoft.com/office/word/2010/wordprocessingGroup" xmlns:wpi="http://schemas.microsoft.com/office/word/2010/wordprocessingInk" xmlns:wne="http://schemas.microsoft.com/office/word/2006/wordml" xmlns:wps="http://schemas.microsoft.com/office/word/2010/wordprocessingShape" mc:Ignorable="w14 w15 wp14">
+  <w:endnote w:type="separator" w:id="-1">
+    <w:p>
+      <w:r>
+        <w:separator/>
+      </w:r>
+    </w:p>
+  </w:endnote>
+  <w:endnote w:type="continuationSeparator" w:id="0">
+    <w:p>
+      <w:r>
+        <w:continuationSeparator/>
+      </w:r>
+    </w:p>
+  </w:endnote>
+</w:endnotes>
+</file>
+
 <file path=word/footer1.xml><?xml version="1.0" encoding="utf-8"?>
-<w:ftr xmlns:wpc="http://schemas.microsoft.com/office/word/2010/wordprocessingCanvas" xmlns:mc="http://schemas.openxmlformats.org/markup-compatibility/2006" xmlns:o="urn:schemas-microsoft-com:office:office" xmlns:r="http://schemas.openxmlformats.org/officeDocument/2006/relationships" xmlns:m="http://schemas.openxmlformats.org/officeDocument/2006/math" xmlns:v="urn:schemas-microsoft-com:vml" xmlns:wp14="http://schemas.microsoft.com/office/word/2010/wordprocessingDrawing" xmlns:wp="http://schemas.openxmlformats.org/drawingml/2006/wordprocessingDrawing" xmlns:w10="urn:schemas-microsoft-com:office:word" xmlns:w="http://schemas.openxmlformats.org/wordprocessingml/2006/main" xmlns:w14="http://schemas.microsoft.com/office/word/2010/wordml" xmlns:w15="http://schemas.microsoft.com/office/word/2012/wordml" xmlns:wpg="http://schemas.microsoft.com/office/word/2010/wordprocessingGroup" xmlns:wpi="http://schemas.microsoft.com/office/word/2010/wordprocessingInk" xmlns:wne="http://schemas.microsoft.com/office/word/2006/wordml" xmlns:wps="http://schemas.microsoft.com/office/word/2010/wordprocessingShape" xmlns:wpsCustomData="http://www.wps.cn/officeDocument/2013/wpsCustomData" mc:Ignorable="w14 w15 wp14">
+<w:ftr xmlns:wpc="http://schemas.microsoft.com/office/word/2010/wordprocessingCanvas" xmlns:mc="http://schemas.openxmlformats.org/markup-compatibility/2006" xmlns:o="urn:schemas-microsoft-com:office:office" xmlns:r="http://schemas.openxmlformats.org/officeDocument/2006/relationships" xmlns:m="http://schemas.openxmlformats.org/officeDocument/2006/math" xmlns:v="urn:schemas-microsoft-com:vml" xmlns:wp14="http://schemas.microsoft.com/office/word/2010/wordprocessingDrawing" xmlns:wp="http://schemas.openxmlformats.org/drawingml/2006/wordprocessingDrawing" xmlns:w10="urn:schemas-microsoft-com:office:word" xmlns:w="http://schemas.openxmlformats.org/wordprocessingml/2006/main" xmlns:w14="http://schemas.microsoft.com/office/word/2010/wordml" xmlns:w15="http://schemas.microsoft.com/office/word/2012/wordml" xmlns:wpg="http://schemas.microsoft.com/office/word/2010/wordprocessingGroup" xmlns:wpi="http://schemas.microsoft.com/office/word/2010/wordprocessingInk" xmlns:wne="http://schemas.microsoft.com/office/word/2006/wordml" xmlns:wps="http://schemas.microsoft.com/office/word/2010/wordprocessingShape" mc:Ignorable="w14 w15 wp14">
   <w:p>
     <w:pPr>
-      <w:pStyle w:val="4"/>
+      <w:pStyle w:val="Footer"/>
     </w:pPr>
     <w:r>
       <w:rPr>
-        <w:lang w:val="zh-CN" w:eastAsia="zh-CN"/>
+        <w:noProof/>
+        <w:lang w:val="en-ID" w:eastAsia="en-ID"/>
       </w:rPr>
       <w:drawing>
         <wp:anchor distT="0" distB="0" distL="0" distR="0" simplePos="0" relativeHeight="251659264" behindDoc="1" locked="0" layoutInCell="1" allowOverlap="1">
@@ -3307,50 +4050,46 @@
 </w:ftr>
 </file>
 
+<file path=word/footnotes.xml><?xml version="1.0" encoding="utf-8"?>
+<w:footnotes xmlns:wpc="http://schemas.microsoft.com/office/word/2010/wordprocessingCanvas" xmlns:mc="http://schemas.openxmlformats.org/markup-compatibility/2006" xmlns:o="urn:schemas-microsoft-com:office:office" xmlns:r="http://schemas.openxmlformats.org/officeDocument/2006/relationships" xmlns:m="http://schemas.openxmlformats.org/officeDocument/2006/math" xmlns:v="urn:schemas-microsoft-com:vml" xmlns:wp14="http://schemas.microsoft.com/office/word/2010/wordprocessingDrawing" xmlns:wp="http://schemas.openxmlformats.org/drawingml/2006/wordprocessingDrawing" xmlns:w10="urn:schemas-microsoft-com:office:word" xmlns:w="http://schemas.openxmlformats.org/wordprocessingml/2006/main" xmlns:w14="http://schemas.microsoft.com/office/word/2010/wordml" xmlns:w15="http://schemas.microsoft.com/office/word/2012/wordml" xmlns:wpg="http://schemas.microsoft.com/office/word/2010/wordprocessingGroup" xmlns:wpi="http://schemas.microsoft.com/office/word/2010/wordprocessingInk" xmlns:wne="http://schemas.microsoft.com/office/word/2006/wordml" xmlns:wps="http://schemas.microsoft.com/office/word/2010/wordprocessingShape" mc:Ignorable="w14 w15 wp14">
+  <w:footnote w:type="separator" w:id="-1">
+    <w:p>
+      <w:r>
+        <w:separator/>
+      </w:r>
+    </w:p>
+  </w:footnote>
+  <w:footnote w:type="continuationSeparator" w:id="0">
+    <w:p>
+      <w:r>
+        <w:continuationSeparator/>
+      </w:r>
+    </w:p>
+  </w:footnote>
+</w:footnotes>
+</file>
+
 <file path=word/header1.xml><?xml version="1.0" encoding="utf-8"?>
-<w:hdr xmlns:wpc="http://schemas.microsoft.com/office/word/2010/wordprocessingCanvas" xmlns:mc="http://schemas.openxmlformats.org/markup-compatibility/2006" xmlns:o="urn:schemas-microsoft-com:office:office" xmlns:r="http://schemas.openxmlformats.org/officeDocument/2006/relationships" xmlns:m="http://schemas.openxmlformats.org/officeDocument/2006/math" xmlns:v="urn:schemas-microsoft-com:vml" xmlns:wp14="http://schemas.microsoft.com/office/word/2010/wordprocessingDrawing" xmlns:wp="http://schemas.openxmlformats.org/drawingml/2006/wordprocessingDrawing" xmlns:w10="urn:schemas-microsoft-com:office:word" xmlns:w="http://schemas.openxmlformats.org/wordprocessingml/2006/main" xmlns:w14="http://schemas.microsoft.com/office/word/2010/wordml" xmlns:w15="http://schemas.microsoft.com/office/word/2012/wordml" xmlns:wpg="http://schemas.microsoft.com/office/word/2010/wordprocessingGroup" xmlns:wpi="http://schemas.microsoft.com/office/word/2010/wordprocessingInk" xmlns:wne="http://schemas.microsoft.com/office/word/2006/wordml" xmlns:wps="http://schemas.microsoft.com/office/word/2010/wordprocessingShape" xmlns:wpsCustomData="http://www.wps.cn/officeDocument/2013/wpsCustomData" mc:Ignorable="w14 w15 wp14">
+<w:hdr xmlns:wpc="http://schemas.microsoft.com/office/word/2010/wordprocessingCanvas" xmlns:mc="http://schemas.openxmlformats.org/markup-compatibility/2006" xmlns:o="urn:schemas-microsoft-com:office:office" xmlns:r="http://schemas.openxmlformats.org/officeDocument/2006/relationships" xmlns:m="http://schemas.openxmlformats.org/officeDocument/2006/math" xmlns:v="urn:schemas-microsoft-com:vml" xmlns:wp14="http://schemas.microsoft.com/office/word/2010/wordprocessingDrawing" xmlns:wp="http://schemas.openxmlformats.org/drawingml/2006/wordprocessingDrawing" xmlns:w10="urn:schemas-microsoft-com:office:word" xmlns:w="http://schemas.openxmlformats.org/wordprocessingml/2006/main" xmlns:w14="http://schemas.microsoft.com/office/word/2010/wordml" xmlns:w15="http://schemas.microsoft.com/office/word/2012/wordml" xmlns:wpg="http://schemas.microsoft.com/office/word/2010/wordprocessingGroup" xmlns:wpi="http://schemas.microsoft.com/office/word/2010/wordprocessingInk" xmlns:wne="http://schemas.microsoft.com/office/word/2006/wordml" xmlns:wps="http://schemas.microsoft.com/office/word/2010/wordprocessingShape" mc:Ignorable="w14 w15 wp14">
   <w:tbl>
     <w:tblPr>
-      <w:tblStyle w:val="6"/>
+      <w:tblStyle w:val="TableGrid"/>
       <w:tblW w:w="0" w:type="auto"/>
-      <w:tblInd w:w="0" w:type="dxa"/>
       <w:tblBorders>
-        <w:top w:val="none" w:color="auto" w:sz="0" w:space="0"/>
-        <w:left w:val="none" w:color="auto" w:sz="0" w:space="0"/>
-        <w:bottom w:val="none" w:color="auto" w:sz="0" w:space="0"/>
-        <w:right w:val="none" w:color="auto" w:sz="0" w:space="0"/>
-        <w:insideH w:val="none" w:color="auto" w:sz="0" w:space="0"/>
-        <w:insideV w:val="none" w:color="auto" w:sz="0" w:space="0"/>
+        <w:top w:val="none" w:sz="0" w:space="0" w:color="auto"/>
+        <w:left w:val="none" w:sz="0" w:space="0" w:color="auto"/>
+        <w:bottom w:val="none" w:sz="0" w:space="0" w:color="auto"/>
+        <w:right w:val="none" w:sz="0" w:space="0" w:color="auto"/>
+        <w:insideH w:val="none" w:sz="0" w:space="0" w:color="auto"/>
+        <w:insideV w:val="none" w:sz="0" w:space="0" w:color="auto"/>
       </w:tblBorders>
-      <w:tblLayout w:type="autofit"/>
-      <w:tblCellMar>
-        <w:top w:w="0" w:type="dxa"/>
-        <w:left w:w="108" w:type="dxa"/>
-        <w:bottom w:w="0" w:type="dxa"/>
-        <w:right w:w="108" w:type="dxa"/>
-      </w:tblCellMar>
+      <w:tblLook w:val="04A0" w:firstRow="1" w:lastRow="0" w:firstColumn="1" w:lastColumn="0" w:noHBand="0" w:noVBand="1"/>
     </w:tblPr>
     <w:tblGrid>
       <w:gridCol w:w="1876"/>
       <w:gridCol w:w="8682"/>
     </w:tblGrid>
     <w:tr>
-      <w:tblPrEx>
-        <w:tblBorders>
-          <w:top w:val="none" w:color="auto" w:sz="0" w:space="0"/>
-          <w:left w:val="none" w:color="auto" w:sz="0" w:space="0"/>
-          <w:bottom w:val="none" w:color="auto" w:sz="0" w:space="0"/>
-          <w:right w:val="none" w:color="auto" w:sz="0" w:space="0"/>
-          <w:insideH w:val="none" w:color="auto" w:sz="0" w:space="0"/>
-          <w:insideV w:val="none" w:color="auto" w:sz="0" w:space="0"/>
-        </w:tblBorders>
-        <w:tblCellMar>
-          <w:top w:w="0" w:type="dxa"/>
-          <w:left w:w="108" w:type="dxa"/>
-          <w:bottom w:w="0" w:type="dxa"/>
-          <w:right w:w="108" w:type="dxa"/>
-        </w:tblCellMar>
-      </w:tblPrEx>
       <w:tc>
         <w:tcPr>
           <w:tcW w:w="1876" w:type="dxa"/>
@@ -3358,9 +4097,7 @@
         </w:tcPr>
         <w:p>
           <w:pPr>
-            <w:pStyle w:val="5"/>
-            <w:widowControl w:val="0"/>
-            <w:jc w:val="both"/>
+            <w:pStyle w:val="Header"/>
             <w:rPr>
               <w:rFonts w:ascii="Arial" w:hAnsi="Arial" w:cs="Arial"/>
             </w:rPr>
@@ -3368,7 +4105,8 @@
           <w:r>
             <w:rPr>
               <w:rFonts w:ascii="Arial" w:hAnsi="Arial" w:cs="Arial"/>
-              <w:lang w:val="zh-CN" w:eastAsia="zh-CN"/>
+              <w:noProof/>
+              <w:lang w:val="en-ID" w:eastAsia="en-ID"/>
             </w:rPr>
             <w:drawing>
               <wp:inline distT="0" distB="0" distL="114300" distR="114300">
@@ -3416,8 +4154,7 @@
         </w:tcPr>
         <w:p>
           <w:pPr>
-            <w:pStyle w:val="5"/>
-            <w:widowControl w:val="0"/>
+            <w:pStyle w:val="Header"/>
             <w:jc w:val="center"/>
             <w:rPr>
               <w:rFonts w:ascii="Arial" w:hAnsi="Arial" w:cs="Arial"/>
@@ -3435,32 +4172,14 @@
       </w:tc>
     </w:tr>
     <w:tr>
-      <w:tblPrEx>
-        <w:tblBorders>
-          <w:top w:val="none" w:color="auto" w:sz="0" w:space="0"/>
-          <w:left w:val="none" w:color="auto" w:sz="0" w:space="0"/>
-          <w:bottom w:val="none" w:color="auto" w:sz="0" w:space="0"/>
-          <w:right w:val="none" w:color="auto" w:sz="0" w:space="0"/>
-          <w:insideH w:val="none" w:color="auto" w:sz="0" w:space="0"/>
-          <w:insideV w:val="none" w:color="auto" w:sz="0" w:space="0"/>
-        </w:tblBorders>
-        <w:tblCellMar>
-          <w:top w:w="0" w:type="dxa"/>
-          <w:left w:w="108" w:type="dxa"/>
-          <w:bottom w:w="0" w:type="dxa"/>
-          <w:right w:w="108" w:type="dxa"/>
-        </w:tblCellMar>
-      </w:tblPrEx>
       <w:tc>
         <w:tcPr>
           <w:tcW w:w="1876" w:type="dxa"/>
-          <w:vMerge w:val="continue"/>
+          <w:vMerge/>
         </w:tcPr>
         <w:p>
           <w:pPr>
-            <w:pStyle w:val="5"/>
-            <w:widowControl w:val="0"/>
-            <w:jc w:val="both"/>
+            <w:pStyle w:val="Header"/>
             <w:rPr>
               <w:rFonts w:ascii="Arial" w:hAnsi="Arial" w:cs="Arial"/>
             </w:rPr>
@@ -3473,8 +4192,7 @@
         </w:tcPr>
         <w:p>
           <w:pPr>
-            <w:pStyle w:val="5"/>
-            <w:widowControl w:val="0"/>
+            <w:pStyle w:val="Header"/>
             <w:jc w:val="center"/>
             <w:rPr>
               <w:rFonts w:ascii="Arial" w:hAnsi="Arial" w:cs="Arial"/>
@@ -3486,38 +4204,38 @@
               <w:sz w:val="32"/>
               <w:szCs w:val="32"/>
             </w:rPr>
-            <w:t>KECAMATAN ${skpd_kec}</w:t>
+            <w:t>KECAMATAN ${</w:t>
+          </w:r>
+          <w:proofErr w:type="spellStart"/>
+          <w:r>
+            <w:rPr>
+              <w:rFonts w:ascii="Arial" w:hAnsi="Arial" w:cs="Arial"/>
+              <w:sz w:val="32"/>
+              <w:szCs w:val="32"/>
+            </w:rPr>
+            <w:t>skpd_kec</w:t>
+          </w:r>
+          <w:proofErr w:type="spellEnd"/>
+          <w:r>
+            <w:rPr>
+              <w:rFonts w:ascii="Arial" w:hAnsi="Arial" w:cs="Arial"/>
+              <w:sz w:val="32"/>
+              <w:szCs w:val="32"/>
+            </w:rPr>
+            <w:t>}</w:t>
           </w:r>
         </w:p>
       </w:tc>
     </w:tr>
     <w:tr>
-      <w:tblPrEx>
-        <w:tblBorders>
-          <w:top w:val="none" w:color="auto" w:sz="0" w:space="0"/>
-          <w:left w:val="none" w:color="auto" w:sz="0" w:space="0"/>
-          <w:bottom w:val="none" w:color="auto" w:sz="0" w:space="0"/>
-          <w:right w:val="none" w:color="auto" w:sz="0" w:space="0"/>
-          <w:insideH w:val="none" w:color="auto" w:sz="0" w:space="0"/>
-          <w:insideV w:val="none" w:color="auto" w:sz="0" w:space="0"/>
-        </w:tblBorders>
-        <w:tblCellMar>
-          <w:top w:w="0" w:type="dxa"/>
-          <w:left w:w="108" w:type="dxa"/>
-          <w:bottom w:w="0" w:type="dxa"/>
-          <w:right w:w="108" w:type="dxa"/>
-        </w:tblCellMar>
-      </w:tblPrEx>
       <w:tc>
         <w:tcPr>
           <w:tcW w:w="1876" w:type="dxa"/>
-          <w:vMerge w:val="continue"/>
+          <w:vMerge/>
         </w:tcPr>
         <w:p>
           <w:pPr>
-            <w:pStyle w:val="5"/>
-            <w:widowControl w:val="0"/>
-            <w:jc w:val="both"/>
+            <w:pStyle w:val="Header"/>
             <w:rPr>
               <w:rFonts w:ascii="Arial" w:hAnsi="Arial" w:cs="Arial"/>
             </w:rPr>
@@ -3530,8 +4248,7 @@
         </w:tcPr>
         <w:p>
           <w:pPr>
-            <w:pStyle w:val="5"/>
-            <w:widowControl w:val="0"/>
+            <w:pStyle w:val="Header"/>
             <w:jc w:val="center"/>
             <w:rPr>
               <w:rFonts w:ascii="Arial" w:hAnsi="Arial" w:cs="Arial"/>
@@ -3543,41 +4260,41 @@
               <w:sz w:val="40"/>
               <w:szCs w:val="40"/>
             </w:rPr>
-            <w:t>KELURAHAN ${skpd_kel}</w:t>
+            <w:t>KELURAHAN ${</w:t>
+          </w:r>
+          <w:proofErr w:type="spellStart"/>
+          <w:r>
+            <w:rPr>
+              <w:rFonts w:ascii="Arial" w:hAnsi="Arial" w:cs="Arial"/>
+              <w:sz w:val="40"/>
+              <w:szCs w:val="40"/>
+            </w:rPr>
+            <w:t>skpd_kel</w:t>
+          </w:r>
+          <w:proofErr w:type="spellEnd"/>
+          <w:r>
+            <w:rPr>
+              <w:rFonts w:ascii="Arial" w:hAnsi="Arial" w:cs="Arial"/>
+              <w:sz w:val="40"/>
+              <w:szCs w:val="40"/>
+            </w:rPr>
+            <w:t>}</w:t>
           </w:r>
         </w:p>
       </w:tc>
     </w:tr>
     <w:tr>
-      <w:tblPrEx>
-        <w:tblBorders>
-          <w:top w:val="none" w:color="auto" w:sz="0" w:space="0"/>
-          <w:left w:val="none" w:color="auto" w:sz="0" w:space="0"/>
-          <w:bottom w:val="none" w:color="auto" w:sz="0" w:space="0"/>
-          <w:right w:val="none" w:color="auto" w:sz="0" w:space="0"/>
-          <w:insideH w:val="none" w:color="auto" w:sz="0" w:space="0"/>
-          <w:insideV w:val="none" w:color="auto" w:sz="0" w:space="0"/>
-        </w:tblBorders>
-        <w:tblCellMar>
-          <w:top w:w="0" w:type="dxa"/>
-          <w:left w:w="108" w:type="dxa"/>
-          <w:bottom w:w="0" w:type="dxa"/>
-          <w:right w:w="108" w:type="dxa"/>
-        </w:tblCellMar>
-      </w:tblPrEx>
       <w:tc>
         <w:tcPr>
           <w:tcW w:w="1876" w:type="dxa"/>
-          <w:vMerge w:val="continue"/>
+          <w:vMerge/>
           <w:tcBorders>
-            <w:bottom w:val="thickThinSmallGap" w:color="auto" w:sz="24" w:space="0"/>
+            <w:bottom w:val="thickThinSmallGap" w:sz="24" w:space="0" w:color="auto"/>
           </w:tcBorders>
         </w:tcPr>
         <w:p>
           <w:pPr>
-            <w:pStyle w:val="5"/>
-            <w:widowControl w:val="0"/>
-            <w:jc w:val="both"/>
+            <w:pStyle w:val="Header"/>
             <w:rPr>
               <w:rFonts w:ascii="Arial" w:hAnsi="Arial" w:cs="Arial"/>
             </w:rPr>
@@ -3588,13 +4305,12 @@
         <w:tcPr>
           <w:tcW w:w="8682" w:type="dxa"/>
           <w:tcBorders>
-            <w:bottom w:val="thickThinSmallGap" w:color="auto" w:sz="24" w:space="0"/>
+            <w:bottom w:val="thickThinSmallGap" w:sz="24" w:space="0" w:color="auto"/>
           </w:tcBorders>
         </w:tcPr>
         <w:p>
           <w:pPr>
-            <w:pStyle w:val="5"/>
-            <w:widowControl w:val="0"/>
+            <w:pStyle w:val="Header"/>
             <w:jc w:val="center"/>
             <w:rPr>
               <w:rFonts w:ascii="Arial" w:hAnsi="Arial" w:cs="Arial"/>
@@ -3606,40 +4322,130 @@
               <w:sz w:val="24"/>
               <w:szCs w:val="24"/>
             </w:rPr>
-            <w:t>${skpd_alamat} Telp. ${skpd_telp} Kode Pos ${skpd_pos}</w:t>
+            <w:t>${</w:t>
+          </w:r>
+          <w:proofErr w:type="spellStart"/>
+          <w:r>
+            <w:rPr>
+              <w:rFonts w:ascii="Arial" w:hAnsi="Arial" w:cs="Arial"/>
+              <w:sz w:val="24"/>
+              <w:szCs w:val="24"/>
+            </w:rPr>
+            <w:t>skpd_alamat</w:t>
+          </w:r>
+          <w:proofErr w:type="spellEnd"/>
+          <w:r>
+            <w:rPr>
+              <w:rFonts w:ascii="Arial" w:hAnsi="Arial" w:cs="Arial"/>
+              <w:sz w:val="24"/>
+              <w:szCs w:val="24"/>
+            </w:rPr>
+            <w:t xml:space="preserve">} </w:t>
+          </w:r>
+          <w:proofErr w:type="spellStart"/>
+          <w:r>
+            <w:rPr>
+              <w:rFonts w:ascii="Arial" w:hAnsi="Arial" w:cs="Arial"/>
+              <w:sz w:val="24"/>
+              <w:szCs w:val="24"/>
+            </w:rPr>
+            <w:t>Telp</w:t>
+          </w:r>
+          <w:proofErr w:type="spellEnd"/>
+          <w:r>
+            <w:rPr>
+              <w:rFonts w:ascii="Arial" w:hAnsi="Arial" w:cs="Arial"/>
+              <w:sz w:val="24"/>
+              <w:szCs w:val="24"/>
+            </w:rPr>
+            <w:t>. ${</w:t>
+          </w:r>
+          <w:proofErr w:type="spellStart"/>
+          <w:r>
+            <w:rPr>
+              <w:rFonts w:ascii="Arial" w:hAnsi="Arial" w:cs="Arial"/>
+              <w:sz w:val="24"/>
+              <w:szCs w:val="24"/>
+            </w:rPr>
+            <w:t>skpd_telp</w:t>
+          </w:r>
+          <w:proofErr w:type="spellEnd"/>
+          <w:r>
+            <w:rPr>
+              <w:rFonts w:ascii="Arial" w:hAnsi="Arial" w:cs="Arial"/>
+              <w:sz w:val="24"/>
+              <w:szCs w:val="24"/>
+            </w:rPr>
+            <w:t xml:space="preserve">} </w:t>
+          </w:r>
+          <w:proofErr w:type="spellStart"/>
+          <w:r>
+            <w:rPr>
+              <w:rFonts w:ascii="Arial" w:hAnsi="Arial" w:cs="Arial"/>
+              <w:sz w:val="24"/>
+              <w:szCs w:val="24"/>
+            </w:rPr>
+            <w:t>Kode</w:t>
+          </w:r>
+          <w:proofErr w:type="spellEnd"/>
+          <w:r>
+            <w:rPr>
+              <w:rFonts w:ascii="Arial" w:hAnsi="Arial" w:cs="Arial"/>
+              <w:sz w:val="24"/>
+              <w:szCs w:val="24"/>
+            </w:rPr>
+            <w:t xml:space="preserve"> </w:t>
+          </w:r>
+          <w:proofErr w:type="spellStart"/>
+          <w:r>
+            <w:rPr>
+              <w:rFonts w:ascii="Arial" w:hAnsi="Arial" w:cs="Arial"/>
+              <w:sz w:val="24"/>
+              <w:szCs w:val="24"/>
+            </w:rPr>
+            <w:t>Pos</w:t>
+          </w:r>
+          <w:proofErr w:type="spellEnd"/>
+          <w:r>
+            <w:rPr>
+              <w:rFonts w:ascii="Arial" w:hAnsi="Arial" w:cs="Arial"/>
+              <w:sz w:val="24"/>
+              <w:szCs w:val="24"/>
+            </w:rPr>
+            <w:t xml:space="preserve"> ${</w:t>
+          </w:r>
+          <w:proofErr w:type="spellStart"/>
+          <w:r>
+            <w:rPr>
+              <w:rFonts w:ascii="Arial" w:hAnsi="Arial" w:cs="Arial"/>
+              <w:sz w:val="24"/>
+              <w:szCs w:val="24"/>
+            </w:rPr>
+            <w:t>skpd_pos</w:t>
+          </w:r>
+          <w:proofErr w:type="spellEnd"/>
+          <w:r>
+            <w:rPr>
+              <w:rFonts w:ascii="Arial" w:hAnsi="Arial" w:cs="Arial"/>
+              <w:sz w:val="24"/>
+              <w:szCs w:val="24"/>
+            </w:rPr>
+            <w:t>}</w:t>
           </w:r>
         </w:p>
       </w:tc>
     </w:tr>
     <w:tr>
-      <w:tblPrEx>
-        <w:tblBorders>
-          <w:top w:val="none" w:color="auto" w:sz="0" w:space="0"/>
-          <w:left w:val="none" w:color="auto" w:sz="0" w:space="0"/>
-          <w:bottom w:val="none" w:color="auto" w:sz="0" w:space="0"/>
-          <w:right w:val="none" w:color="auto" w:sz="0" w:space="0"/>
-          <w:insideH w:val="none" w:color="auto" w:sz="0" w:space="0"/>
-          <w:insideV w:val="none" w:color="auto" w:sz="0" w:space="0"/>
-        </w:tblBorders>
-        <w:tblCellMar>
-          <w:top w:w="0" w:type="dxa"/>
-          <w:left w:w="108" w:type="dxa"/>
-          <w:bottom w:w="0" w:type="dxa"/>
-          <w:right w:w="108" w:type="dxa"/>
-        </w:tblCellMar>
-      </w:tblPrEx>
       <w:tc>
         <w:tcPr>
           <w:tcW w:w="1876" w:type="dxa"/>
           <w:tcBorders>
-            <w:top w:val="thickThinSmallGap" w:color="auto" w:sz="24" w:space="0"/>
+            <w:top w:val="thickThinSmallGap" w:sz="24" w:space="0" w:color="auto"/>
           </w:tcBorders>
         </w:tcPr>
         <w:p>
           <w:pPr>
-            <w:pStyle w:val="5"/>
-            <w:widowControl w:val="0"/>
-            <w:jc w:val="both"/>
+            <w:pStyle w:val="Header"/>
             <w:rPr>
               <w:rFonts w:ascii="Arial" w:hAnsi="Arial" w:cs="Arial"/>
             </w:rPr>
@@ -3650,13 +4456,12 @@
         <w:tcPr>
           <w:tcW w:w="8682" w:type="dxa"/>
           <w:tcBorders>
-            <w:top w:val="thickThinSmallGap" w:color="auto" w:sz="24" w:space="0"/>
+            <w:top w:val="thickThinSmallGap" w:sz="24" w:space="0" w:color="auto"/>
           </w:tcBorders>
         </w:tcPr>
         <w:p>
           <w:pPr>
-            <w:pStyle w:val="5"/>
-            <w:widowControl w:val="0"/>
+            <w:pStyle w:val="Header"/>
             <w:jc w:val="center"/>
             <w:rPr>
               <w:rFonts w:ascii="Arial" w:hAnsi="Arial" w:cs="Arial"/>
@@ -3670,19 +4475,19 @@
   </w:tbl>
   <w:p>
     <w:pPr>
-      <w:pStyle w:val="5"/>
+      <w:pStyle w:val="Header"/>
     </w:pPr>
   </w:p>
 </w:hdr>
 </file>
 
 <file path=word/numbering.xml><?xml version="1.0" encoding="utf-8"?>
-<w:numbering xmlns:wpc="http://schemas.microsoft.com/office/word/2010/wordprocessingCanvas" xmlns:mc="http://schemas.openxmlformats.org/markup-compatibility/2006" xmlns:o="urn:schemas-microsoft-com:office:office" xmlns:r="http://schemas.openxmlformats.org/officeDocument/2006/relationships" xmlns:m="http://schemas.openxmlformats.org/officeDocument/2006/math" xmlns:v="urn:schemas-microsoft-com:vml" xmlns:wp14="http://schemas.microsoft.com/office/word/2010/wordprocessingDrawing" xmlns:wp="http://schemas.openxmlformats.org/drawingml/2006/wordprocessingDrawing" xmlns:w10="urn:schemas-microsoft-com:office:word" xmlns:w="http://schemas.openxmlformats.org/wordprocessingml/2006/main" xmlns:w14="http://schemas.microsoft.com/office/word/2010/wordml" xmlns:wpg="http://schemas.microsoft.com/office/word/2010/wordprocessingGroup" xmlns:wpi="http://schemas.microsoft.com/office/word/2010/wordprocessingInk" xmlns:wne="http://schemas.microsoft.com/office/word/2006/wordml" xmlns:wps="http://schemas.microsoft.com/office/word/2010/wordprocessingShape" xmlns:wpsCustomData="http://www.wps.cn/officeDocument/2013/wpsCustomData" mc:Ignorable="w14 wp14">
-  <w:abstractNum w:abstractNumId="0">
+<w:numbering xmlns:wpc="http://schemas.microsoft.com/office/word/2010/wordprocessingCanvas" xmlns:mc="http://schemas.openxmlformats.org/markup-compatibility/2006" xmlns:o="urn:schemas-microsoft-com:office:office" xmlns:r="http://schemas.openxmlformats.org/officeDocument/2006/relationships" xmlns:m="http://schemas.openxmlformats.org/officeDocument/2006/math" xmlns:v="urn:schemas-microsoft-com:vml" xmlns:wp14="http://schemas.microsoft.com/office/word/2010/wordprocessingDrawing" xmlns:wp="http://schemas.openxmlformats.org/drawingml/2006/wordprocessingDrawing" xmlns:w10="urn:schemas-microsoft-com:office:word" xmlns:w="http://schemas.openxmlformats.org/wordprocessingml/2006/main" xmlns:w14="http://schemas.microsoft.com/office/word/2010/wordml" xmlns:w15="http://schemas.microsoft.com/office/word/2012/wordml" xmlns:wpg="http://schemas.microsoft.com/office/word/2010/wordprocessingGroup" xmlns:wpi="http://schemas.microsoft.com/office/word/2010/wordprocessingInk" xmlns:wne="http://schemas.microsoft.com/office/word/2006/wordml" xmlns:wps="http://schemas.microsoft.com/office/word/2010/wordprocessingShape" mc:Ignorable="w14 w15 wp14">
+  <w:abstractNum w:abstractNumId="0" w15:restartNumberingAfterBreak="0">
     <w:nsid w:val="D49A1E46"/>
     <w:multiLevelType w:val="singleLevel"/>
     <w:tmpl w:val="D49A1E46"/>
-    <w:lvl w:ilvl="0" w:tentative="0">
+    <w:lvl w:ilvl="0">
       <w:start w:val="1"/>
       <w:numFmt w:val="lowerLetter"/>
       <w:lvlText w:val="%1."/>
@@ -3698,18 +4503,18 @@
       </w:rPr>
     </w:lvl>
   </w:abstractNum>
-  <w:abstractNum w:abstractNumId="1">
+  <w:abstractNum w:abstractNumId="1" w15:restartNumberingAfterBreak="0">
     <w:nsid w:val="E49AA65F"/>
     <w:multiLevelType w:val="multilevel"/>
     <w:tmpl w:val="E49AA65F"/>
-    <w:lvl w:ilvl="0" w:tentative="0">
+    <w:lvl w:ilvl="0">
       <w:start w:val="1"/>
       <w:numFmt w:val="decimal"/>
       <w:suff w:val="space"/>
       <w:lvlText w:val="%1."/>
       <w:lvlJc w:val="left"/>
     </w:lvl>
-    <w:lvl w:ilvl="1" w:tentative="0">
+    <w:lvl w:ilvl="1">
       <w:start w:val="1"/>
       <w:numFmt w:val="lowerLetter"/>
       <w:lvlText w:val="%2)"/>
@@ -3724,7 +4529,7 @@
         <w:rFonts w:hint="default"/>
       </w:rPr>
     </w:lvl>
-    <w:lvl w:ilvl="2" w:tentative="0">
+    <w:lvl w:ilvl="2">
       <w:start w:val="1"/>
       <w:numFmt w:val="lowerRoman"/>
       <w:lvlText w:val="%3."/>
@@ -3739,7 +4544,7 @@
         <w:rFonts w:hint="default"/>
       </w:rPr>
     </w:lvl>
-    <w:lvl w:ilvl="3" w:tentative="0">
+    <w:lvl w:ilvl="3">
       <w:start w:val="1"/>
       <w:numFmt w:val="decimal"/>
       <w:lvlText w:val="%4."/>
@@ -3754,7 +4559,7 @@
         <w:rFonts w:hint="default"/>
       </w:rPr>
     </w:lvl>
-    <w:lvl w:ilvl="4" w:tentative="0">
+    <w:lvl w:ilvl="4">
       <w:start w:val="1"/>
       <w:numFmt w:val="lowerLetter"/>
       <w:lvlText w:val="%5)"/>
@@ -3769,7 +4574,7 @@
         <w:rFonts w:hint="default"/>
       </w:rPr>
     </w:lvl>
-    <w:lvl w:ilvl="5" w:tentative="0">
+    <w:lvl w:ilvl="5">
       <w:start w:val="1"/>
       <w:numFmt w:val="lowerRoman"/>
       <w:lvlText w:val="%6."/>
@@ -3784,7 +4589,7 @@
         <w:rFonts w:hint="default"/>
       </w:rPr>
     </w:lvl>
-    <w:lvl w:ilvl="6" w:tentative="0">
+    <w:lvl w:ilvl="6">
       <w:start w:val="1"/>
       <w:numFmt w:val="decimal"/>
       <w:lvlText w:val="%7."/>
@@ -3799,7 +4604,7 @@
         <w:rFonts w:hint="default"/>
       </w:rPr>
     </w:lvl>
-    <w:lvl w:ilvl="7" w:tentative="0">
+    <w:lvl w:ilvl="7">
       <w:start w:val="1"/>
       <w:numFmt w:val="lowerLetter"/>
       <w:lvlText w:val="%8)"/>
@@ -3814,7 +4619,7 @@
         <w:rFonts w:hint="default"/>
       </w:rPr>
     </w:lvl>
-    <w:lvl w:ilvl="8" w:tentative="0">
+    <w:lvl w:ilvl="8">
       <w:start w:val="1"/>
       <w:numFmt w:val="lowerRoman"/>
       <w:lvlText w:val="%9."/>
@@ -3830,11 +4635,11 @@
       </w:rPr>
     </w:lvl>
   </w:abstractNum>
-  <w:abstractNum w:abstractNumId="2">
+  <w:abstractNum w:abstractNumId="2" w15:restartNumberingAfterBreak="0">
     <w:nsid w:val="5E2B286A"/>
     <w:multiLevelType w:val="singleLevel"/>
     <w:tmpl w:val="5E2B286A"/>
-    <w:lvl w:ilvl="0" w:tentative="0">
+    <w:lvl w:ilvl="0">
       <w:start w:val="1"/>
       <w:numFmt w:val="lowerLetter"/>
       <w:suff w:val="space"/>
@@ -3855,288 +4660,323 @@
 </file>
 
 <file path=word/styles.xml><?xml version="1.0" encoding="utf-8"?>
-<w:styles xmlns:mc="http://schemas.openxmlformats.org/markup-compatibility/2006" xmlns:o="urn:schemas-microsoft-com:office:office" xmlns:r="http://schemas.openxmlformats.org/officeDocument/2006/relationships" xmlns:m="http://schemas.openxmlformats.org/officeDocument/2006/math" xmlns:v="urn:schemas-microsoft-com:vml" xmlns:w="http://schemas.openxmlformats.org/wordprocessingml/2006/main" xmlns:w14="http://schemas.microsoft.com/office/word/2010/wordml" xmlns:w10="urn:schemas-microsoft-com:office:word" xmlns:sl="http://schemas.openxmlformats.org/schemaLibrary/2006/main" xmlns:wpsCustomData="http://www.wps.cn/officeDocument/2013/wpsCustomData" mc:Ignorable="w14">
+<w:styles xmlns:mc="http://schemas.openxmlformats.org/markup-compatibility/2006" xmlns:r="http://schemas.openxmlformats.org/officeDocument/2006/relationships" xmlns:w="http://schemas.openxmlformats.org/wordprocessingml/2006/main" xmlns:w14="http://schemas.microsoft.com/office/word/2010/wordml" xmlns:w15="http://schemas.microsoft.com/office/word/2012/wordml" mc:Ignorable="w14 w15">
   <w:docDefaults>
     <w:rPrDefault>
       <w:rPr>
-        <w:rFonts w:ascii="Times New Roman" w:hAnsi="Times New Roman" w:eastAsia="SimSun" w:cs="Times New Roman"/>
+        <w:rFonts w:ascii="Times New Roman" w:eastAsia="SimSun" w:hAnsi="Times New Roman" w:cs="Times New Roman"/>
+        <w:lang w:val="en-ID" w:eastAsia="en-ID" w:bidi="ar-SA"/>
       </w:rPr>
     </w:rPrDefault>
     <w:pPrDefault/>
   </w:docDefaults>
-  <w:latentStyles w:count="260" w:defQFormat="0" w:defUnhideWhenUsed="1" w:defSemiHidden="1" w:defUIPriority="99" w:defLockedState="0">
-    <w:lsdException w:qFormat="1" w:unhideWhenUsed="0" w:uiPriority="0" w:semiHidden="0" w:name="Normal"/>
-    <w:lsdException w:qFormat="1" w:unhideWhenUsed="0" w:uiPriority="0" w:semiHidden="0" w:name="heading 1"/>
-    <w:lsdException w:qFormat="1" w:uiPriority="0" w:name="heading 2"/>
-    <w:lsdException w:qFormat="1" w:uiPriority="0" w:name="heading 3"/>
-    <w:lsdException w:qFormat="1" w:uiPriority="0" w:name="heading 4"/>
-    <w:lsdException w:qFormat="1" w:uiPriority="0" w:name="heading 5"/>
-    <w:lsdException w:qFormat="1" w:uiPriority="0" w:name="heading 6"/>
-    <w:lsdException w:qFormat="1" w:uiPriority="0" w:name="heading 7"/>
-    <w:lsdException w:qFormat="1" w:uiPriority="0" w:name="heading 8"/>
-    <w:lsdException w:qFormat="1" w:uiPriority="0" w:name="heading 9"/>
-    <w:lsdException w:unhideWhenUsed="0" w:uiPriority="0" w:semiHidden="0" w:name="index 1"/>
-    <w:lsdException w:unhideWhenUsed="0" w:uiPriority="0" w:semiHidden="0" w:name="index 2"/>
-    <w:lsdException w:unhideWhenUsed="0" w:uiPriority="0" w:semiHidden="0" w:name="index 3"/>
-    <w:lsdException w:unhideWhenUsed="0" w:uiPriority="0" w:semiHidden="0" w:name="index 4"/>
-    <w:lsdException w:unhideWhenUsed="0" w:uiPriority="0" w:semiHidden="0" w:name="index 5"/>
-    <w:lsdException w:unhideWhenUsed="0" w:uiPriority="0" w:semiHidden="0" w:name="index 6"/>
-    <w:lsdException w:unhideWhenUsed="0" w:uiPriority="0" w:semiHidden="0" w:name="index 7"/>
-    <w:lsdException w:unhideWhenUsed="0" w:uiPriority="0" w:semiHidden="0" w:name="index 8"/>
-    <w:lsdException w:unhideWhenUsed="0" w:uiPriority="0" w:semiHidden="0" w:name="index 9"/>
-    <w:lsdException w:unhideWhenUsed="0" w:uiPriority="0" w:semiHidden="0" w:name="toc 1"/>
-    <w:lsdException w:unhideWhenUsed="0" w:uiPriority="0" w:semiHidden="0" w:name="toc 2"/>
-    <w:lsdException w:unhideWhenUsed="0" w:uiPriority="0" w:semiHidden="0" w:name="toc 3"/>
-    <w:lsdException w:unhideWhenUsed="0" w:uiPriority="0" w:semiHidden="0" w:name="toc 4"/>
-    <w:lsdException w:unhideWhenUsed="0" w:uiPriority="0" w:semiHidden="0" w:name="toc 5"/>
-    <w:lsdException w:unhideWhenUsed="0" w:uiPriority="0" w:semiHidden="0" w:name="toc 6"/>
-    <w:lsdException w:unhideWhenUsed="0" w:uiPriority="0" w:semiHidden="0" w:name="toc 7"/>
-    <w:lsdException w:unhideWhenUsed="0" w:uiPriority="0" w:semiHidden="0" w:name="toc 8"/>
-    <w:lsdException w:unhideWhenUsed="0" w:uiPriority="0" w:semiHidden="0" w:name="toc 9"/>
-    <w:lsdException w:unhideWhenUsed="0" w:uiPriority="0" w:semiHidden="0" w:name="Normal Indent"/>
-    <w:lsdException w:unhideWhenUsed="0" w:uiPriority="0" w:semiHidden="0" w:name="footnote text"/>
-    <w:lsdException w:unhideWhenUsed="0" w:uiPriority="0" w:semiHidden="0" w:name="annotation text"/>
-    <w:lsdException w:qFormat="1" w:unhideWhenUsed="0" w:uiPriority="0" w:semiHidden="0" w:name="header"/>
-    <w:lsdException w:qFormat="1" w:unhideWhenUsed="0" w:uiPriority="0" w:semiHidden="0" w:name="footer"/>
-    <w:lsdException w:unhideWhenUsed="0" w:uiPriority="0" w:semiHidden="0" w:name="index heading"/>
-    <w:lsdException w:qFormat="1" w:uiPriority="0" w:name="caption"/>
-    <w:lsdException w:unhideWhenUsed="0" w:uiPriority="0" w:semiHidden="0" w:name="table of figures"/>
-    <w:lsdException w:unhideWhenUsed="0" w:uiPriority="0" w:semiHidden="0" w:name="envelope address"/>
-    <w:lsdException w:unhideWhenUsed="0" w:uiPriority="0" w:semiHidden="0" w:name="envelope return"/>
-    <w:lsdException w:unhideWhenUsed="0" w:uiPriority="0" w:semiHidden="0" w:name="footnote reference"/>
-    <w:lsdException w:unhideWhenUsed="0" w:uiPriority="0" w:semiHidden="0" w:name="annotation reference"/>
-    <w:lsdException w:unhideWhenUsed="0" w:uiPriority="0" w:semiHidden="0" w:name="line number"/>
-    <w:lsdException w:unhideWhenUsed="0" w:uiPriority="0" w:semiHidden="0" w:name="page number"/>
-    <w:lsdException w:unhideWhenUsed="0" w:uiPriority="0" w:semiHidden="0" w:name="endnote reference"/>
-    <w:lsdException w:unhideWhenUsed="0" w:uiPriority="0" w:semiHidden="0" w:name="endnote text"/>
-    <w:lsdException w:unhideWhenUsed="0" w:uiPriority="0" w:semiHidden="0" w:name="table of authorities"/>
-    <w:lsdException w:unhideWhenUsed="0" w:uiPriority="0" w:semiHidden="0" w:name="macro"/>
-    <w:lsdException w:unhideWhenUsed="0" w:uiPriority="0" w:semiHidden="0" w:name="toa heading"/>
-    <w:lsdException w:unhideWhenUsed="0" w:uiPriority="0" w:semiHidden="0" w:name="List"/>
-    <w:lsdException w:unhideWhenUsed="0" w:uiPriority="0" w:semiHidden="0" w:name="List Bullet"/>
-    <w:lsdException w:unhideWhenUsed="0" w:uiPriority="0" w:semiHidden="0" w:name="List Number"/>
-    <w:lsdException w:unhideWhenUsed="0" w:uiPriority="0" w:semiHidden="0" w:name="List 2"/>
-    <w:lsdException w:unhideWhenUsed="0" w:uiPriority="0" w:semiHidden="0" w:name="List 3"/>
-    <w:lsdException w:unhideWhenUsed="0" w:uiPriority="0" w:semiHidden="0" w:name="List 4"/>
-    <w:lsdException w:unhideWhenUsed="0" w:uiPriority="0" w:semiHidden="0" w:name="List 5"/>
-    <w:lsdException w:unhideWhenUsed="0" w:uiPriority="0" w:semiHidden="0" w:name="List Bullet 2"/>
-    <w:lsdException w:unhideWhenUsed="0" w:uiPriority="0" w:semiHidden="0" w:name="List Bullet 3"/>
-    <w:lsdException w:unhideWhenUsed="0" w:uiPriority="0" w:semiHidden="0" w:name="List Bullet 4"/>
-    <w:lsdException w:unhideWhenUsed="0" w:uiPriority="0" w:semiHidden="0" w:name="List Bullet 5"/>
-    <w:lsdException w:unhideWhenUsed="0" w:uiPriority="0" w:semiHidden="0" w:name="List Number 2"/>
-    <w:lsdException w:unhideWhenUsed="0" w:uiPriority="0" w:semiHidden="0" w:name="List Number 3"/>
-    <w:lsdException w:unhideWhenUsed="0" w:uiPriority="0" w:semiHidden="0" w:name="List Number 4"/>
-    <w:lsdException w:unhideWhenUsed="0" w:uiPriority="0" w:semiHidden="0" w:name="List Number 5"/>
-    <w:lsdException w:qFormat="1" w:unhideWhenUsed="0" w:uiPriority="0" w:semiHidden="0" w:name="Title"/>
-    <w:lsdException w:unhideWhenUsed="0" w:uiPriority="0" w:semiHidden="0" w:name="Closing"/>
-    <w:lsdException w:unhideWhenUsed="0" w:uiPriority="0" w:semiHidden="0" w:name="Signature"/>
-    <w:lsdException w:qFormat="1" w:uiPriority="1" w:name="Default Paragraph Font"/>
-    <w:lsdException w:unhideWhenUsed="0" w:uiPriority="0" w:semiHidden="0" w:name="Body Text"/>
-    <w:lsdException w:unhideWhenUsed="0" w:uiPriority="0" w:semiHidden="0" w:name="Body Text Indent"/>
-    <w:lsdException w:unhideWhenUsed="0" w:uiPriority="0" w:semiHidden="0" w:name="List Continue"/>
-    <w:lsdException w:unhideWhenUsed="0" w:uiPriority="0" w:semiHidden="0" w:name="List Continue 2"/>
-    <w:lsdException w:unhideWhenUsed="0" w:uiPriority="0" w:semiHidden="0" w:name="List Continue 3"/>
-    <w:lsdException w:unhideWhenUsed="0" w:uiPriority="0" w:semiHidden="0" w:name="List Continue 4"/>
-    <w:lsdException w:unhideWhenUsed="0" w:uiPriority="0" w:semiHidden="0" w:name="List Continue 5"/>
-    <w:lsdException w:unhideWhenUsed="0" w:uiPriority="0" w:semiHidden="0" w:name="Message Header"/>
-    <w:lsdException w:qFormat="1" w:unhideWhenUsed="0" w:uiPriority="0" w:semiHidden="0" w:name="Subtitle"/>
-    <w:lsdException w:unhideWhenUsed="0" w:uiPriority="0" w:semiHidden="0" w:name="Salutation"/>
-    <w:lsdException w:unhideWhenUsed="0" w:uiPriority="0" w:semiHidden="0" w:name="Date"/>
-    <w:lsdException w:unhideWhenUsed="0" w:uiPriority="0" w:semiHidden="0" w:name="Body Text First Indent"/>
-    <w:lsdException w:unhideWhenUsed="0" w:uiPriority="0" w:semiHidden="0" w:name="Body Text First Indent 2"/>
-    <w:lsdException w:unhideWhenUsed="0" w:uiPriority="0" w:semiHidden="0" w:name="Note Heading"/>
-    <w:lsdException w:unhideWhenUsed="0" w:uiPriority="0" w:semiHidden="0" w:name="Body Text 2"/>
-    <w:lsdException w:unhideWhenUsed="0" w:uiPriority="0" w:semiHidden="0" w:name="Body Text 3"/>
-    <w:lsdException w:unhideWhenUsed="0" w:uiPriority="0" w:semiHidden="0" w:name="Body Text Indent 2"/>
-    <w:lsdException w:unhideWhenUsed="0" w:uiPriority="0" w:semiHidden="0" w:name="Body Text Indent 3"/>
-    <w:lsdException w:unhideWhenUsed="0" w:uiPriority="0" w:semiHidden="0" w:name="Block Text"/>
-    <w:lsdException w:unhideWhenUsed="0" w:uiPriority="0" w:semiHidden="0" w:name="Hyperlink"/>
-    <w:lsdException w:unhideWhenUsed="0" w:uiPriority="0" w:semiHidden="0" w:name="FollowedHyperlink"/>
-    <w:lsdException w:qFormat="1" w:unhideWhenUsed="0" w:uiPriority="0" w:semiHidden="0" w:name="Strong"/>
-    <w:lsdException w:qFormat="1" w:unhideWhenUsed="0" w:uiPriority="0" w:semiHidden="0" w:name="Emphasis"/>
-    <w:lsdException w:unhideWhenUsed="0" w:uiPriority="0" w:semiHidden="0" w:name="Document Map"/>
-    <w:lsdException w:unhideWhenUsed="0" w:uiPriority="0" w:semiHidden="0" w:name="Plain Text"/>
-    <w:lsdException w:unhideWhenUsed="0" w:uiPriority="0" w:semiHidden="0" w:name="E-mail Signature"/>
-    <w:lsdException w:unhideWhenUsed="0" w:uiPriority="0" w:semiHidden="0" w:name="Normal (Web)"/>
-    <w:lsdException w:unhideWhenUsed="0" w:uiPriority="0" w:semiHidden="0" w:name="HTML Acronym"/>
-    <w:lsdException w:unhideWhenUsed="0" w:uiPriority="0" w:semiHidden="0" w:name="HTML Address"/>
-    <w:lsdException w:unhideWhenUsed="0" w:uiPriority="0" w:semiHidden="0" w:name="HTML Cite"/>
-    <w:lsdException w:unhideWhenUsed="0" w:uiPriority="0" w:semiHidden="0" w:name="HTML Code"/>
-    <w:lsdException w:unhideWhenUsed="0" w:uiPriority="0" w:semiHidden="0" w:name="HTML Definition"/>
-    <w:lsdException w:unhideWhenUsed="0" w:uiPriority="0" w:semiHidden="0" w:name="HTML Keyboard"/>
-    <w:lsdException w:unhideWhenUsed="0" w:uiPriority="0" w:semiHidden="0" w:name="HTML Preformatted"/>
-    <w:lsdException w:unhideWhenUsed="0" w:uiPriority="0" w:semiHidden="0" w:name="HTML Sample"/>
-    <w:lsdException w:unhideWhenUsed="0" w:uiPriority="0" w:semiHidden="0" w:name="HTML Typewriter"/>
-    <w:lsdException w:unhideWhenUsed="0" w:uiPriority="0" w:semiHidden="0" w:name="HTML Variable"/>
-    <w:lsdException w:qFormat="1" w:uiPriority="99" w:name="Normal Table"/>
-    <w:lsdException w:unhideWhenUsed="0" w:uiPriority="0" w:semiHidden="0" w:name="annotation subject"/>
-    <w:lsdException w:uiPriority="0" w:name="Table Simple 1"/>
-    <w:lsdException w:uiPriority="0" w:name="Table Simple 2"/>
-    <w:lsdException w:uiPriority="0" w:name="Table Simple 3"/>
-    <w:lsdException w:uiPriority="0" w:name="Table Classic 1"/>
-    <w:lsdException w:uiPriority="0" w:name="Table Classic 2"/>
-    <w:lsdException w:uiPriority="0" w:name="Table Classic 3"/>
-    <w:lsdException w:uiPriority="0" w:name="Table Classic 4"/>
-    <w:lsdException w:uiPriority="0" w:name="Table Colorful 1"/>
-    <w:lsdException w:uiPriority="0" w:name="Table Colorful 2"/>
-    <w:lsdException w:uiPriority="0" w:name="Table Colorful 3"/>
-    <w:lsdException w:uiPriority="0" w:name="Table Columns 1"/>
-    <w:lsdException w:uiPriority="0" w:name="Table Columns 2"/>
-    <w:lsdException w:uiPriority="0" w:name="Table Columns 3"/>
-    <w:lsdException w:uiPriority="0" w:name="Table Columns 4"/>
-    <w:lsdException w:uiPriority="0" w:name="Table Columns 5"/>
-    <w:lsdException w:uiPriority="0" w:name="Table Grid 1"/>
-    <w:lsdException w:uiPriority="0" w:name="Table Grid 2"/>
-    <w:lsdException w:uiPriority="0" w:name="Table Grid 3"/>
-    <w:lsdException w:uiPriority="0" w:name="Table Grid 4"/>
-    <w:lsdException w:uiPriority="0" w:name="Table Grid 5"/>
-    <w:lsdException w:uiPriority="0" w:name="Table Grid 6"/>
-    <w:lsdException w:uiPriority="0" w:name="Table Grid 7"/>
-    <w:lsdException w:uiPriority="0" w:name="Table Grid 8"/>
-    <w:lsdException w:uiPriority="0" w:name="Table List 1"/>
-    <w:lsdException w:uiPriority="0" w:name="Table List 2"/>
-    <w:lsdException w:uiPriority="0" w:name="Table List 3"/>
-    <w:lsdException w:uiPriority="0" w:name="Table List 4"/>
-    <w:lsdException w:uiPriority="0" w:name="Table List 5"/>
-    <w:lsdException w:uiPriority="0" w:name="Table List 6"/>
-    <w:lsdException w:uiPriority="0" w:name="Table List 7"/>
-    <w:lsdException w:uiPriority="0" w:name="Table List 8"/>
-    <w:lsdException w:uiPriority="0" w:name="Table 3D effects 1"/>
-    <w:lsdException w:uiPriority="0" w:name="Table 3D effects 2"/>
-    <w:lsdException w:uiPriority="0" w:name="Table 3D effects 3"/>
-    <w:lsdException w:uiPriority="0" w:name="Table Contemporary"/>
-    <w:lsdException w:uiPriority="0" w:name="Table Elegant"/>
-    <w:lsdException w:uiPriority="0" w:name="Table Professional"/>
-    <w:lsdException w:uiPriority="0" w:name="Table Subtle 1"/>
-    <w:lsdException w:uiPriority="0" w:name="Table Subtle 2"/>
-    <w:lsdException w:uiPriority="0" w:name="Table Web 1"/>
-    <w:lsdException w:uiPriority="0" w:name="Table Web 2"/>
-    <w:lsdException w:uiPriority="0" w:name="Table Web 3"/>
-    <w:lsdException w:unhideWhenUsed="0" w:uiPriority="0" w:semiHidden="0" w:name="Balloon Text"/>
-    <w:lsdException w:qFormat="1" w:unhideWhenUsed="0" w:uiPriority="0" w:semiHidden="0" w:name="Table Grid"/>
-    <w:lsdException w:uiPriority="0" w:name="Table Theme"/>
-    <w:lsdException w:unhideWhenUsed="0" w:uiPriority="60" w:semiHidden="0" w:name="Light Shading"/>
-    <w:lsdException w:unhideWhenUsed="0" w:uiPriority="61" w:semiHidden="0" w:name="Light List"/>
-    <w:lsdException w:unhideWhenUsed="0" w:uiPriority="62" w:semiHidden="0" w:name="Light Grid"/>
-    <w:lsdException w:unhideWhenUsed="0" w:uiPriority="63" w:semiHidden="0" w:name="Medium Shading 1"/>
-    <w:lsdException w:unhideWhenUsed="0" w:uiPriority="64" w:semiHidden="0" w:name="Medium Shading 2"/>
-    <w:lsdException w:unhideWhenUsed="0" w:uiPriority="65" w:semiHidden="0" w:name="Medium List 1"/>
-    <w:lsdException w:unhideWhenUsed="0" w:uiPriority="66" w:semiHidden="0" w:name="Medium List 2"/>
-    <w:lsdException w:unhideWhenUsed="0" w:uiPriority="67" w:semiHidden="0" w:name="Medium Grid 1"/>
-    <w:lsdException w:unhideWhenUsed="0" w:uiPriority="68" w:semiHidden="0" w:name="Medium Grid 2"/>
-    <w:lsdException w:unhideWhenUsed="0" w:uiPriority="69" w:semiHidden="0" w:name="Medium Grid 3"/>
-    <w:lsdException w:unhideWhenUsed="0" w:uiPriority="70" w:semiHidden="0" w:name="Dark List"/>
-    <w:lsdException w:unhideWhenUsed="0" w:uiPriority="71" w:semiHidden="0" w:name="Colorful Shading"/>
-    <w:lsdException w:unhideWhenUsed="0" w:uiPriority="72" w:semiHidden="0" w:name="Colorful List"/>
-    <w:lsdException w:unhideWhenUsed="0" w:uiPriority="73" w:semiHidden="0" w:name="Colorful Grid"/>
-    <w:lsdException w:unhideWhenUsed="0" w:uiPriority="60" w:semiHidden="0" w:name="Light Shading Accent 1"/>
-    <w:lsdException w:unhideWhenUsed="0" w:uiPriority="61" w:semiHidden="0" w:name="Light List Accent 1"/>
-    <w:lsdException w:unhideWhenUsed="0" w:uiPriority="62" w:semiHidden="0" w:name="Light Grid Accent 1"/>
-    <w:lsdException w:unhideWhenUsed="0" w:uiPriority="63" w:semiHidden="0" w:name="Medium Shading 1 Accent 1"/>
-    <w:lsdException w:unhideWhenUsed="0" w:uiPriority="64" w:semiHidden="0" w:name="Medium Shading 2 Accent 1"/>
-    <w:lsdException w:unhideWhenUsed="0" w:uiPriority="65" w:semiHidden="0" w:name="Medium List 1 Accent 1"/>
-    <w:lsdException w:unhideWhenUsed="0" w:uiPriority="66" w:semiHidden="0" w:name="Medium List 2 Accent 1"/>
-    <w:lsdException w:unhideWhenUsed="0" w:uiPriority="67" w:semiHidden="0" w:name="Medium Grid 1 Accent 1"/>
-    <w:lsdException w:unhideWhenUsed="0" w:uiPriority="68" w:semiHidden="0" w:name="Medium Grid 2 Accent 1"/>
-    <w:lsdException w:unhideWhenUsed="0" w:uiPriority="69" w:semiHidden="0" w:name="Medium Grid 3 Accent 1"/>
-    <w:lsdException w:unhideWhenUsed="0" w:uiPriority="70" w:semiHidden="0" w:name="Dark List Accent 1"/>
-    <w:lsdException w:unhideWhenUsed="0" w:uiPriority="71" w:semiHidden="0" w:name="Colorful Shading Accent 1"/>
-    <w:lsdException w:unhideWhenUsed="0" w:uiPriority="72" w:semiHidden="0" w:name="Colorful List Accent 1"/>
-    <w:lsdException w:unhideWhenUsed="0" w:uiPriority="73" w:semiHidden="0" w:name="Colorful Grid Accent 1"/>
-    <w:lsdException w:unhideWhenUsed="0" w:uiPriority="60" w:semiHidden="0" w:name="Light Shading Accent 2"/>
-    <w:lsdException w:unhideWhenUsed="0" w:uiPriority="61" w:semiHidden="0" w:name="Light List Accent 2"/>
-    <w:lsdException w:unhideWhenUsed="0" w:uiPriority="62" w:semiHidden="0" w:name="Light Grid Accent 2"/>
-    <w:lsdException w:unhideWhenUsed="0" w:uiPriority="63" w:semiHidden="0" w:name="Medium Shading 1 Accent 2"/>
-    <w:lsdException w:unhideWhenUsed="0" w:uiPriority="64" w:semiHidden="0" w:name="Medium Shading 2 Accent 2"/>
-    <w:lsdException w:unhideWhenUsed="0" w:uiPriority="65" w:semiHidden="0" w:name="Medium List 1 Accent 2"/>
-    <w:lsdException w:unhideWhenUsed="0" w:uiPriority="66" w:semiHidden="0" w:name="Medium List 2 Accent 2"/>
-    <w:lsdException w:unhideWhenUsed="0" w:uiPriority="67" w:semiHidden="0" w:name="Medium Grid 1 Accent 2"/>
-    <w:lsdException w:unhideWhenUsed="0" w:uiPriority="68" w:semiHidden="0" w:name="Medium Grid 2 Accent 2"/>
-    <w:lsdException w:unhideWhenUsed="0" w:uiPriority="69" w:semiHidden="0" w:name="Medium Grid 3 Accent 2"/>
-    <w:lsdException w:unhideWhenUsed="0" w:uiPriority="70" w:semiHidden="0" w:name="Dark List Accent 2"/>
-    <w:lsdException w:unhideWhenUsed="0" w:uiPriority="71" w:semiHidden="0" w:name="Colorful Shading Accent 2"/>
-    <w:lsdException w:unhideWhenUsed="0" w:uiPriority="72" w:semiHidden="0" w:name="Colorful List Accent 2"/>
-    <w:lsdException w:unhideWhenUsed="0" w:uiPriority="73" w:semiHidden="0" w:name="Colorful Grid Accent 2"/>
-    <w:lsdException w:unhideWhenUsed="0" w:uiPriority="60" w:semiHidden="0" w:name="Light Shading Accent 3"/>
-    <w:lsdException w:unhideWhenUsed="0" w:uiPriority="61" w:semiHidden="0" w:name="Light List Accent 3"/>
-    <w:lsdException w:unhideWhenUsed="0" w:uiPriority="62" w:semiHidden="0" w:name="Light Grid Accent 3"/>
-    <w:lsdException w:unhideWhenUsed="0" w:uiPriority="63" w:semiHidden="0" w:name="Medium Shading 1 Accent 3"/>
-    <w:lsdException w:unhideWhenUsed="0" w:uiPriority="64" w:semiHidden="0" w:name="Medium Shading 2 Accent 3"/>
-    <w:lsdException w:unhideWhenUsed="0" w:uiPriority="65" w:semiHidden="0" w:name="Medium List 1 Accent 3"/>
-    <w:lsdException w:unhideWhenUsed="0" w:uiPriority="66" w:semiHidden="0" w:name="Medium List 2 Accent 3"/>
-    <w:lsdException w:unhideWhenUsed="0" w:uiPriority="67" w:semiHidden="0" w:name="Medium Grid 1 Accent 3"/>
-    <w:lsdException w:unhideWhenUsed="0" w:uiPriority="68" w:semiHidden="0" w:name="Medium Grid 2 Accent 3"/>
-    <w:lsdException w:unhideWhenUsed="0" w:uiPriority="69" w:semiHidden="0" w:name="Medium Grid 3 Accent 3"/>
-    <w:lsdException w:unhideWhenUsed="0" w:uiPriority="70" w:semiHidden="0" w:name="Dark List Accent 3"/>
-    <w:lsdException w:unhideWhenUsed="0" w:uiPriority="71" w:semiHidden="0" w:name="Colorful Shading Accent 3"/>
-    <w:lsdException w:unhideWhenUsed="0" w:uiPriority="72" w:semiHidden="0" w:name="Colorful List Accent 3"/>
-    <w:lsdException w:unhideWhenUsed="0" w:uiPriority="73" w:semiHidden="0" w:name="Colorful Grid Accent 3"/>
-    <w:lsdException w:unhideWhenUsed="0" w:uiPriority="60" w:semiHidden="0" w:name="Light Shading Accent 4"/>
-    <w:lsdException w:unhideWhenUsed="0" w:uiPriority="61" w:semiHidden="0" w:name="Light List Accent 4"/>
-    <w:lsdException w:unhideWhenUsed="0" w:uiPriority="62" w:semiHidden="0" w:name="Light Grid Accent 4"/>
-    <w:lsdException w:unhideWhenUsed="0" w:uiPriority="63" w:semiHidden="0" w:name="Medium Shading 1 Accent 4"/>
-    <w:lsdException w:unhideWhenUsed="0" w:uiPriority="64" w:semiHidden="0" w:name="Medium Shading 2 Accent 4"/>
-    <w:lsdException w:unhideWhenUsed="0" w:uiPriority="65" w:semiHidden="0" w:name="Medium List 1 Accent 4"/>
-    <w:lsdException w:unhideWhenUsed="0" w:uiPriority="66" w:semiHidden="0" w:name="Medium List 2 Accent 4"/>
-    <w:lsdException w:unhideWhenUsed="0" w:uiPriority="67" w:semiHidden="0" w:name="Medium Grid 1 Accent 4"/>
-    <w:lsdException w:unhideWhenUsed="0" w:uiPriority="68" w:semiHidden="0" w:name="Medium Grid 2 Accent 4"/>
-    <w:lsdException w:unhideWhenUsed="0" w:uiPriority="69" w:semiHidden="0" w:name="Medium Grid 3 Accent 4"/>
-    <w:lsdException w:unhideWhenUsed="0" w:uiPriority="70" w:semiHidden="0" w:name="Dark List Accent 4"/>
-    <w:lsdException w:unhideWhenUsed="0" w:uiPriority="71" w:semiHidden="0" w:name="Colorful Shading Accent 4"/>
-    <w:lsdException w:unhideWhenUsed="0" w:uiPriority="72" w:semiHidden="0" w:name="Colorful List Accent 4"/>
-    <w:lsdException w:unhideWhenUsed="0" w:uiPriority="73" w:semiHidden="0" w:name="Colorful Grid Accent 4"/>
-    <w:lsdException w:unhideWhenUsed="0" w:uiPriority="60" w:semiHidden="0" w:name="Light Shading Accent 5"/>
-    <w:lsdException w:unhideWhenUsed="0" w:uiPriority="61" w:semiHidden="0" w:name="Light List Accent 5"/>
-    <w:lsdException w:unhideWhenUsed="0" w:uiPriority="62" w:semiHidden="0" w:name="Light Grid Accent 5"/>
-    <w:lsdException w:unhideWhenUsed="0" w:uiPriority="63" w:semiHidden="0" w:name="Medium Shading 1 Accent 5"/>
-    <w:lsdException w:unhideWhenUsed="0" w:uiPriority="64" w:semiHidden="0" w:name="Medium Shading 2 Accent 5"/>
-    <w:lsdException w:unhideWhenUsed="0" w:uiPriority="65" w:semiHidden="0" w:name="Medium List 1 Accent 5"/>
-    <w:lsdException w:unhideWhenUsed="0" w:uiPriority="66" w:semiHidden="0" w:name="Medium List 2 Accent 5"/>
-    <w:lsdException w:unhideWhenUsed="0" w:uiPriority="67" w:semiHidden="0" w:name="Medium Grid 1 Accent 5"/>
-    <w:lsdException w:unhideWhenUsed="0" w:uiPriority="68" w:semiHidden="0" w:name="Medium Grid 2 Accent 5"/>
-    <w:lsdException w:unhideWhenUsed="0" w:uiPriority="69" w:semiHidden="0" w:name="Medium Grid 3 Accent 5"/>
-    <w:lsdException w:unhideWhenUsed="0" w:uiPriority="70" w:semiHidden="0" w:name="Dark List Accent 5"/>
-    <w:lsdException w:unhideWhenUsed="0" w:uiPriority="71" w:semiHidden="0" w:name="Colorful Shading Accent 5"/>
-    <w:lsdException w:unhideWhenUsed="0" w:uiPriority="72" w:semiHidden="0" w:name="Colorful List Accent 5"/>
-    <w:lsdException w:unhideWhenUsed="0" w:uiPriority="73" w:semiHidden="0" w:name="Colorful Grid Accent 5"/>
-    <w:lsdException w:unhideWhenUsed="0" w:uiPriority="60" w:semiHidden="0" w:name="Light Shading Accent 6"/>
-    <w:lsdException w:unhideWhenUsed="0" w:uiPriority="61" w:semiHidden="0" w:name="Light List Accent 6"/>
-    <w:lsdException w:unhideWhenUsed="0" w:uiPriority="62" w:semiHidden="0" w:name="Light Grid Accent 6"/>
-    <w:lsdException w:unhideWhenUsed="0" w:uiPriority="63" w:semiHidden="0" w:name="Medium Shading 1 Accent 6"/>
-    <w:lsdException w:unhideWhenUsed="0" w:uiPriority="64" w:semiHidden="0" w:name="Medium Shading 2 Accent 6"/>
-    <w:lsdException w:unhideWhenUsed="0" w:uiPriority="65" w:semiHidden="0" w:name="Medium List 1 Accent 6"/>
-    <w:lsdException w:unhideWhenUsed="0" w:uiPriority="66" w:semiHidden="0" w:name="Medium List 2 Accent 6"/>
-    <w:lsdException w:unhideWhenUsed="0" w:uiPriority="67" w:semiHidden="0" w:name="Medium Grid 1 Accent 6"/>
-    <w:lsdException w:unhideWhenUsed="0" w:uiPriority="68" w:semiHidden="0" w:name="Medium Grid 2 Accent 6"/>
-    <w:lsdException w:unhideWhenUsed="0" w:uiPriority="69" w:semiHidden="0" w:name="Medium Grid 3 Accent 6"/>
-    <w:lsdException w:unhideWhenUsed="0" w:uiPriority="70" w:semiHidden="0" w:name="Dark List Accent 6"/>
-    <w:lsdException w:unhideWhenUsed="0" w:uiPriority="71" w:semiHidden="0" w:name="Colorful Shading Accent 6"/>
-    <w:lsdException w:unhideWhenUsed="0" w:uiPriority="72" w:semiHidden="0" w:name="Colorful List Accent 6"/>
-    <w:lsdException w:unhideWhenUsed="0" w:uiPriority="73" w:semiHidden="0" w:name="Colorful Grid Accent 6"/>
+  <w:latentStyles w:defLockedState="0" w:defUIPriority="0" w:defSemiHidden="0" w:defUnhideWhenUsed="0" w:defQFormat="0" w:count="371">
+    <w:lsdException w:name="Normal" w:qFormat="1"/>
+    <w:lsdException w:name="heading 1" w:qFormat="1"/>
+    <w:lsdException w:name="heading 2" w:semiHidden="1" w:unhideWhenUsed="1" w:qFormat="1"/>
+    <w:lsdException w:name="heading 3" w:semiHidden="1" w:unhideWhenUsed="1" w:qFormat="1"/>
+    <w:lsdException w:name="heading 4" w:semiHidden="1" w:unhideWhenUsed="1" w:qFormat="1"/>
+    <w:lsdException w:name="heading 5" w:semiHidden="1" w:unhideWhenUsed="1" w:qFormat="1"/>
+    <w:lsdException w:name="heading 6" w:semiHidden="1" w:unhideWhenUsed="1" w:qFormat="1"/>
+    <w:lsdException w:name="heading 7" w:semiHidden="1" w:unhideWhenUsed="1" w:qFormat="1"/>
+    <w:lsdException w:name="heading 8" w:semiHidden="1" w:unhideWhenUsed="1" w:qFormat="1"/>
+    <w:lsdException w:name="heading 9" w:semiHidden="1" w:unhideWhenUsed="1" w:qFormat="1"/>
+    <w:lsdException w:name="header" w:qFormat="1"/>
+    <w:lsdException w:name="footer" w:qFormat="1"/>
+    <w:lsdException w:name="caption" w:semiHidden="1" w:unhideWhenUsed="1" w:qFormat="1"/>
+    <w:lsdException w:name="Title" w:qFormat="1"/>
+    <w:lsdException w:name="Default Paragraph Font" w:semiHidden="1" w:uiPriority="1" w:unhideWhenUsed="1" w:qFormat="1"/>
+    <w:lsdException w:name="Subtitle" w:qFormat="1"/>
+    <w:lsdException w:name="Strong" w:qFormat="1"/>
+    <w:lsdException w:name="Emphasis" w:qFormat="1"/>
+    <w:lsdException w:name="HTML Top of Form" w:semiHidden="1" w:uiPriority="99" w:unhideWhenUsed="1"/>
+    <w:lsdException w:name="HTML Bottom of Form" w:semiHidden="1" w:uiPriority="99" w:unhideWhenUsed="1"/>
+    <w:lsdException w:name="Normal Table" w:semiHidden="1" w:uiPriority="99" w:unhideWhenUsed="1" w:qFormat="1"/>
+    <w:lsdException w:name="No List" w:semiHidden="1" w:uiPriority="99" w:unhideWhenUsed="1"/>
+    <w:lsdException w:name="Outline List 1" w:semiHidden="1" w:uiPriority="99" w:unhideWhenUsed="1"/>
+    <w:lsdException w:name="Outline List 2" w:semiHidden="1" w:uiPriority="99" w:unhideWhenUsed="1"/>
+    <w:lsdException w:name="Outline List 3" w:semiHidden="1" w:uiPriority="99" w:unhideWhenUsed="1"/>
+    <w:lsdException w:name="Table Simple 1" w:semiHidden="1" w:unhideWhenUsed="1"/>
+    <w:lsdException w:name="Table Simple 2" w:semiHidden="1" w:unhideWhenUsed="1"/>
+    <w:lsdException w:name="Table Simple 3" w:semiHidden="1" w:unhideWhenUsed="1"/>
+    <w:lsdException w:name="Table Classic 1" w:semiHidden="1" w:unhideWhenUsed="1"/>
+    <w:lsdException w:name="Table Classic 2" w:semiHidden="1" w:unhideWhenUsed="1"/>
+    <w:lsdException w:name="Table Classic 3" w:semiHidden="1" w:unhideWhenUsed="1"/>
+    <w:lsdException w:name="Table Classic 4" w:semiHidden="1" w:unhideWhenUsed="1"/>
+    <w:lsdException w:name="Table Colorful 1" w:semiHidden="1" w:unhideWhenUsed="1"/>
+    <w:lsdException w:name="Table Colorful 2" w:semiHidden="1" w:unhideWhenUsed="1"/>
+    <w:lsdException w:name="Table Colorful 3" w:semiHidden="1" w:unhideWhenUsed="1"/>
+    <w:lsdException w:name="Table Columns 1" w:semiHidden="1" w:unhideWhenUsed="1"/>
+    <w:lsdException w:name="Table Columns 2" w:semiHidden="1" w:unhideWhenUsed="1"/>
+    <w:lsdException w:name="Table Columns 3" w:semiHidden="1" w:unhideWhenUsed="1"/>
+    <w:lsdException w:name="Table Columns 4" w:semiHidden="1" w:unhideWhenUsed="1"/>
+    <w:lsdException w:name="Table Columns 5" w:semiHidden="1" w:unhideWhenUsed="1"/>
+    <w:lsdException w:name="Table Grid 1" w:semiHidden="1" w:unhideWhenUsed="1"/>
+    <w:lsdException w:name="Table Grid 2" w:semiHidden="1" w:unhideWhenUsed="1"/>
+    <w:lsdException w:name="Table Grid 3" w:semiHidden="1" w:unhideWhenUsed="1"/>
+    <w:lsdException w:name="Table Grid 4" w:semiHidden="1" w:unhideWhenUsed="1"/>
+    <w:lsdException w:name="Table Grid 5" w:semiHidden="1" w:unhideWhenUsed="1"/>
+    <w:lsdException w:name="Table Grid 6" w:semiHidden="1" w:unhideWhenUsed="1"/>
+    <w:lsdException w:name="Table Grid 7" w:semiHidden="1" w:unhideWhenUsed="1"/>
+    <w:lsdException w:name="Table Grid 8" w:semiHidden="1" w:unhideWhenUsed="1"/>
+    <w:lsdException w:name="Table List 1" w:semiHidden="1" w:unhideWhenUsed="1"/>
+    <w:lsdException w:name="Table List 2" w:semiHidden="1" w:unhideWhenUsed="1"/>
+    <w:lsdException w:name="Table List 3" w:semiHidden="1" w:unhideWhenUsed="1"/>
+    <w:lsdException w:name="Table List 4" w:semiHidden="1" w:unhideWhenUsed="1"/>
+    <w:lsdException w:name="Table List 5" w:semiHidden="1" w:unhideWhenUsed="1"/>
+    <w:lsdException w:name="Table List 6" w:semiHidden="1" w:unhideWhenUsed="1"/>
+    <w:lsdException w:name="Table List 7" w:semiHidden="1" w:unhideWhenUsed="1"/>
+    <w:lsdException w:name="Table List 8" w:semiHidden="1" w:unhideWhenUsed="1"/>
+    <w:lsdException w:name="Table 3D effects 1" w:semiHidden="1" w:unhideWhenUsed="1"/>
+    <w:lsdException w:name="Table 3D effects 2" w:semiHidden="1" w:unhideWhenUsed="1"/>
+    <w:lsdException w:name="Table 3D effects 3" w:semiHidden="1" w:unhideWhenUsed="1"/>
+    <w:lsdException w:name="Table Contemporary" w:semiHidden="1" w:unhideWhenUsed="1"/>
+    <w:lsdException w:name="Table Elegant" w:semiHidden="1" w:unhideWhenUsed="1"/>
+    <w:lsdException w:name="Table Professional" w:semiHidden="1" w:unhideWhenUsed="1"/>
+    <w:lsdException w:name="Table Subtle 1" w:semiHidden="1" w:unhideWhenUsed="1"/>
+    <w:lsdException w:name="Table Subtle 2" w:semiHidden="1" w:unhideWhenUsed="1"/>
+    <w:lsdException w:name="Table Web 1" w:semiHidden="1" w:unhideWhenUsed="1"/>
+    <w:lsdException w:name="Table Web 2" w:semiHidden="1" w:unhideWhenUsed="1"/>
+    <w:lsdException w:name="Table Web 3" w:semiHidden="1" w:unhideWhenUsed="1"/>
+    <w:lsdException w:name="Table Grid" w:qFormat="1"/>
+    <w:lsdException w:name="Table Theme" w:semiHidden="1" w:unhideWhenUsed="1"/>
+    <w:lsdException w:name="Placeholder Text" w:semiHidden="1" w:uiPriority="99"/>
+    <w:lsdException w:name="No Spacing" w:uiPriority="99"/>
+    <w:lsdException w:name="Light Shading" w:uiPriority="60"/>
+    <w:lsdException w:name="Light List" w:uiPriority="61"/>
+    <w:lsdException w:name="Light Grid" w:uiPriority="62"/>
+    <w:lsdException w:name="Medium Shading 1" w:uiPriority="63"/>
+    <w:lsdException w:name="Medium Shading 2" w:uiPriority="64"/>
+    <w:lsdException w:name="Medium List 1" w:uiPriority="65"/>
+    <w:lsdException w:name="Medium List 2" w:uiPriority="66"/>
+    <w:lsdException w:name="Medium Grid 1" w:uiPriority="67"/>
+    <w:lsdException w:name="Medium Grid 2" w:uiPriority="68"/>
+    <w:lsdException w:name="Medium Grid 3" w:uiPriority="69"/>
+    <w:lsdException w:name="Dark List" w:uiPriority="70"/>
+    <w:lsdException w:name="Colorful Shading" w:uiPriority="71"/>
+    <w:lsdException w:name="Colorful List" w:uiPriority="72"/>
+    <w:lsdException w:name="Colorful Grid" w:uiPriority="73"/>
+    <w:lsdException w:name="Light Shading Accent 1" w:uiPriority="60"/>
+    <w:lsdException w:name="Light List Accent 1" w:uiPriority="61"/>
+    <w:lsdException w:name="Light Grid Accent 1" w:uiPriority="62"/>
+    <w:lsdException w:name="Medium Shading 1 Accent 1" w:uiPriority="63"/>
+    <w:lsdException w:name="Medium Shading 2 Accent 1" w:uiPriority="64"/>
+    <w:lsdException w:name="Medium List 1 Accent 1" w:uiPriority="65"/>
+    <w:lsdException w:name="Revision" w:semiHidden="1" w:uiPriority="99"/>
+    <w:lsdException w:name="List Paragraph" w:uiPriority="99"/>
+    <w:lsdException w:name="Quote" w:uiPriority="99"/>
+    <w:lsdException w:name="Intense Quote" w:uiPriority="99"/>
+    <w:lsdException w:name="Medium List 2 Accent 1" w:uiPriority="66"/>
+    <w:lsdException w:name="Medium Grid 1 Accent 1" w:uiPriority="67"/>
+    <w:lsdException w:name="Medium Grid 2 Accent 1" w:uiPriority="68"/>
+    <w:lsdException w:name="Medium Grid 3 Accent 1" w:uiPriority="69"/>
+    <w:lsdException w:name="Dark List Accent 1" w:uiPriority="70"/>
+    <w:lsdException w:name="Colorful Shading Accent 1" w:uiPriority="71"/>
+    <w:lsdException w:name="Colorful List Accent 1" w:uiPriority="72"/>
+    <w:lsdException w:name="Colorful Grid Accent 1" w:uiPriority="73"/>
+    <w:lsdException w:name="Light Shading Accent 2" w:uiPriority="60"/>
+    <w:lsdException w:name="Light List Accent 2" w:uiPriority="61"/>
+    <w:lsdException w:name="Light Grid Accent 2" w:uiPriority="62"/>
+    <w:lsdException w:name="Medium Shading 1 Accent 2" w:uiPriority="63"/>
+    <w:lsdException w:name="Medium Shading 2 Accent 2" w:uiPriority="64"/>
+    <w:lsdException w:name="Medium List 1 Accent 2" w:uiPriority="65"/>
+    <w:lsdException w:name="Medium List 2 Accent 2" w:uiPriority="66"/>
+    <w:lsdException w:name="Medium Grid 1 Accent 2" w:uiPriority="67"/>
+    <w:lsdException w:name="Medium Grid 2 Accent 2" w:uiPriority="68"/>
+    <w:lsdException w:name="Medium Grid 3 Accent 2" w:uiPriority="69"/>
+    <w:lsdException w:name="Dark List Accent 2" w:uiPriority="70"/>
+    <w:lsdException w:name="Colorful Shading Accent 2" w:uiPriority="71"/>
+    <w:lsdException w:name="Colorful List Accent 2" w:uiPriority="72"/>
+    <w:lsdException w:name="Colorful Grid Accent 2" w:uiPriority="73"/>
+    <w:lsdException w:name="Light Shading Accent 3" w:uiPriority="60"/>
+    <w:lsdException w:name="Light List Accent 3" w:uiPriority="61"/>
+    <w:lsdException w:name="Light Grid Accent 3" w:uiPriority="62"/>
+    <w:lsdException w:name="Medium Shading 1 Accent 3" w:uiPriority="63"/>
+    <w:lsdException w:name="Medium Shading 2 Accent 3" w:uiPriority="64"/>
+    <w:lsdException w:name="Medium List 1 Accent 3" w:uiPriority="65"/>
+    <w:lsdException w:name="Medium List 2 Accent 3" w:uiPriority="66"/>
+    <w:lsdException w:name="Medium Grid 1 Accent 3" w:uiPriority="67"/>
+    <w:lsdException w:name="Medium Grid 2 Accent 3" w:uiPriority="68"/>
+    <w:lsdException w:name="Medium Grid 3 Accent 3" w:uiPriority="69"/>
+    <w:lsdException w:name="Dark List Accent 3" w:uiPriority="70"/>
+    <w:lsdException w:name="Colorful Shading Accent 3" w:uiPriority="71"/>
+    <w:lsdException w:name="Colorful List Accent 3" w:uiPriority="72"/>
+    <w:lsdException w:name="Colorful Grid Accent 3" w:uiPriority="73"/>
+    <w:lsdException w:name="Light Shading Accent 4" w:uiPriority="60"/>
+    <w:lsdException w:name="Light List Accent 4" w:uiPriority="61"/>
+    <w:lsdException w:name="Light Grid Accent 4" w:uiPriority="62"/>
+    <w:lsdException w:name="Medium Shading 1 Accent 4" w:uiPriority="63"/>
+    <w:lsdException w:name="Medium Shading 2 Accent 4" w:uiPriority="64"/>
+    <w:lsdException w:name="Medium List 1 Accent 4" w:uiPriority="65"/>
+    <w:lsdException w:name="Medium List 2 Accent 4" w:uiPriority="66"/>
+    <w:lsdException w:name="Medium Grid 1 Accent 4" w:uiPriority="67"/>
+    <w:lsdException w:name="Medium Grid 2 Accent 4" w:uiPriority="68"/>
+    <w:lsdException w:name="Medium Grid 3 Accent 4" w:uiPriority="69"/>
+    <w:lsdException w:name="Dark List Accent 4" w:uiPriority="70"/>
+    <w:lsdException w:name="Colorful Shading Accent 4" w:uiPriority="71"/>
+    <w:lsdException w:name="Colorful List Accent 4" w:uiPriority="72"/>
+    <w:lsdException w:name="Colorful Grid Accent 4" w:uiPriority="73"/>
+    <w:lsdException w:name="Light Shading Accent 5" w:uiPriority="60"/>
+    <w:lsdException w:name="Light List Accent 5" w:uiPriority="61"/>
+    <w:lsdException w:name="Light Grid Accent 5" w:uiPriority="62"/>
+    <w:lsdException w:name="Medium Shading 1 Accent 5" w:uiPriority="63"/>
+    <w:lsdException w:name="Medium Shading 2 Accent 5" w:uiPriority="64"/>
+    <w:lsdException w:name="Medium List 1 Accent 5" w:uiPriority="65"/>
+    <w:lsdException w:name="Medium List 2 Accent 5" w:uiPriority="66"/>
+    <w:lsdException w:name="Medium Grid 1 Accent 5" w:uiPriority="67"/>
+    <w:lsdException w:name="Medium Grid 2 Accent 5" w:uiPriority="68"/>
+    <w:lsdException w:name="Medium Grid 3 Accent 5" w:uiPriority="69"/>
+    <w:lsdException w:name="Dark List Accent 5" w:uiPriority="70"/>
+    <w:lsdException w:name="Colorful Shading Accent 5" w:uiPriority="71"/>
+    <w:lsdException w:name="Colorful List Accent 5" w:uiPriority="72"/>
+    <w:lsdException w:name="Colorful Grid Accent 5" w:uiPriority="73"/>
+    <w:lsdException w:name="Light Shading Accent 6" w:uiPriority="60"/>
+    <w:lsdException w:name="Light List Accent 6" w:uiPriority="61"/>
+    <w:lsdException w:name="Light Grid Accent 6" w:uiPriority="62"/>
+    <w:lsdException w:name="Medium Shading 1 Accent 6" w:uiPriority="63"/>
+    <w:lsdException w:name="Medium Shading 2 Accent 6" w:uiPriority="64"/>
+    <w:lsdException w:name="Medium List 1 Accent 6" w:uiPriority="65"/>
+    <w:lsdException w:name="Medium List 2 Accent 6" w:uiPriority="66"/>
+    <w:lsdException w:name="Medium Grid 1 Accent 6" w:uiPriority="67"/>
+    <w:lsdException w:name="Medium Grid 2 Accent 6" w:uiPriority="68"/>
+    <w:lsdException w:name="Medium Grid 3 Accent 6" w:uiPriority="69"/>
+    <w:lsdException w:name="Dark List Accent 6" w:uiPriority="70"/>
+    <w:lsdException w:name="Colorful Shading Accent 6" w:uiPriority="71"/>
+    <w:lsdException w:name="Colorful List Accent 6" w:uiPriority="72"/>
+    <w:lsdException w:name="Colorful Grid Accent 6" w:uiPriority="73"/>
+    <w:lsdException w:name="Subtle Emphasis" w:uiPriority="19" w:qFormat="1"/>
+    <w:lsdException w:name="Intense Emphasis" w:uiPriority="21" w:qFormat="1"/>
+    <w:lsdException w:name="Subtle Reference" w:uiPriority="31" w:qFormat="1"/>
+    <w:lsdException w:name="Intense Reference" w:uiPriority="32" w:qFormat="1"/>
+    <w:lsdException w:name="Book Title" w:uiPriority="33" w:qFormat="1"/>
+    <w:lsdException w:name="Bibliography" w:semiHidden="1" w:uiPriority="37" w:unhideWhenUsed="1"/>
+    <w:lsdException w:name="TOC Heading" w:semiHidden="1" w:uiPriority="39" w:unhideWhenUsed="1" w:qFormat="1"/>
+    <w:lsdException w:name="Plain Table 1" w:uiPriority="41"/>
+    <w:lsdException w:name="Plain Table 2" w:uiPriority="42"/>
+    <w:lsdException w:name="Plain Table 3" w:uiPriority="43"/>
+    <w:lsdException w:name="Plain Table 4" w:uiPriority="44"/>
+    <w:lsdException w:name="Plain Table 5" w:uiPriority="45"/>
+    <w:lsdException w:name="Grid Table Light" w:uiPriority="40"/>
+    <w:lsdException w:name="Grid Table 1 Light" w:uiPriority="46"/>
+    <w:lsdException w:name="Grid Table 2" w:uiPriority="47"/>
+    <w:lsdException w:name="Grid Table 3" w:uiPriority="48"/>
+    <w:lsdException w:name="Grid Table 4" w:uiPriority="49"/>
+    <w:lsdException w:name="Grid Table 5 Dark" w:uiPriority="50"/>
+    <w:lsdException w:name="Grid Table 6 Colorful" w:uiPriority="51"/>
+    <w:lsdException w:name="Grid Table 7 Colorful" w:uiPriority="52"/>
+    <w:lsdException w:name="Grid Table 1 Light Accent 1" w:uiPriority="46"/>
+    <w:lsdException w:name="Grid Table 2 Accent 1" w:uiPriority="47"/>
+    <w:lsdException w:name="Grid Table 3 Accent 1" w:uiPriority="48"/>
+    <w:lsdException w:name="Grid Table 4 Accent 1" w:uiPriority="49"/>
+    <w:lsdException w:name="Grid Table 5 Dark Accent 1" w:uiPriority="50"/>
+    <w:lsdException w:name="Grid Table 6 Colorful Accent 1" w:uiPriority="51"/>
+    <w:lsdException w:name="Grid Table 7 Colorful Accent 1" w:uiPriority="52"/>
+    <w:lsdException w:name="Grid Table 1 Light Accent 2" w:uiPriority="46"/>
+    <w:lsdException w:name="Grid Table 2 Accent 2" w:uiPriority="47"/>
+    <w:lsdException w:name="Grid Table 3 Accent 2" w:uiPriority="48"/>
+    <w:lsdException w:name="Grid Table 4 Accent 2" w:uiPriority="49"/>
+    <w:lsdException w:name="Grid Table 5 Dark Accent 2" w:uiPriority="50"/>
+    <w:lsdException w:name="Grid Table 6 Colorful Accent 2" w:uiPriority="51"/>
+    <w:lsdException w:name="Grid Table 7 Colorful Accent 2" w:uiPriority="52"/>
+    <w:lsdException w:name="Grid Table 1 Light Accent 3" w:uiPriority="46"/>
+    <w:lsdException w:name="Grid Table 2 Accent 3" w:uiPriority="47"/>
+    <w:lsdException w:name="Grid Table 3 Accent 3" w:uiPriority="48"/>
+    <w:lsdException w:name="Grid Table 4 Accent 3" w:uiPriority="49"/>
+    <w:lsdException w:name="Grid Table 5 Dark Accent 3" w:uiPriority="50"/>
+    <w:lsdException w:name="Grid Table 6 Colorful Accent 3" w:uiPriority="51"/>
+    <w:lsdException w:name="Grid Table 7 Colorful Accent 3" w:uiPriority="52"/>
+    <w:lsdException w:name="Grid Table 1 Light Accent 4" w:uiPriority="46"/>
+    <w:lsdException w:name="Grid Table 2 Accent 4" w:uiPriority="47"/>
+    <w:lsdException w:name="Grid Table 3 Accent 4" w:uiPriority="48"/>
+    <w:lsdException w:name="Grid Table 4 Accent 4" w:uiPriority="49"/>
+    <w:lsdException w:name="Grid Table 5 Dark Accent 4" w:uiPriority="50"/>
+    <w:lsdException w:name="Grid Table 6 Colorful Accent 4" w:uiPriority="51"/>
+    <w:lsdException w:name="Grid Table 7 Colorful Accent 4" w:uiPriority="52"/>
+    <w:lsdException w:name="Grid Table 1 Light Accent 5" w:uiPriority="46"/>
+    <w:lsdException w:name="Grid Table 2 Accent 5" w:uiPriority="47"/>
+    <w:lsdException w:name="Grid Table 3 Accent 5" w:uiPriority="48"/>
+    <w:lsdException w:name="Grid Table 4 Accent 5" w:uiPriority="49"/>
+    <w:lsdException w:name="Grid Table 5 Dark Accent 5" w:uiPriority="50"/>
+    <w:lsdException w:name="Grid Table 6 Colorful Accent 5" w:uiPriority="51"/>
+    <w:lsdException w:name="Grid Table 7 Colorful Accent 5" w:uiPriority="52"/>
+    <w:lsdException w:name="Grid Table 1 Light Accent 6" w:uiPriority="46"/>
+    <w:lsdException w:name="Grid Table 2 Accent 6" w:uiPriority="47"/>
+    <w:lsdException w:name="Grid Table 3 Accent 6" w:uiPriority="48"/>
+    <w:lsdException w:name="Grid Table 4 Accent 6" w:uiPriority="49"/>
+    <w:lsdException w:name="Grid Table 5 Dark Accent 6" w:uiPriority="50"/>
+    <w:lsdException w:name="Grid Table 6 Colorful Accent 6" w:uiPriority="51"/>
+    <w:lsdException w:name="Grid Table 7 Colorful Accent 6" w:uiPriority="52"/>
+    <w:lsdException w:name="List Table 1 Light" w:uiPriority="46"/>
+    <w:lsdException w:name="List Table 2" w:uiPriority="47"/>
+    <w:lsdException w:name="List Table 3" w:uiPriority="48"/>
+    <w:lsdException w:name="List Table 4" w:uiPriority="49"/>
+    <w:lsdException w:name="List Table 5 Dark" w:uiPriority="50"/>
+    <w:lsdException w:name="List Table 6 Colorful" w:uiPriority="51"/>
+    <w:lsdException w:name="List Table 7 Colorful" w:uiPriority="52"/>
+    <w:lsdException w:name="List Table 1 Light Accent 1" w:uiPriority="46"/>
+    <w:lsdException w:name="List Table 2 Accent 1" w:uiPriority="47"/>
+    <w:lsdException w:name="List Table 3 Accent 1" w:uiPriority="48"/>
+    <w:lsdException w:name="List Table 4 Accent 1" w:uiPriority="49"/>
+    <w:lsdException w:name="List Table 5 Dark Accent 1" w:uiPriority="50"/>
+    <w:lsdException w:name="List Table 6 Colorful Accent 1" w:uiPriority="51"/>
+    <w:lsdException w:name="List Table 7 Colorful Accent 1" w:uiPriority="52"/>
+    <w:lsdException w:name="List Table 1 Light Accent 2" w:uiPriority="46"/>
+    <w:lsdException w:name="List Table 2 Accent 2" w:uiPriority="47"/>
+    <w:lsdException w:name="List Table 3 Accent 2" w:uiPriority="48"/>
+    <w:lsdException w:name="List Table 4 Accent 2" w:uiPriority="49"/>
+    <w:lsdException w:name="List Table 5 Dark Accent 2" w:uiPriority="50"/>
+    <w:lsdException w:name="List Table 6 Colorful Accent 2" w:uiPriority="51"/>
+    <w:lsdException w:name="List Table 7 Colorful Accent 2" w:uiPriority="52"/>
+    <w:lsdException w:name="List Table 1 Light Accent 3" w:uiPriority="46"/>
+    <w:lsdException w:name="List Table 2 Accent 3" w:uiPriority="47"/>
+    <w:lsdException w:name="List Table 3 Accent 3" w:uiPriority="48"/>
+    <w:lsdException w:name="List Table 4 Accent 3" w:uiPriority="49"/>
+    <w:lsdException w:name="List Table 5 Dark Accent 3" w:uiPriority="50"/>
+    <w:lsdException w:name="List Table 6 Colorful Accent 3" w:uiPriority="51"/>
+    <w:lsdException w:name="List Table 7 Colorful Accent 3" w:uiPriority="52"/>
+    <w:lsdException w:name="List Table 1 Light Accent 4" w:uiPriority="46"/>
+    <w:lsdException w:name="List Table 2 Accent 4" w:uiPriority="47"/>
+    <w:lsdException w:name="List Table 3 Accent 4" w:uiPriority="48"/>
+    <w:lsdException w:name="List Table 4 Accent 4" w:uiPriority="49"/>
+    <w:lsdException w:name="List Table 5 Dark Accent 4" w:uiPriority="50"/>
+    <w:lsdException w:name="List Table 6 Colorful Accent 4" w:uiPriority="51"/>
+    <w:lsdException w:name="List Table 7 Colorful Accent 4" w:uiPriority="52"/>
+    <w:lsdException w:name="List Table 1 Light Accent 5" w:uiPriority="46"/>
+    <w:lsdException w:name="List Table 2 Accent 5" w:uiPriority="47"/>
+    <w:lsdException w:name="List Table 3 Accent 5" w:uiPriority="48"/>
+    <w:lsdException w:name="List Table 4 Accent 5" w:uiPriority="49"/>
+    <w:lsdException w:name="List Table 5 Dark Accent 5" w:uiPriority="50"/>
+    <w:lsdException w:name="List Table 6 Colorful Accent 5" w:uiPriority="51"/>
+    <w:lsdException w:name="List Table 7 Colorful Accent 5" w:uiPriority="52"/>
+    <w:lsdException w:name="List Table 1 Light Accent 6" w:uiPriority="46"/>
+    <w:lsdException w:name="List Table 2 Accent 6" w:uiPriority="47"/>
+    <w:lsdException w:name="List Table 3 Accent 6" w:uiPriority="48"/>
+    <w:lsdException w:name="List Table 4 Accent 6" w:uiPriority="49"/>
+    <w:lsdException w:name="List Table 5 Dark Accent 6" w:uiPriority="50"/>
+    <w:lsdException w:name="List Table 6 Colorful Accent 6" w:uiPriority="51"/>
+    <w:lsdException w:name="List Table 7 Colorful Accent 6" w:uiPriority="52"/>
   </w:latentStyles>
-  <w:style w:type="paragraph" w:default="1" w:styleId="1">
+  <w:style w:type="paragraph" w:default="1" w:styleId="Normal">
     <w:name w:val="Normal"/>
     <w:qFormat/>
-    <w:uiPriority w:val="0"/>
     <w:rPr>
-      <w:rFonts w:asciiTheme="minorHAnsi" w:hAnsiTheme="minorHAnsi" w:eastAsiaTheme="minorEastAsia" w:cstheme="minorBidi"/>
-      <w:lang w:val="en-US" w:eastAsia="zh-CN" w:bidi="ar-SA"/>
+      <w:rFonts w:asciiTheme="minorHAnsi" w:eastAsiaTheme="minorEastAsia" w:hAnsiTheme="minorHAnsi" w:cstheme="minorBidi"/>
+      <w:lang w:val="en-US" w:eastAsia="zh-CN"/>
     </w:rPr>
   </w:style>
-  <w:style w:type="character" w:default="1" w:styleId="2">
+  <w:style w:type="character" w:default="1" w:styleId="DefaultParagraphFont">
     <w:name w:val="Default Paragraph Font"/>
+    <w:uiPriority w:val="1"/>
     <w:semiHidden/>
     <w:unhideWhenUsed/>
-    <w:qFormat/>
-    <w:uiPriority w:val="1"/>
   </w:style>
-  <w:style w:type="table" w:default="1" w:styleId="3">
+  <w:style w:type="table" w:default="1" w:styleId="TableNormal">
     <w:name w:val="Normal Table"/>
+    <w:uiPriority w:val="99"/>
     <w:semiHidden/>
     <w:unhideWhenUsed/>
-    <w:qFormat/>
-    <w:uiPriority w:val="99"/>
     <w:tblPr>
+      <w:tblInd w:w="0" w:type="dxa"/>
       <w:tblCellMar>
         <w:top w:w="0" w:type="dxa"/>
         <w:left w:w="108" w:type="dxa"/>
@@ -4145,11 +4985,16 @@
       </w:tblCellMar>
     </w:tblPr>
   </w:style>
-  <w:style w:type="paragraph" w:styleId="4">
+  <w:style w:type="numbering" w:default="1" w:styleId="NoList">
+    <w:name w:val="No List"/>
+    <w:uiPriority w:val="99"/>
+    <w:semiHidden/>
+    <w:unhideWhenUsed/>
+  </w:style>
+  <w:style w:type="paragraph" w:styleId="Footer">
     <w:name w:val="footer"/>
-    <w:basedOn w:val="1"/>
+    <w:basedOn w:val="Normal"/>
     <w:qFormat/>
-    <w:uiPriority w:val="0"/>
     <w:pPr>
       <w:tabs>
         <w:tab w:val="center" w:pos="4153"/>
@@ -4162,11 +5007,10 @@
       <w:szCs w:val="18"/>
     </w:rPr>
   </w:style>
-  <w:style w:type="paragraph" w:styleId="5">
+  <w:style w:type="paragraph" w:styleId="Header">
     <w:name w:val="header"/>
-    <w:basedOn w:val="1"/>
+    <w:basedOn w:val="Normal"/>
     <w:qFormat/>
-    <w:uiPriority w:val="0"/>
     <w:pPr>
       <w:tabs>
         <w:tab w:val="center" w:pos="4153"/>
@@ -4179,23 +5023,22 @@
       <w:szCs w:val="18"/>
     </w:rPr>
   </w:style>
-  <w:style w:type="table" w:styleId="6">
+  <w:style w:type="table" w:styleId="TableGrid">
     <w:name w:val="Table Grid"/>
-    <w:basedOn w:val="3"/>
+    <w:basedOn w:val="TableNormal"/>
     <w:qFormat/>
-    <w:uiPriority w:val="0"/>
     <w:pPr>
       <w:widowControl w:val="0"/>
       <w:jc w:val="both"/>
     </w:pPr>
     <w:tblPr>
       <w:tblBorders>
-        <w:top w:val="single" w:color="auto" w:sz="4" w:space="0"/>
-        <w:left w:val="single" w:color="auto" w:sz="4" w:space="0"/>
-        <w:bottom w:val="single" w:color="auto" w:sz="4" w:space="0"/>
-        <w:right w:val="single" w:color="auto" w:sz="4" w:space="0"/>
-        <w:insideH w:val="single" w:color="auto" w:sz="4" w:space="0"/>
-        <w:insideV w:val="single" w:color="auto" w:sz="4" w:space="0"/>
+        <w:top w:val="single" w:sz="4" w:space="0" w:color="auto"/>
+        <w:left w:val="single" w:sz="4" w:space="0" w:color="auto"/>
+        <w:bottom w:val="single" w:sz="4" w:space="0" w:color="auto"/>
+        <w:right w:val="single" w:sz="4" w:space="0" w:color="auto"/>
+        <w:insideH w:val="single" w:sz="4" w:space="0" w:color="auto"/>
+        <w:insideV w:val="single" w:sz="4" w:space="0" w:color="auto"/>
       </w:tblBorders>
     </w:tblPr>
   </w:style>
@@ -4454,5 +5297,6 @@
     </a:fmtScheme>
   </a:themeElements>
   <a:objectDefaults/>
+  <a:extraClrSchemeLst/>
 </a:theme>
 </file>